--- a/docs/MedTwin_Project_Report_MUJ.docx
+++ b/docs/MedTwin_Project_Report_MUJ.docx
@@ -236,7 +236,7 @@
           <w:noProof/>
         </w:rPr>
         <w:drawing>
-          <wp:inline distT="0" distB="0" distL="0" distR="0" wp14:anchorId="2709CCE7" wp14:editId="3E068200">
+          <wp:inline distT="0" distB="0" distL="0" distR="0" wp14:anchorId="777F3963" wp14:editId="66C97EE0">
             <wp:extent cx="2381250" cy="447675"/>
             <wp:effectExtent l="0" t="0" r="0" b="0"/>
             <wp:docPr id="10" name="Picture 10"/>
@@ -380,7 +380,7 @@
           <w:b/>
           <w:bCs/>
         </w:rPr>
-        <w:t>“MedTwin: Realistic and Private Synthetic Patient Data with Missing Values”</w:t>
+        <w:t>"MedTwin: Realistic and Private Synthetic Patient Data with Missing Values"</w:t>
       </w:r>
       <w:r>
         <w:t xml:space="preserve"> has been carried out by Pranav Ladha (23FE10CDS00455), Devisha Jain (23FE10CDS00493), Nandini Nahata (23FE10CDS00376) and Jiya Gakhar (23FE10CDS00480), students of the Department of Data Science and Engineering, Manipal University Jaipur, in partial fulfilment of the requirements for the award of the degree of </w:t>
@@ -496,7 +496,7 @@
           <w:sz w:val="24"/>
           <w:szCs w:val="24"/>
         </w:rPr>
-        <w:t xml:space="preserve">We would like to express our sincere gratitude to our project guide, </w:t>
+        <w:t xml:space="preserve">We thank our project guide, </w:t>
       </w:r>
       <w:r>
         <w:rPr>
@@ -512,7 +512,7 @@
           <w:sz w:val="24"/>
           <w:szCs w:val="24"/>
         </w:rPr>
-        <w:t>, Assistant Professor (Selection Grade), Department of Data Science &amp; Engineering, Manipal University Jaipur, for his constant guidance, encouragement and valuable feedback throughout this project. His suggestions on how to evaluate synthetic data fairly, and his insistence on testing every claim, shaped both the direction and the quality of this work.</w:t>
+        <w:t>, Assistant Professor (Selection Grade), Department of Data Science &amp; Engineering, Manipal University Jaipur, for guiding us through this project. He pushed us to evaluate synthetic data fairly and to test every claim we made, and the project is much better for it.</w:t>
       </w:r>
     </w:p>
     <w:p>
@@ -525,7 +525,7 @@
           <w:sz w:val="24"/>
           <w:szCs w:val="24"/>
         </w:rPr>
-        <w:t>We are thankful to the Head of the Department and all faculty members of the Department of Data Science and Engineering for providing the academic environment, resources and support needed to carry out this project. We also thank the School of Computer Science and Engineering and Manipal University Jaipur for the opportunity to undertake this work as part of our B.Tech programme.</w:t>
+        <w:t>We also thank the Head of the Department and the faculty of the Department of Data Science and Engineering for their support, and the School of Computer Science and Engineering and Manipal University Jaipur for letting us take up this work as part of our B.Tech programme.</w:t>
       </w:r>
     </w:p>
     <w:p>
@@ -538,7 +538,7 @@
           <w:sz w:val="24"/>
           <w:szCs w:val="24"/>
         </w:rPr>
-        <w:t>We acknowledge the creators of the public UCI Heart Disease and Pima Indians Diabetes datasets, and the authors of the open-source libraries used in this project, without whom this work would not have been possible.</w:t>
+        <w:t>The UCI Heart Disease and Pima Indians Diabetes datasets are public. We are grateful to the people who collected and shared them, and to the authors of the open-source libraries we used.</w:t>
       </w:r>
     </w:p>
     <w:p>
@@ -564,7 +564,7 @@
           <w:sz w:val="24"/>
           <w:szCs w:val="24"/>
         </w:rPr>
-        <w:t>Finally, we are deeply grateful to our families and friends for their continuous support and motivation.</w:t>
+        <w:t>Finally, we thank our families and friends for their support.</w:t>
       </w:r>
     </w:p>
     <w:p>
@@ -635,10 +635,10 @@
         <w:jc w:val="both"/>
       </w:pPr>
       <w:r>
-        <w:t xml:space="preserve">Patient data is essential for building medical machine-learning models, but privacy laws and hospital rules rightly restrict who may access it. Synthetic data — artificial patient records produced by a generative model that has learned the patterns of real records — is a promising way to share such data without exposing real people. Real clinical data, however, is incomplete in structured ways: whether a test was performed often depends on the hospital that recorded it. Most synthetic-data tools fill these </w:t>
-      </w:r>
-      <w:r>
-        <w:t>gaps before learning, so the data they produce has no gaps at all, which makes it unrealistic and easy to tell apart from real records.</w:t>
+        <w:t>Medical machine-learning models need patient data, but privacy laws and hospital rules limit who may see it. Synthetic data is one answer. A generative model learns the patterns in real patient records and then produces artificial records that follow the same patterns. Real clinical data has gaps, and they are not random: whether a test was done often depends on the hospital. Most synthetic-data tools fill these gaps before training, so their output has no gaps at all. Records like that do not look like rea</w:t>
+      </w:r>
+      <w:r>
+        <w:t>l hospital data and are easy to tell apart from it.</w:t>
       </w:r>
     </w:p>
     <w:p>
@@ -656,10 +656,10 @@
         <w:t>MedTwin</w:t>
       </w:r>
       <w:r>
-        <w:t>, a conditional Wasserstein generative adversarial network with gradient penalty (WGAN-GP) that treats “not measured” as part of the record. For every column that can be missing it learns a yes/no measurement flag; a separate flag reproduces values that are exactly zero; and every synthetic patient is generated for a specific hospital, so that each hospital's measurement habits are learned. We also propose two new evaluation tools: missing-value fidelity scores, which measure whether the gaps in synthetic d</w:t>
-      </w:r>
-      <w:r>
-        <w:t>ata are realistic per column, per hospital and as whole patterns, and a missing-value privacy audit, which tests whether keeping realistic gaps makes patients easier to identify.</w:t>
+        <w:t>, a conditional Wasserstein generative adversarial network with gradient penalty (WGAN-GP) that keeps "not measured" as part of each record. For every column that can be missing, MedTwin learns a yes/no flag that says whether the value was measured. A second flag handles values that are exactly zero, and each synthetic patient is generated for a chosen hospital, so the model picks up each hospital's testing habits. We also propose two ways to evaluate missing values. Missing-value fidelity scores check whet</w:t>
+      </w:r>
+      <w:r>
+        <w:t>her the gaps in synthetic data are realistic per column, per hospital and as whole patterns. A missing-value privacy audit checks whether keeping realistic gaps makes patients easier to identify.</w:t>
       </w:r>
     </w:p>
     <w:p>
@@ -667,13 +667,13 @@
         <w:jc w:val="both"/>
       </w:pPr>
       <w:r>
-        <w:t>MedTwin was compared with three established methods (CTGAN, TVAE and TabDDPM) on the four-hospital UCI Heart Disease data (920 patients) and the Pima Indians Diabetes data (768 patients), over five repeated experiments, always testing on real patients that no model had seen. MedTwin produced the most realistic records: a classifier could tell its heart-disease patients from real ones only 61.5% of the time, against 74.9–92.8% for the other methods (50% is ideal). A disease predictor trained only on its synt</w:t>
-      </w:r>
-      <w:r>
-        <w:t xml:space="preserve">hetic data kept 97.5% of the performance of one trained on real data, tied with the best other method. Its missing-value patterns were almost as close to the real data as a second sample of real patients (pattern distance 0.174 against 0.152), and it was the only method that placed gaps at the right hospitals. Privacy attacks found no sign of memorisation, whereas TabDDPM clearly memorised its training patients on the diabetes data. Finally, we found a small but consistent privacy cost of keeping realistic </w:t>
-      </w:r>
-      <w:r>
-        <w:t>gaps for patients with unusual missing-value patterns — a new finding that we report openly.</w:t>
+        <w:t>We compared MedTwin with CTGAN, TVAE and TabDDPM on the four-hospital UCI Heart Disease data (920 patients) and the Pima Indians Diabetes data (768 patients). Each comparison was repeated five times and always tested on real patients that no model had seen. On heart disease, a classifier could tell MedTwin's patients from real ones 61.5% of the time, against 74.9–92.8% for the other methods (50% would mean they cannot be told apart at all). A disease predictor trained only on MedTwin's data kept 97.5% of th</w:t>
+      </w:r>
+      <w:r>
+        <w:t>e performance of one trained on real data, level with the best other method. MedTwin's missing-value patterns were almost as close to the real data as a second sample of real patients (pattern distance 0.174 against 0.152), and no other method put the gaps at the right hospitals. Privacy attacks found no sign that MedTwin memorised its training patients, while TabDDPM did memorise them on the diabetes data. We also found that keeping realistic gaps has a small privacy cost for patients whose gaps are unusua</w:t>
+      </w:r>
+      <w:r>
+        <w:t>l.</w:t>
       </w:r>
     </w:p>
     <w:p>
@@ -9139,7 +9139,7 @@
         <w:jc w:val="both"/>
       </w:pPr>
       <w:r>
-        <w:t>Machine learning is increasingly used in healthcare to predict diseases, support doctors in diagnosis and plan treatment. To build such models, researchers need large amounts of real patient data. This data is highly sensitive, and laws such as HIPAA (USA) and GDPR (Europe), together with hospital ethics rules, rightly restrict who can access it. As a result, students, researchers and smaller organisations often cannot obtain the data they need, and useful work is slowed down or never started.</w:t>
+        <w:t>Hospitals now use machine learning to predict disease and to help doctors with diagnosis and treatment. Building these models takes a lot of real patient data. That data is sensitive, so laws such as HIPAA in the USA and GDPR in Europe, along with hospital ethics rules, limit who can see it. Students, researchers and small organisations often cannot get access, and some useful projects never start.</w:t>
       </w:r>
     </w:p>
     <w:p>
@@ -9147,14 +9147,7 @@
         <w:jc w:val="both"/>
       </w:pPr>
       <w:r>
-        <w:rPr>
-          <w:b/>
-          <w:bCs/>
-        </w:rPr>
-        <w:t>Synthetic data</w:t>
-      </w:r>
-      <w:r>
-        <w:t xml:space="preserve"> offers a way around this problem [1, 2]. A generative model learns the statistical patterns of real patient records and then produces new, artificial records that follow the same patterns but do not belong to any real person. If the synthetic data is realistic, useful and private, it can be shared instead of the real data — for research, teaching, testing software and developing new models.</w:t>
+        <w:t>Synthetic data is one way around this [1, 2]. A generative model learns the statistical patterns of real patient records and then produces new records that follow those patterns but belong to no real person. If the synthetic records look real, work well for training models and do not give away the real patients, they can be shared in place of the real data, for example for research, teaching or software testing.</w:t>
       </w:r>
     </w:p>
     <w:p>
@@ -9172,7 +9165,7 @@
         <w:t>MedTwin</w:t>
       </w:r>
       <w:r>
-        <w:t>, a generative AI system that creates synthetic patient records from real hospital data. MedTwin is a conditional Wasserstein generative adversarial network with gradient penalty (WGAN-GP) [3, 4, 5]. It was tested on two public medical datasets — the four-hospital UCI Heart Disease data [6, 7] and the Pima Indians Diabetes data [8] — against three well-known synthetic-data methods.</w:t>
+        <w:t>, a model that creates synthetic patient records from real hospital data. MedTwin is a conditional Wasserstein generative adversarial network with gradient penalty (WGAN-GP) [3, 4, 5]. We tested it against three widely used synthetic-data methods on two public datasets: the UCI Heart Disease data from four hospitals [6, 7] and the Pima Indians Diabetes data [8].</w:t>
       </w:r>
     </w:p>
     <w:p>
@@ -9189,7 +9182,7 @@
         <w:jc w:val="both"/>
       </w:pPr>
       <w:r>
-        <w:t>Real clinical tables are not complete, and the gaps are not random. Whether a test was done depends on the hospital, the doctor and the patient. In the heart disease data used in this project, for example:</w:t>
+        <w:t>Real clinical tables have gaps, and the gaps follow a pattern. Whether a test was done depends on the hospital, the doctor and the patient. Some examples from the heart disease data used here:</w:t>
       </w:r>
     </w:p>
     <w:p>
@@ -9202,7 +9195,7 @@
         <w:jc w:val="both"/>
       </w:pPr>
       <w:r>
-        <w:t>every patient from Switzerland has a cholesterol value of 0, which really means “not measured” (100% missing);</w:t>
+        <w:t>every patient from Switzerland has a cholesterol value of 0, which really means "not measured" (100% missing);</w:t>
       </w:r>
     </w:p>
     <w:p>
@@ -9236,7 +9229,7 @@
         <w:jc w:val="both"/>
       </w:pPr>
       <w:r>
-        <w:t xml:space="preserve">Most synthetic-data tools cannot handle missing values, so the usual practice is to fill each gap with a typical value (such as the median) before training. The synthetic data then has no gaps at all, which is not how real hospital data looks, and the filled-in values are inventions. A synthetic version of a multi-hospital dataset should reproduce </w:t>
+        <w:t xml:space="preserve">Most synthetic-data tools cannot handle missing values, so people usually fill each gap with a typical value such as the median before training. The synthetic data then has no gaps at all, unlike real hospital data, and the filled-in values were never measured on anyone. A synthetic copy of a multi-hospital dataset should reproduce </w:t>
       </w:r>
       <w:r>
         <w:rPr>
@@ -9256,7 +9249,7 @@
         <w:t>where</w:t>
       </w:r>
       <w:r>
-        <w:t>. This observation is the main motivation of this project.</w:t>
+        <w:t>. That is the starting point of this project.</w:t>
       </w:r>
     </w:p>
     <w:p>
@@ -9279,14 +9272,7 @@
         <w:jc w:val="both"/>
       </w:pPr>
       <w:r>
-        <w:rPr>
-          <w:b/>
-          <w:bCs/>
-        </w:rPr>
-        <w:t>Data sharing for research:</w:t>
-      </w:r>
-      <w:r>
-        <w:t xml:space="preserve"> hospitals can share realistic synthetic versions of their data with researchers without exposing real patients.</w:t>
+        <w:t>Hospitals could share synthetic versions of their data with researchers without exposing real patients.</w:t>
       </w:r>
     </w:p>
     <w:p>
@@ -9299,14 +9285,7 @@
         <w:jc w:val="both"/>
       </w:pPr>
       <w:r>
-        <w:rPr>
-          <w:b/>
-          <w:bCs/>
-        </w:rPr>
-        <w:t>Education and training:</w:t>
-      </w:r>
-      <w:r>
-        <w:t xml:space="preserve"> students can practise building medical machine-learning models on realistic data that contains real-world problems such as missing values.</w:t>
+        <w:t>Students could practise building medical models on data that has real-world problems such as missing values.</w:t>
       </w:r>
     </w:p>
     <w:p>
@@ -9319,14 +9298,7 @@
         <w:jc w:val="both"/>
       </w:pPr>
       <w:r>
-        <w:rPr>
-          <w:b/>
-          <w:bCs/>
-        </w:rPr>
-        <w:t>Software and model testing:</w:t>
-      </w:r>
-      <w:r>
-        <w:t xml:space="preserve"> developers can test data pipelines and prediction models on data that behaves like real hospital data, including its gaps.</w:t>
+        <w:t>Developers could test data pipelines and prediction models on data that behaves like hospital data, gaps included.</w:t>
       </w:r>
     </w:p>
     <w:p>
@@ -9339,14 +9311,7 @@
         <w:jc w:val="both"/>
       </w:pPr>
       <w:r>
-        <w:rPr>
-          <w:b/>
-          <w:bCs/>
-        </w:rPr>
-        <w:t>Multi-hospital collaboration:</w:t>
-      </w:r>
-      <w:r>
-        <w:t xml:space="preserve"> because MedTwin generates patients for a chosen hospital, it can represent the different measurement practices of several sites.</w:t>
+        <w:t>Because MedTwin generates patients for a chosen hospital, one model can represent the testing habits of several hospitals.</w:t>
       </w:r>
     </w:p>
     <w:p>
@@ -9359,14 +9324,7 @@
         <w:jc w:val="both"/>
       </w:pPr>
       <w:r>
-        <w:rPr>
-          <w:b/>
-          <w:bCs/>
-        </w:rPr>
-        <w:t>Benchmarking:</w:t>
-      </w:r>
-      <w:r>
-        <w:t xml:space="preserve"> the evaluation tools developed here can be used to compare any synthetic-data generator on realism, usefulness, privacy and missing-value quality.</w:t>
+        <w:t>The evaluation tools from this project can be used to compare any synthetic-data generator, including on how well it handles missing values.</w:t>
       </w:r>
     </w:p>
     <w:p>
@@ -9388,7 +9346,7 @@
         <w:jc w:val="both"/>
       </w:pPr>
       <w:r>
-        <w:t>Synthetic records do not belong to real patients, reducing privacy risk when data is shared.</w:t>
+        <w:t>Synthetic records do not belong to real patients, so sharing them carries less privacy risk.</w:t>
       </w:r>
     </w:p>
     <w:p>
@@ -9401,7 +9359,7 @@
         <w:jc w:val="both"/>
       </w:pPr>
       <w:r>
-        <w:t>Missing values are generated realistically instead of being invented, so the synthetic data keeps the structure of real data.</w:t>
+        <w:t>Missing values are generated as gaps instead of being filled with made-up numbers, so the data keeps the structure of real records.</w:t>
       </w:r>
     </w:p>
     <w:p>
@@ -9414,7 +9372,7 @@
         <w:jc w:val="both"/>
       </w:pPr>
       <w:r>
-        <w:t>The system is configured with a settings file, so a new dataset can be used without changing the code.</w:t>
+        <w:t>A new dataset only needs a new settings file. The code stays the same.</w:t>
       </w:r>
     </w:p>
     <w:p>
@@ -9427,7 +9385,7 @@
         <w:jc w:val="both"/>
       </w:pPr>
       <w:r>
-        <w:t>Every result is tested on real patients the model never saw, repeated five times, and compared with paired statistics, so the conclusions are reliable.</w:t>
+        <w:t>Every result is measured on real patients the model never saw, repeated with five seeds and compared with paired statistics.</w:t>
       </w:r>
     </w:p>
     <w:p>
@@ -9454,7 +9412,7 @@
         <w:t>Problem statement.</w:t>
       </w:r>
       <w:r>
-        <w:t xml:space="preserve"> Design, implement and rigorously evaluate a generative AI system that produces realistic, useful and private synthetic patient records from incomplete, multi-hospital clinical data, keeping the real pattern of missing values; and develop methods to measure how realistic the missing values in synthetic data are and whether keeping them creates a privacy risk.</w:t>
+        <w:t xml:space="preserve"> Build and test a model that generates synthetic patient records from incomplete clinical data collected at several hospitals, keeping the real pattern of missing values. The records should look real, be useful for training prediction models and protect the real patients. We also need ways to measure how realistic the missing values in synthetic data are, and whether keeping them puts patients at risk.</w:t>
       </w:r>
     </w:p>
     <w:p>
@@ -9475,14 +9433,7 @@
         <w:jc w:val="both"/>
       </w:pPr>
       <w:r>
-        <w:rPr>
-          <w:b/>
-          <w:bCs/>
-        </w:rPr>
-        <w:t>Build a missing-value-aware generator (MedTwin)</w:t>
-      </w:r>
-      <w:r>
-        <w:t xml:space="preserve"> that learns which values are measured, generates each patient for a specific hospital, and reproduces values that are exactly zero.</w:t>
+        <w:t>Build a generator (MedTwin) that learns which values were measured, generates each patient for a specific hospital and reproduces values that are exactly zero.</w:t>
       </w:r>
     </w:p>
     <w:p>
@@ -9495,14 +9446,7 @@
         <w:jc w:val="both"/>
       </w:pPr>
       <w:r>
-        <w:rPr>
-          <w:b/>
-          <w:bCs/>
-        </w:rPr>
-        <w:t>Make the system general</w:t>
-      </w:r>
-      <w:r>
-        <w:t>, so that any tabular medical dataset can be used by writing a settings file, and demonstrate this on two datasets.</w:t>
+        <w:t>Make the system work for any table of medical data through a settings file, and show this on two datasets.</w:t>
       </w:r>
     </w:p>
     <w:p>
@@ -9515,14 +9459,7 @@
         <w:jc w:val="both"/>
       </w:pPr>
       <w:r>
-        <w:rPr>
-          <w:b/>
-          <w:bCs/>
-        </w:rPr>
-        <w:t>Evaluate fairly</w:t>
-      </w:r>
-      <w:r>
-        <w:t xml:space="preserve"> on real patients held out from training, with five repeated experiments and paired statistical tests.</w:t>
+        <w:t>Test on real patients held out from training, with five repeated runs and paired statistical tests.</w:t>
       </w:r>
     </w:p>
     <w:p>
@@ -9535,15 +9472,7 @@
         <w:jc w:val="both"/>
       </w:pPr>
       <w:r>
-        <w:rPr>
-          <w:b/>
-          <w:bCs/>
-        </w:rPr>
-        <w:lastRenderedPageBreak/>
-        <w:t>Compare with established methods</w:t>
-      </w:r>
-      <w:r>
-        <w:t xml:space="preserve"> — CTGAN, TVAE and TabDDPM — under identical conditions.</w:t>
+        <w:t>Compare MedTwin with CTGAN, TVAE and TabDDPM under the same conditions.</w:t>
       </w:r>
     </w:p>
     <w:p>
@@ -9556,14 +9485,7 @@
         <w:jc w:val="both"/>
       </w:pPr>
       <w:r>
-        <w:rPr>
-          <w:b/>
-          <w:bCs/>
-        </w:rPr>
-        <w:t>Propose and apply missing-value fidelity scores</w:t>
-      </w:r>
-      <w:r>
-        <w:t xml:space="preserve"> that measure how realistic the gaps in synthetic data are, per column, per hospital and as whole patterns.</w:t>
+        <w:t>Define scores that measure how realistic the gaps in synthetic data are, per column, per hospital and as whole patterns.</w:t>
       </w:r>
     </w:p>
     <w:p>
@@ -9576,14 +9498,7 @@
         <w:jc w:val="both"/>
       </w:pPr>
       <w:r>
-        <w:rPr>
-          <w:b/>
-          <w:bCs/>
-        </w:rPr>
-        <w:t>Audit the privacy cost of missing values</w:t>
-      </w:r>
-      <w:r>
-        <w:t xml:space="preserve"> by testing whether keeping realistic gaps makes patients easier to identify.</w:t>
+        <w:t>Test whether keeping realistic gaps makes patients easier to identify.</w:t>
       </w:r>
     </w:p>
     <w:p>
@@ -9596,14 +9511,8 @@
         <w:jc w:val="both"/>
       </w:pPr>
       <w:r>
-        <w:rPr>
-          <w:b/>
-          <w:bCs/>
-        </w:rPr>
-        <w:t>Explain each component's contribution</w:t>
-      </w:r>
-      <w:r>
-        <w:t xml:space="preserve"> through ablation studies and check robustness through a sensitivity study.</w:t>
+        <w:lastRenderedPageBreak/>
+        <w:t>Measure what each part of the model adds by switching parts off one at a time, and check how much the results depend on the main settings.</w:t>
       </w:r>
     </w:p>
     <w:p>
@@ -9623,7 +9532,7 @@
         <w:jc w:val="both"/>
       </w:pPr>
       <w:r>
-        <w:t>The rest of this report is organised as follows:</w:t>
+        <w:t>The rest of this report is laid out as follows.</w:t>
       </w:r>
     </w:p>
     <w:p>
@@ -9636,14 +9545,7 @@
         <w:jc w:val="both"/>
       </w:pPr>
       <w:r>
-        <w:rPr>
-          <w:b/>
-          <w:bCs/>
-        </w:rPr>
-        <w:t>Chapter 1 – Introduction:</w:t>
-      </w:r>
-      <w:r>
-        <w:t xml:space="preserve"> the motivation, applications and advantages of the work, and the objectives of the project.</w:t>
+        <w:t>Chapter 1 introduces the problem, its applications and the objectives.</w:t>
       </w:r>
     </w:p>
     <w:p>
@@ -9656,14 +9558,7 @@
         <w:jc w:val="both"/>
       </w:pPr>
       <w:r>
-        <w:rPr>
-          <w:b/>
-          <w:bCs/>
-        </w:rPr>
-        <w:t>Chapter 2 – Background Material:</w:t>
-      </w:r>
-      <w:r>
-        <w:t xml:space="preserve"> the concepts and theory used (synthetic data, GANs, missing data, evaluation and privacy), the technologies involved, and a survey of related work.</w:t>
+        <w:t>Chapter 2 covers the background (synthetic data, GANs, missing data, evaluation and privacy), the tools we used and related work.</w:t>
       </w:r>
     </w:p>
     <w:p>
@@ -9676,14 +9571,7 @@
         <w:jc w:val="both"/>
       </w:pPr>
       <w:r>
-        <w:rPr>
-          <w:b/>
-          <w:bCs/>
-        </w:rPr>
-        <w:t>Chapter 3 – Methodology:</w:t>
-      </w:r>
-      <w:r>
-        <w:t xml:space="preserve"> the datasets, data preparation, model design, training, evaluation protocol and the new missing-value measures, with block diagrams of the system.</w:t>
+        <w:t>Chapter 3 describes the method: datasets, data preparation, model design, training, the test protocol and the new missing-value measures, with block diagrams.</w:t>
       </w:r>
     </w:p>
     <w:p>
@@ -9696,14 +9584,7 @@
         <w:jc w:val="both"/>
       </w:pPr>
       <w:r>
-        <w:rPr>
-          <w:b/>
-          <w:bCs/>
-        </w:rPr>
-        <w:t>Chapter 4 – Implementation:</w:t>
-      </w:r>
-      <w:r>
-        <w:t xml:space="preserve"> the software modules, the interactive dashboard prototype and the testing carried out.</w:t>
+        <w:t>Chapter 4 describes the software modules, the dashboard prototype and the automated tests.</w:t>
       </w:r>
     </w:p>
     <w:p>
@@ -9716,14 +9597,7 @@
         <w:jc w:val="both"/>
       </w:pPr>
       <w:r>
-        <w:rPr>
-          <w:b/>
-          <w:bCs/>
-        </w:rPr>
-        <w:t>Chapter 5 – Results and Analysis:</w:t>
-      </w:r>
-      <w:r>
-        <w:t xml:space="preserve"> comparison with other methods on both datasets, missing-value fidelity, the privacy audit, ablation and sensitivity studies, and challenges and learnings.</w:t>
+        <w:t>Chapter 5 presents the results on both datasets, the missing-value scores, the privacy audit, the ablation and sensitivity studies, and the problems we ran into.</w:t>
       </w:r>
     </w:p>
     <w:p>
@@ -9736,14 +9610,7 @@
         <w:jc w:val="both"/>
       </w:pPr>
       <w:r>
-        <w:rPr>
-          <w:b/>
-          <w:bCs/>
-        </w:rPr>
-        <w:t>Chapter 6 – Conclusions and Future Scope:</w:t>
-      </w:r>
-      <w:r>
-        <w:t xml:space="preserve"> the main conclusions and recommended directions for future work.</w:t>
+        <w:t>Chapter 6 gives the conclusions and ideas for future work.</w:t>
       </w:r>
     </w:p>
     <w:p>
@@ -9756,14 +9623,7 @@
         <w:jc w:val="both"/>
       </w:pPr>
       <w:r>
-        <w:rPr>
-          <w:b/>
-          <w:bCs/>
-        </w:rPr>
-        <w:t>References and Annexures:</w:t>
-      </w:r>
-      <w:r>
-        <w:t xml:space="preserve"> the sources cited (IEEE style), and supporting material such as sample synthetic records, code snippets and instructions to run the project.</w:t>
+        <w:t>The references (IEEE style) and annexures come last. The annexures hold sample synthetic records, code snippets and instructions for running the project.</w:t>
       </w:r>
     </w:p>
     <w:p>
@@ -9806,37 +9666,7 @@
         <w:jc w:val="both"/>
       </w:pPr>
       <w:r>
-        <w:t xml:space="preserve">Synthetic data is artificial data produced by a model that has learned the patterns of real data. A good synthetic dataset must pass three tests at the same time [1, 19]: it must be </w:t>
-      </w:r>
-      <w:r>
-        <w:rPr>
-          <w:b/>
-          <w:bCs/>
-        </w:rPr>
-        <w:t>realistic</w:t>
-      </w:r>
-      <w:r>
-        <w:t xml:space="preserve"> (it looks like real data, both column by column and in how columns relate), </w:t>
-      </w:r>
-      <w:r>
-        <w:rPr>
-          <w:b/>
-          <w:bCs/>
-        </w:rPr>
-        <w:t>useful</w:t>
-      </w:r>
-      <w:r>
-        <w:t xml:space="preserve"> (models trained on it work on real data) and </w:t>
-      </w:r>
-      <w:r>
-        <w:rPr>
-          <w:b/>
-          <w:bCs/>
-        </w:rPr>
-        <w:t>private</w:t>
-      </w:r>
-      <w:r>
-        <w:t xml:space="preserve"> (it does not reveal which real people were used to make it).</w:t>
+        <w:t>Synthetic data is artificial data made by a model that has learned the patterns of real data. Reviews of the field [1, 19] judge it on realism, usefulness and privacy. Realistic data looks like the real data, both column by column and in how the columns relate. Useful data trains models that work on real patients. Private data does not reveal which real people were used to make it.</w:t>
       </w:r>
     </w:p>
     <w:p>
@@ -9853,27 +9683,7 @@
         <w:jc w:val="both"/>
       </w:pPr>
       <w:r>
-        <w:t xml:space="preserve">A GAN [3] consists of two neural networks trained against each other. The </w:t>
-      </w:r>
-      <w:r>
-        <w:rPr>
-          <w:b/>
-          <w:bCs/>
-        </w:rPr>
-        <w:t>generator</w:t>
-      </w:r>
-      <w:r>
-        <w:t xml:space="preserve"> turns random noise into fake records; the </w:t>
-      </w:r>
-      <w:r>
-        <w:rPr>
-          <w:b/>
-          <w:bCs/>
-        </w:rPr>
-        <w:t>discriminator</w:t>
-      </w:r>
-      <w:r>
-        <w:t xml:space="preserve"> tries to tell fake records from real ones. As each network improves, the generator learns to produce records that are increasingly hard to distinguish from real data.</w:t>
+        <w:t>A GAN [3] has two neural networks that are trained against each other. The generator turns random noise into fake records, and the discriminator tries to tell the fake records from real ones. Over training, the generator's records get harder and harder to tell apart from real data.</w:t>
       </w:r>
     </w:p>
     <w:p>
@@ -9890,17 +9700,7 @@
         <w:jc w:val="both"/>
       </w:pPr>
       <w:r>
-        <w:t xml:space="preserve">Standard GANs are often unstable and can collapse to producing only a few kinds of record. The Wasserstein GAN [4] replaces the discriminator's real/fake decision with a </w:t>
-      </w:r>
-      <w:r>
-        <w:rPr>
-          <w:b/>
-          <w:bCs/>
-        </w:rPr>
-        <w:t>critic</w:t>
-      </w:r>
-      <w:r>
-        <w:t xml:space="preserve"> that outputs a realness score, estimating the Wasserstein distance between real and fake data. The gradient-penalty version [5] keeps the critic smooth by penalising its gradients, which makes training much more stable. The critic loss is:</w:t>
+        <w:t>Standard GANs are often unstable and can end up producing only a few kinds of record. The Wasserstein GAN [4] replaces the discriminator's real/fake decision with a critic that gives each record a score, and these scores estimate the Wasserstein distance between real and fake data. The gradient-penalty version [5] penalises large gradients in the critic, which makes training much more stable. The critic loss is:</w:t>
       </w:r>
     </w:p>
     <w:p>
@@ -9932,17 +9732,7 @@
         <w:jc w:val="both"/>
       </w:pPr>
       <w:r>
-        <w:t xml:space="preserve">In a conditional GAN, both networks receive extra information — the </w:t>
-      </w:r>
-      <w:r>
-        <w:rPr>
-          <w:b/>
-          <w:bCs/>
-        </w:rPr>
-        <w:t>condition</w:t>
-      </w:r>
-      <w:r>
-        <w:t xml:space="preserve">. In MedTwin the condition is the hospital: the generator creates a patient </w:t>
+        <w:t xml:space="preserve">In a conditional GAN, both networks also receive some extra information, called the condition. In MedTwin the condition is the hospital. The generator creates a patient </w:t>
       </w:r>
       <w:r>
         <w:rPr>
@@ -9952,7 +9742,7 @@
         <w:t>for</w:t>
       </w:r>
       <w:r>
-        <w:t xml:space="preserve"> a given hospital and the critic judges whether the patient is realistic </w:t>
+        <w:t xml:space="preserve"> a given hospital, and the critic judges whether the patient is realistic </w:t>
       </w:r>
       <w:r>
         <w:rPr>
@@ -9962,7 +9752,7 @@
         <w:t>for that hospital</w:t>
       </w:r>
       <w:r>
-        <w:t>. This allows the model to learn each hospital's measurement habits.</w:t>
+        <w:t>. This is how the model learns which tests each hospital does.</w:t>
       </w:r>
     </w:p>
     <w:p>
@@ -9996,21 +9786,11 @@
         <w:jc w:val="both"/>
       </w:pPr>
       <w:r>
-        <w:t xml:space="preserve">Missing values can arise for many reasons. In multi-hospital data they mostly reflect </w:t>
-      </w:r>
-      <w:r>
-        <w:rPr>
-          <w:b/>
-          <w:bCs/>
-        </w:rPr>
-        <w:t>site practice</w:t>
-      </w:r>
-      <w:r>
-        <w:t xml:space="preserve">: a hospital may simply not perform a test. Common tools fill missing values with a typical value (imputation) [21] or learn a separate </w:t>
+        <w:t xml:space="preserve">Values go missing for many reasons. In data from several hospitals, the main reason is usually local practice: some hospitals just do not run a given test. Common tools either fill missing values with a typical value, which is called </w:t>
       </w:r>
       <w:r>
         <w:lastRenderedPageBreak/>
-        <w:t>model of which values are missing [22]. For synthetic data, imputation removes the gaps altogether, so the synthetic records no longer show which tests were done.</w:t>
+        <w:t>imputation [21], or learn a separate model of which values are missing [22]. If imputation is used before generating synthetic data, the gaps disappear and the synthetic records no longer show which tests were done.</w:t>
       </w:r>
     </w:p>
     <w:p>
@@ -10032,14 +9812,7 @@
         <w:jc w:val="both"/>
       </w:pPr>
       <w:r>
-        <w:rPr>
-          <w:b/>
-          <w:bCs/>
-        </w:rPr>
-        <w:t>Fidelity:</w:t>
-      </w:r>
-      <w:r>
-        <w:t xml:space="preserve"> how closely the distribution of each column matches the real data (here measured by histogram overlap).</w:t>
+        <w:t>Fidelity measures how closely the distribution of each column matches the real data. We measure it as histogram overlap.</w:t>
       </w:r>
     </w:p>
     <w:p>
@@ -10052,14 +9825,7 @@
         <w:jc w:val="both"/>
       </w:pPr>
       <w:r>
-        <w:rPr>
-          <w:b/>
-          <w:bCs/>
-        </w:rPr>
-        <w:t>Detectability:</w:t>
-      </w:r>
-      <w:r>
-        <w:t xml:space="preserve"> the accuracy of a classifier trained to tell real records from synthetic ones; 50% means they cannot be told apart. This measures realism, not privacy [23].</w:t>
+        <w:t>Detectability is the accuracy of a classifier trained to tell real records from synthetic ones. At 50% the two cannot be told apart. It measures realism and says nothing about privacy [23].</w:t>
       </w:r>
     </w:p>
     <w:p>
@@ -10072,14 +9838,7 @@
         <w:jc w:val="both"/>
       </w:pPr>
       <w:r>
-        <w:rPr>
-          <w:b/>
-          <w:bCs/>
-        </w:rPr>
-        <w:t>TSTR (Train on Synthetic, Test on Real)</w:t>
-      </w:r>
-      <w:r>
-        <w:t xml:space="preserve"> [24]: a disease predictor is trained on synthetic data and tested on real patients; its AUC is compared with the same predictor trained on real data (TRTR).</w:t>
+        <w:t>TSTR (Train on Synthetic, Test on Real) [24] trains a disease predictor on synthetic data and tests it on real patients. Its AUC is compared with the same predictor trained on real data (TRTR).</w:t>
       </w:r>
     </w:p>
     <w:p>
@@ -10092,14 +9851,7 @@
         <w:jc w:val="both"/>
       </w:pPr>
       <w:r>
-        <w:rPr>
-          <w:b/>
-          <w:bCs/>
-        </w:rPr>
-        <w:t>Distance to Closest Record (DCR):</w:t>
-      </w:r>
-      <w:r>
-        <w:t xml:space="preserve"> checks whether synthetic records are suspiciously close to the patients used for training.</w:t>
+        <w:t>Distance to Closest Record (DCR) checks whether synthetic records sit suspiciously close to the patients used for training.</w:t>
       </w:r>
     </w:p>
     <w:p>
@@ -10112,14 +9864,7 @@
         <w:jc w:val="both"/>
       </w:pPr>
       <w:r>
-        <w:rPr>
-          <w:b/>
-          <w:bCs/>
-        </w:rPr>
-        <w:t>Membership Inference Attack (MIA)</w:t>
-      </w:r>
-      <w:r>
-        <w:t xml:space="preserve"> [25, 26]: an attacker tries to tell whether a given real patient was in the training data; an AUC of 0.5 means the attack fails.</w:t>
+        <w:t>A Membership Inference Attack (MIA) [25, 26] tries to tell whether a given real patient was in the training data. An AUC of 0.5 means the attack does no better than guessing.</w:t>
       </w:r>
     </w:p>
     <w:p>
@@ -10127,7 +9872,7 @@
         <w:jc w:val="both"/>
       </w:pPr>
       <w:r>
-        <w:t>Passing such attacks is evidence, not a guarantee, of privacy [27].</w:t>
+        <w:t>Passing these attacks is evidence of privacy, but it is not a guarantee [27].</w:t>
       </w:r>
     </w:p>
     <w:p>
@@ -10144,27 +9889,17 @@
         <w:jc w:val="both"/>
       </w:pPr>
       <w:r>
-        <w:t xml:space="preserve">Because results vary with random choices, each experiment is repeated with five seeds. Methods are compared seed by seed using a paired t-based 95% confidence interval; a difference is called </w:t>
+        <w:t xml:space="preserve">Results change with random choices, so each experiment is repeated with five seeds. Methods are compared seed by seed with a paired t-based 95% confidence interval, and we call a difference </w:t>
       </w:r>
       <w:r>
         <w:rPr>
-          <w:b/>
-          <w:bCs/>
+          <w:i/>
+          <w:iCs/>
         </w:rPr>
         <w:t>clear</w:t>
       </w:r>
       <w:r>
-        <w:t xml:space="preserve"> only when the interval does not include zero. An </w:t>
-      </w:r>
-      <w:r>
-        <w:rPr>
-          <w:b/>
-          <w:bCs/>
-        </w:rPr>
-        <w:t>ablation study</w:t>
-      </w:r>
-      <w:r>
-        <w:t xml:space="preserve"> switches off one part of the system at a time to measure how much that part contributes.</w:t>
+        <w:t xml:space="preserve"> only when the interval does not include zero. An ablation study switches off one part of the system at a time to see what that part adds.</w:t>
       </w:r>
     </w:p>
     <w:p>
@@ -10184,7 +9919,7 @@
         <w:jc w:val="both"/>
       </w:pPr>
       <w:r>
-        <w:t>The project was implemented entirely in Python using open-source libraries. Table 2.1 lists the main technologies and what each was used for.</w:t>
+        <w:t>All the code is written in Python with open-source libraries. Table 2.1 lists the main ones and what we used them for.</w:t>
       </w:r>
     </w:p>
     <w:p>
@@ -11506,10 +11241,10 @@
         <w:jc w:val="both"/>
       </w:pPr>
       <w:r>
-        <w:t xml:space="preserve">Early work on synthetic health records used GANs for binary and count features (medGAN [32]). CTGAN [30] introduced a conditional GAN for mixed tables of numbers and categories, and the same work proposed TVAE, a variational autoencoder for tables. CTAB-GAN [33] improved the handling of mixed and long-tailed variables. Diffusion models now lead many tabular benchmarks: TabDDPM [31] and TabSyn [34]. EHR-Safe [35] addresses the complexity of real electronic health records. Large benchmark studies [2, 19, 36] </w:t>
-      </w:r>
-      <w:r>
-        <w:t>compare many generators on realism, usefulness and privacy, and recent work shows that tabular diffusion models can memorise their training records [37].</w:t>
+        <w:t>Early work on synthetic health records used GANs for binary and count features (medGAN [32]). CTGAN [30] introduced a conditional GAN for mixed tables of numbers and categories, and the same paper proposed TVAE, a variational autoencoder for tables. CTAB-GAN [33] improved the handling of mixed and long-tailed variables. Diffusion models such as TabDDPM [31] and TabSyn [34] now top many tabular benchmarks. EHR-Safe [35] was built for the messy structure of real electronic health records. Large benchmark stud</w:t>
+      </w:r>
+      <w:r>
+        <w:t>ies [2, 19, 36] compare many generators on realism, usefulness and privacy, and recent work shows that tabular diffusion models can memorise their training records [37].</w:t>
       </w:r>
     </w:p>
     <w:p>
@@ -11517,7 +11252,7 @@
         <w:jc w:val="both"/>
       </w:pPr>
       <w:r>
-        <w:t>Several recent studies generated synthetic versions of the same or similar data. Table 2.2 compares them with this project. Exact number-for-number comparison is usually not possible because each study uses different data, splits and measures.</w:t>
+        <w:t>Several recent studies generated synthetic versions of the same or similar data, and Table 2.2 compares them with this project. Their numbers cannot be compared directly with ours, because each study uses different data, splits and measures.</w:t>
       </w:r>
     </w:p>
     <w:p>
@@ -12350,7 +12085,7 @@
         <w:jc w:val="both"/>
       </w:pPr>
       <w:r>
-        <w:t>From the survey we identified the following gaps, which this project addresses:</w:t>
+        <w:t>The survey showed these open problems:</w:t>
       </w:r>
     </w:p>
     <w:p>
@@ -12440,27 +12175,7 @@
         <w:jc w:val="both"/>
       </w:pPr>
       <w:r>
-        <w:t xml:space="preserve">Two public datasets were used. The </w:t>
-      </w:r>
-      <w:r>
-        <w:rPr>
-          <w:b/>
-          <w:bCs/>
-        </w:rPr>
-        <w:t>UCI Heart Disease</w:t>
-      </w:r>
-      <w:r>
-        <w:t xml:space="preserve"> data [6, 7] combines patients from four hospitals; the </w:t>
-      </w:r>
-      <w:r>
-        <w:rPr>
-          <w:b/>
-          <w:bCs/>
-        </w:rPr>
-        <w:t>Pima Indians Diabetes</w:t>
-      </w:r>
-      <w:r>
-        <w:t xml:space="preserve"> data [8] was obtained from OpenML (dataset 37) [38]. Table 3.1 summarises both datasets.</w:t>
+        <w:t>We used two public datasets. The UCI Heart Disease data [6, 7] combines patients from four hospitals, and the Pima Indians Diabetes data [8] was taken from OpenML (dataset 37) [38]. Table 3.1 summarises both.</w:t>
       </w:r>
     </w:p>
     <w:p>
@@ -13071,7 +12786,7 @@
                 <w:sz w:val="24"/>
                 <w:szCs w:val="24"/>
               </w:rPr>
-              <w:t>zeros that mean “not measured”</w:t>
+              <w:t>zeros that mean "not measured"</w:t>
             </w:r>
           </w:p>
         </w:tc>
@@ -13087,7 +12802,7 @@
         <w:jc w:val="both"/>
       </w:pPr>
       <w:r>
-        <w:t>Table 3.2 lists the heart disease columns and how often each is missing. Table 3.3 shows that the missing values depend strongly on the hospital — this is exactly the structure a realistic synthetic dataset must reproduce.</w:t>
+        <w:t>Table 3.2 lists the heart disease columns and how often each is missing. Table 3.3 shows that the missing values depend strongly on the hospital. A realistic synthetic dataset has to reproduce this.</w:t>
       </w:r>
     </w:p>
     <w:p>
@@ -16337,7 +16052,7 @@
         <w:jc w:val="both"/>
       </w:pPr>
       <w:r>
-        <w:t>For the diabetes data, a value of 0 for glucose, blood pressure, skin fold, insulin or BMI is physically impossible and means “not measured” (insulin is missing for 48.7% of patients). Zero pregnancies, however, is a real value. These rules are written in each dataset's settings file.</w:t>
+        <w:t>For the diabetes data, a value of 0 for glucose, blood pressure, skin fold, insulin or BMI is physically impossible and means "not measured" (insulin is missing for 48.7% of patients). Zero pregnancies, however, is a real value. These rules are written in each dataset's settings file.</w:t>
       </w:r>
     </w:p>
     <w:p>
@@ -16376,14 +16091,7 @@
         <w:jc w:val="both"/>
       </w:pPr>
       <w:r>
-        <w:rPr>
-          <w:b/>
-          <w:bCs/>
-        </w:rPr>
-        <w:t>Zeros that mean missing</w:t>
-      </w:r>
-      <w:r>
-        <w:t xml:space="preserve"> (from the settings file) are turned into blanks.</w:t>
+        <w:t>Zeros that mean missing (listed in the settings file) are turned into blanks.</w:t>
       </w:r>
     </w:p>
     <w:p>
@@ -16396,14 +16104,7 @@
         <w:jc w:val="both"/>
       </w:pPr>
       <w:r>
-        <w:rPr>
-          <w:b/>
-          <w:bCs/>
-        </w:rPr>
-        <w:t>Missing-value flags:</w:t>
-      </w:r>
-      <w:r>
-        <w:t xml:space="preserve"> every number column that is sometimes missing gets a 0/1 flag “was this measured?”. The blank value itself is replaced by the median as a placeholder that the flag marks as meaningless.</w:t>
+        <w:t>Every number column that is sometimes missing gets a 0/1 flag that says whether it was measured. The blank itself is replaced by the median, which is only a placeholder because the flag marks it as meaningless.</w:t>
       </w:r>
     </w:p>
     <w:p>
@@ -16416,14 +16117,7 @@
         <w:jc w:val="both"/>
       </w:pPr>
       <w:r>
-        <w:rPr>
-          <w:b/>
-          <w:bCs/>
-        </w:rPr>
-        <w:t>Zero flag:</w:t>
-      </w:r>
-      <w:r>
-        <w:t xml:space="preserve"> 40% of heart patients have an ST depression of exactly zero; a separate 0/1 flag lets the network reproduce this spike.</w:t>
+        <w:t>40% of heart patients have an ST depression of exactly zero. A separate 0/1 zero flag lets the network reproduce this spike.</w:t>
       </w:r>
     </w:p>
     <w:p>
@@ -16436,14 +16130,7 @@
         <w:jc w:val="both"/>
       </w:pPr>
       <w:r>
-        <w:rPr>
-          <w:b/>
-          <w:bCs/>
-        </w:rPr>
-        <w:t>Scaling and categories:</w:t>
-      </w:r>
-      <w:r>
-        <w:t xml:space="preserve"> numbers are scaled to the range 0–1; each category column is one-hot encoded with “not measured” as an extra category.</w:t>
+        <w:t>Numbers are scaled to the range 0–1, and each category column is one-hot encoded with "not measured" as an extra category.</w:t>
       </w:r>
     </w:p>
     <w:p>
@@ -16456,14 +16143,7 @@
         <w:jc w:val="both"/>
       </w:pPr>
       <w:r>
-        <w:rPr>
-          <w:b/>
-          <w:bCs/>
-        </w:rPr>
-        <w:t>Condition:</w:t>
-      </w:r>
-      <w:r>
-        <w:t xml:space="preserve"> the hospital is not generated but given to the model as a one-hot condition.</w:t>
+        <w:t>The hospital is not generated. It is given to the model as a one-hot condition.</w:t>
       </w:r>
     </w:p>
     <w:p>
@@ -17519,7 +17199,7 @@
         <w:jc w:val="both"/>
       </w:pPr>
       <w:r>
-        <w:t>To create synthetic data, a hospital is drawn for each patient in the same proportions as the real data, and the generator produces 2000 patients. Values are converted back to real units. If a patient's zero flag is set, the value becomes 0; if its measurement flag is set, the value is left blank (“not measured”).</w:t>
+        <w:t>To create synthetic data, a hospital is drawn for each patient in the same proportions as the real data, and the generator produces 2000 patients. Values are converted back to real units. If a patient's zero flag is set, the value becomes 0; if its measurement flag is set, the value is left blank ("not measured").</w:t>
       </w:r>
     </w:p>
     <w:p>
@@ -17554,7 +17234,7 @@
         <w:jc w:val="both"/>
       </w:pPr>
       <w:r>
-        <w:t>All four methods receive the same data, the same missing-value flags, the same cleaning and the same tests. Each experiment is repeated with five seeds, and methods are compared seed by seed with paired 95% confidence intervals. Table 3.6 lists every measure used; those marked “new” were developed in this project.</w:t>
+        <w:t>All four methods receive the same data, the same missing-value flags, the same cleaning and the same tests. Each experiment is repeated with five seeds, and methods are compared seed by seed with paired 95% confidence intervals. Table 3.6 lists every measure used; those marked "new" were developed in this project.</w:t>
       </w:r>
     </w:p>
     <w:p>
@@ -19137,13 +18817,13 @@
       </w:r>
       <w:r>
         <w:rPr>
-          <w:b/>
-          <w:bCs/>
+          <w:i/>
+          <w:iCs/>
         </w:rPr>
         <w:t>missingness pattern</w:t>
       </w:r>
       <w:r>
-        <w:t xml:space="preserve"> is the list of which of their values are blank, together with their hospital. Using this idea we defined:</w:t>
+        <w:t xml:space="preserve"> is the list of which of their values are blank, together with their hospital. We built the following measures on it.</w:t>
       </w:r>
     </w:p>
     <w:p>
@@ -19156,14 +18836,7 @@
         <w:jc w:val="both"/>
       </w:pPr>
       <w:r>
-        <w:rPr>
-          <w:b/>
-          <w:bCs/>
-        </w:rPr>
-        <w:t>Rate gap:</w:t>
-      </w:r>
-      <w:r>
-        <w:t xml:space="preserve"> the average difference, over columns, in the share of blank values between real and synthetic data.</w:t>
+        <w:t>The rate gap is the average difference, over columns, in the share of blank values between real and synthetic data.</w:t>
       </w:r>
     </w:p>
     <w:p>
@@ -19176,14 +18849,7 @@
         <w:jc w:val="both"/>
       </w:pPr>
       <w:r>
-        <w:rPr>
-          <w:b/>
-          <w:bCs/>
-        </w:rPr>
-        <w:t>Site gap:</w:t>
-      </w:r>
-      <w:r>
-        <w:t xml:space="preserve"> the same difference computed for each hospital and column, averaged with hospital weights. It catches a model that gets overall rates right but puts gaps at the wrong hospital.</w:t>
+        <w:t>The site gap is the same difference computed for each hospital and column, averaged with hospital weights. It catches a model that gets the overall rates right but puts the gaps at the wrong hospital.</w:t>
       </w:r>
     </w:p>
     <w:p>
@@ -19196,14 +18862,7 @@
         <w:jc w:val="both"/>
       </w:pPr>
       <w:r>
-        <w:rPr>
-          <w:b/>
-          <w:bCs/>
-        </w:rPr>
-        <w:t>Pattern distance:</w:t>
-      </w:r>
-      <w:r>
-        <w:t xml:space="preserve"> the total variation distance between the distributions of whole patterns, ½ Σ |P_real(p) − P_synthetic(p)|. It also captures which values go missing together.</w:t>
+        <w:t>The pattern distance is the total variation distance between the distributions of whole patterns, ½ Σ |P_real(p) − P_synthetic(p)|. It also captures which values go missing together.</w:t>
       </w:r>
     </w:p>
     <w:p>
@@ -19216,18 +18875,11 @@
         <w:jc w:val="both"/>
       </w:pPr>
       <w:r>
-        <w:rPr>
-          <w:b/>
-          <w:bCs/>
-        </w:rPr>
-        <w:t>Real-vs-real reference:</w:t>
-      </w:r>
-      <w:r>
-        <w:t xml:space="preserve"> because these scores depend on sample size, the synthetic data is scored on samples the size of the held-out set, and </w:t>
+        <w:t xml:space="preserve">These scores depend on sample size, so we score the synthetic data on samples the size of the held-out set and score the held-out real patients the same way. We call the second number the real-vs-real reference. </w:t>
       </w:r>
       <w:r>
         <w:lastRenderedPageBreak/>
-        <w:t>the held-out real patients are scored the same way. A synthetic score close to this reference is as good as a second sample of real patients.</w:t>
+        <w:t>A synthetic score close to it is as good as a second sample of real patients.</w:t>
       </w:r>
     </w:p>
     <w:p>
@@ -19240,14 +18892,7 @@
         <w:jc w:val="both"/>
       </w:pPr>
       <w:r>
-        <w:rPr>
-          <w:b/>
-          <w:bCs/>
-        </w:rPr>
-        <w:t>Rare-pattern membership attack:</w:t>
-      </w:r>
-      <w:r>
-        <w:t xml:space="preserve"> the distance-based membership attack is run separately on patients whose pattern is rare (held by at most 2% of patients) and on the rest.</w:t>
+        <w:t>The rare-pattern membership attack is the usual distance-based membership attack, run separately on patients whose pattern is rare (held by at most 2% of patients) and on everyone else.</w:t>
       </w:r>
     </w:p>
     <w:p>
@@ -19260,14 +18905,7 @@
         <w:jc w:val="both"/>
       </w:pPr>
       <w:r>
-        <w:rPr>
-          <w:b/>
-          <w:bCs/>
-        </w:rPr>
-        <w:t>Unique-pattern leak:</w:t>
-      </w:r>
-      <w:r>
-        <w:t xml:space="preserve"> for patterns held by exactly one patient, the share that reappears in the synthetic data when that patient was in training, minus the share when they were held out.</w:t>
+        <w:t>The unique-pattern leak looks at patterns held by exactly one patient. It is the share of them that shows up again in the synthetic data when that patient was in training, minus the share when the patient was held out.</w:t>
       </w:r>
     </w:p>
     <w:p>
@@ -19318,7 +18956,7 @@
           <w:noProof/>
         </w:rPr>
         <w:drawing>
-          <wp:inline distT="0" distB="0" distL="0" distR="0" wp14:anchorId="1AB609CD" wp14:editId="54A2C21B">
+          <wp:inline distT="0" distB="0" distL="0" distR="0" wp14:anchorId="5B155793" wp14:editId="5CCD9A70">
             <wp:extent cx="5334000" cy="2286000"/>
             <wp:effectExtent l="0" t="0" r="0" b="0"/>
             <wp:docPr id="1" name="Picture 1"/>
@@ -19401,7 +19039,7 @@
         </w:rPr>
         <w:lastRenderedPageBreak/>
         <w:drawing>
-          <wp:inline distT="0" distB="0" distL="0" distR="0" wp14:anchorId="02FD6E56" wp14:editId="4F7E9BA1">
+          <wp:inline distT="0" distB="0" distL="0" distR="0" wp14:anchorId="56AA9413" wp14:editId="68FF917D">
             <wp:extent cx="5334000" cy="2752725"/>
             <wp:effectExtent l="0" t="0" r="0" b="0"/>
             <wp:docPr id="2" name="Picture 2"/>
@@ -19483,7 +19121,7 @@
           <w:noProof/>
         </w:rPr>
         <w:drawing>
-          <wp:inline distT="0" distB="0" distL="0" distR="0" wp14:anchorId="472546C8" wp14:editId="7C194896">
+          <wp:inline distT="0" distB="0" distL="0" distR="0" wp14:anchorId="2F7D5A87" wp14:editId="7706B904">
             <wp:extent cx="5334000" cy="2619375"/>
             <wp:effectExtent l="0" t="0" r="0" b="0"/>
             <wp:docPr id="3" name="Picture 3"/>
@@ -20688,7 +20326,7 @@
         <w:jc w:val="both"/>
       </w:pPr>
       <w:r>
-        <w:t>Everything specific to a dataset lives in a YAML settings file: which columns are numbers or categories, which column is the hospital, which zeros mean “not measured”, which columns have a spike at zero, the medically possible ranges, and the prediction target. Adding a new dataset means writing a new settings file, not changing code — this is how the diabetes data was added.</w:t>
+        <w:t>Everything specific to a dataset lives in a YAML settings file: which columns are numbers or categories, which column is the hospital, which zeros mean "not measured", which columns have a spike at zero, the medically possible ranges and the prediction target. Adding a dataset only needs a new settings file and no code changes. That is how we added the diabetes data.</w:t>
       </w:r>
     </w:p>
     <w:p>
@@ -20705,7 +20343,7 @@
         <w:jc w:val="both"/>
       </w:pPr>
       <w:r>
-        <w:t xml:space="preserve">This module marks zero-coded values as missing, creates the missing-value and zero flags, fills blanks with placeholder medians, scales numbers to 0–1, one-hot encodes categories (with “not measured” as a category) and prepares </w:t>
+        <w:t xml:space="preserve">This module marks zero-coded values as missing, creates the missing-value and zero flags, fills blanks with placeholder medians, scales numbers to 0–1, one-hot encodes categories (with "not measured" as a category) and prepares </w:t>
       </w:r>
       <w:r>
         <w:lastRenderedPageBreak/>
@@ -20726,7 +20364,7 @@
         <w:jc w:val="both"/>
       </w:pPr>
       <w:r>
-        <w:t>This module defines the conditional generator and critic (Table 3.4) and the WGAN-GP training loop with five critic updates per generator update, the gradient penalty and the correlation loss. A bug found during development — a batch with a constant column produced NaN values that corrupted the whole model — was fixed by skipping constant columns in the correlation loss.</w:t>
+        <w:t>This module defines the conditional generator and critic (Table 3.4) and the WGAN-GP training loop, with five critic updates per generator update, the gradient penalty and the correlation loss. During development we found a bug here. A batch with a constant column produced NaN values, and these broke the whole model. Skipping constant columns in the correlation loss fixed it.</w:t>
       </w:r>
     </w:p>
     <w:p>
@@ -20743,7 +20381,7 @@
         <w:jc w:val="both"/>
       </w:pPr>
       <w:r>
-        <w:t>After training, synthetic patients are generated for hospitals drawn in real proportions, decoded back to real units, blanked where the flags say “not measured”, range-checked and rounded. The evaluation module then computes fidelity, detectability, TSTR utility, DCR, membership inference and the correlation gap against the held-out patients, and the missingness module computes the new missing-value scores and privacy attacks.</w:t>
+        <w:t>After training, synthetic patients are generated for hospitals drawn in real proportions, decoded back to real units, blanked where the flags say "not measured", range-checked and rounded. The evaluation module then computes fidelity, detectability, TSTR utility, DCR, membership inference and the correlation gap against the held-out patients, and the missingness module computes the new missing-value scores and privacy attacks.</w:t>
       </w:r>
     </w:p>
     <w:p>
@@ -20760,7 +20398,7 @@
         <w:jc w:val="both"/>
       </w:pPr>
       <w:r>
-        <w:t>The comparison methods were run through exactly the same pipeline (Table 4.2). Because none of them accepts missing values, they were given the same flag-and-placeholder encoding as MedTwin. Experiment runners repeat every comparison over five seeds, save each run's results and synthetic data, and can resume if interrupted. When all experiments were re-run after new measurements were added, all 400 previously saved results came out exactly the same, confirming that the experiments are reproducible.</w:t>
+        <w:t>The comparison methods went through exactly the same pipeline (Table 4.2). None of them accepts missing values, so they got the same flag-and-placeholder encoding as MedTwin. The experiment scripts repeat every comparison over five seeds, save each run's results and synthetic data, and can pick up again if stopped. After we added new measurements and re-ran everything, all 400 saved results came out exactly the same, so the experiments are reproducible.</w:t>
       </w:r>
     </w:p>
     <w:p>
@@ -21317,7 +20955,7 @@
       </w:r>
       <w:r>
         <w:lastRenderedPageBreak/>
-        <w:t>score; the held-out evaluation (TSTR utility, utility ratio, DCR and membership-inference AUC); interactive distribution and correlation comparisons between real and synthetic patients; and a data explorer in which blank values are shown as “not measured”. Users can filter the synthetic patients by sex and age range and export the filtered records as a CSV file.</w:t>
+        <w:t>score; the held-out evaluation (TSTR utility, utility ratio, DCR and membership-inference AUC); interactive distribution and correlation comparisons between real and synthetic patients; and a data explorer in which blank values are shown as "not measured". Users can filter the synthetic patients by sex and age range and export the filtered records as a CSV file.</w:t>
       </w:r>
     </w:p>
     <w:p>
@@ -21331,7 +20969,7 @@
           <w:noProof/>
         </w:rPr>
         <w:drawing>
-          <wp:inline distT="0" distB="0" distL="0" distR="0" wp14:anchorId="71028BD7" wp14:editId="09BB9FEF">
+          <wp:inline distT="0" distB="0" distL="0" distR="0" wp14:anchorId="57F4D5B3" wp14:editId="66B7089F">
             <wp:extent cx="4095750" cy="5562600"/>
             <wp:effectExtent l="0" t="0" r="0" b="0"/>
             <wp:docPr id="4" name="Picture 4"/>
@@ -21423,7 +21061,7 @@
       </w:r>
       <w:r>
         <w:lastRenderedPageBreak/>
-        <w:t>matrix has no blanks and matches the generator's output layout; every generated category is exactly one value; conditioning on a hospital produces patients only for that hospital; all generated values respect the medical ranges; real patients handed in as “synthetic” are caught by the privacy tests; data with every gap filled gets a bad missing-value score; every ablation variant trains and produces a valid report; and results are unchanged when synthetic data is saved to CSV and read back.</w:t>
+        <w:t>matrix has no blanks and matches the generator's output layout; every generated category is exactly one value; conditioning on a hospital produces patients only for that hospital; all generated values respect the medical ranges; real patients handed in as "synthetic" are caught by the privacy tests; data with every gap filled gets a bad missing-value score; every ablation variant trains and produces a valid report; and results are unchanged when synthetic data is saved to CSV and read back.</w:t>
       </w:r>
     </w:p>
     <w:p>
@@ -21445,12 +21083,12 @@
         <w:jc w:val="both"/>
       </w:pPr>
       <w:r>
-        <w:t xml:space="preserve">All results are averages over five repeated experiments ± standard deviation, measured on real patients that the models never saw. Arrows show what is better: ↑ higher, ↓ lower, → closer to the given value. A difference is called </w:t>
+        <w:t xml:space="preserve">All results are averages over five repeated experiments ± standard deviation, measured on real patients that the models never saw. Arrows show what is better: ↑ higher, ↓ lower, → closer to the given value. We call a difference </w:t>
       </w:r>
       <w:r>
         <w:rPr>
-          <w:b/>
-          <w:bCs/>
+          <w:i/>
+          <w:iCs/>
         </w:rPr>
         <w:t>clear</w:t>
       </w:r>
@@ -22660,7 +22298,7 @@
           <w:noProof/>
         </w:rPr>
         <w:drawing>
-          <wp:inline distT="0" distB="0" distL="0" distR="0" wp14:anchorId="7DF34BCB" wp14:editId="79AF9EE2">
+          <wp:inline distT="0" distB="0" distL="0" distR="0" wp14:anchorId="16D29860" wp14:editId="282C61D5">
             <wp:extent cx="5334000" cy="1276350"/>
             <wp:effectExtent l="0" t="0" r="0" b="0"/>
             <wp:docPr id="5" name="Picture 5"/>
@@ -22728,90 +22366,15 @@
         <w:jc w:val="both"/>
       </w:pPr>
       <w:r>
-        <w:rPr>
-          <w:b/>
-          <w:bCs/>
-        </w:rPr>
-        <w:t>Results:</w:t>
-      </w:r>
-    </w:p>
-    <w:p>
-      <w:pPr>
-        <w:pStyle w:val="ListParagraph"/>
-        <w:numPr>
-          <w:ilvl w:val="0"/>
-          <w:numId w:val="2"/>
-        </w:numPr>
+        <w:t>MedTwin has the highest fidelity (87.5%) and the lowest detectability (61.5%). The other methods reach 74.9% (TabDDPM), 79.5% (TVAE) and 92.8% (CTGAN), and both differences are clear against each of them. MedTwin's AUC ratio is 0.975, level with TVAE (0.987) and clearly better than CTGAN (0.787). DCR and membership-inference AUC are close to their ideal values for all four methods, and none of them produced an exact copy of a training patient.</w:t>
+      </w:r>
+    </w:p>
+    <w:p>
+      <w:pPr>
         <w:jc w:val="both"/>
       </w:pPr>
       <w:r>
-        <w:rPr>
-          <w:b/>
-          <w:bCs/>
-        </w:rPr>
-        <w:t>Most realistic:</w:t>
-      </w:r>
-      <w:r>
-        <w:t xml:space="preserve"> MedTwin has the highest fidelity (87.5%) and by far the lowest detectability (61.5%, against 74.9% for TabDDPM, 79.5% for TVAE and 92.8% for CTGAN). Both differences are clear against every method.</w:t>
-      </w:r>
-    </w:p>
-    <w:p>
-      <w:pPr>
-        <w:pStyle w:val="ListParagraph"/>
-        <w:numPr>
-          <w:ilvl w:val="0"/>
-          <w:numId w:val="2"/>
-        </w:numPr>
-        <w:jc w:val="both"/>
-      </w:pPr>
-      <w:r>
-        <w:rPr>
-          <w:b/>
-          <w:bCs/>
-        </w:rPr>
-        <w:t>Just as useful:</w:t>
-      </w:r>
-      <w:r>
-        <w:t xml:space="preserve"> the AUC ratio is 0.975, statistically tied with TVAE (0.987) and clearly better than CTGAN (0.787).</w:t>
-      </w:r>
-    </w:p>
-    <w:p>
-      <w:pPr>
-        <w:pStyle w:val="ListParagraph"/>
-        <w:numPr>
-          <w:ilvl w:val="0"/>
-          <w:numId w:val="2"/>
-        </w:numPr>
-        <w:jc w:val="both"/>
-      </w:pPr>
-      <w:r>
-        <w:rPr>
-          <w:b/>
-          <w:bCs/>
-        </w:rPr>
-        <w:t>Private:</w:t>
-      </w:r>
-      <w:r>
-        <w:t xml:space="preserve"> DCR and membership-inference AUC are close to their ideal values for all methods, and no method produced an exact copy of a training patient.</w:t>
-      </w:r>
-    </w:p>
-    <w:p>
-      <w:pPr>
-        <w:jc w:val="both"/>
-      </w:pPr>
-      <w:r>
-        <w:rPr>
-          <w:b/>
-          <w:bCs/>
-        </w:rPr>
-        <w:t>Analysis:</w:t>
-      </w:r>
-      <w:r>
-        <w:t xml:space="preserve"> generating each patient for a hospital and generating missing values, instead of filling them in, gives MedTwin records that a classifier finds much harder to tell apart from real patients, without losing usefulness. </w:t>
-      </w:r>
-      <w:r>
-        <w:lastRenderedPageBreak/>
-        <w:t>Detectability (61.5%) is still above the ideal 50%, so there is room for improvement.</w:t>
+        <w:t>Generating each patient for a hospital, and generating the gaps instead of filling them, makes MedTwin's records much harder for a classifier to pick out, and the data stays just as useful. Detectability (61.5%) is still above the ideal 50%, so there is room to improve.</w:t>
       </w:r>
     </w:p>
     <w:p>
@@ -22822,6 +22385,7 @@
       </w:pPr>
       <w:bookmarkStart w:id="40" w:name="sec_37"/>
       <w:r>
+        <w:lastRenderedPageBreak/>
         <w:t>5.2) Diabetes: The Same Picture</w:t>
       </w:r>
       <w:bookmarkEnd w:id="40"/>
@@ -24028,17 +23592,7 @@
         <w:jc w:val="both"/>
       </w:pPr>
       <w:r>
-        <w:t xml:space="preserve">TabDDPM is the hardest to detect (55.9%) </w:t>
-      </w:r>
-      <w:r>
-        <w:rPr>
-          <w:b/>
-          <w:bCs/>
-        </w:rPr>
-        <w:t>but it memorised its training patients</w:t>
-      </w:r>
-      <w:r>
-        <w:t>: 60.8% of its records are closer to training patients than to unseen ones, and the membership attack reaches an AUC of 0.803. MedTwin shows no such leak (0.494). This agrees with recent findings that tabular diffusion models memorise [37], and shows why detectability alone must not be read as privacy.</w:t>
+        <w:t>TabDDPM is the hardest to detect (55.9%), but it memorised its training patients. 60.8% of its records are closer to training patients than to unseen ones, and the membership attack reaches an AUC of 0.803. MedTwin shows no such leak (0.494). This agrees with recent findings that tabular diffusion models memorise [37], and it is a good example of why detectability should not be read as privacy.</w:t>
       </w:r>
     </w:p>
     <w:p>
@@ -24052,7 +23606,7 @@
           <w:noProof/>
         </w:rPr>
         <w:drawing>
-          <wp:inline distT="0" distB="0" distL="0" distR="0" wp14:anchorId="616F32EB" wp14:editId="02015417">
+          <wp:inline distT="0" distB="0" distL="0" distR="0" wp14:anchorId="49B202BE" wp14:editId="4D200F1C">
             <wp:extent cx="5334000" cy="1276350"/>
             <wp:effectExtent l="0" t="0" r="0" b="0"/>
             <wp:docPr id="6" name="Picture 6"/>
@@ -25092,7 +24646,6 @@
                 <w:sz w:val="20"/>
                 <w:szCs w:val="20"/>
               </w:rPr>
-              <w:lastRenderedPageBreak/>
               <w:t>MedTwin without missing-value flags</w:t>
             </w:r>
           </w:p>
@@ -25350,6 +24903,7 @@
                 <w:sz w:val="20"/>
                 <w:szCs w:val="20"/>
               </w:rPr>
+              <w:lastRenderedPageBreak/>
               <w:t>Diabetes (one clinic, so no site gap)</w:t>
             </w:r>
           </w:p>
@@ -26227,14 +25781,7 @@
         <w:jc w:val="both"/>
       </w:pPr>
       <w:r>
-        <w:rPr>
-          <w:b/>
-          <w:bCs/>
-        </w:rPr>
-        <w:t>Only MedTwin gets the hospital right:</w:t>
-      </w:r>
-      <w:r>
-        <w:t xml:space="preserve"> its site gap (0.022) matches real data (0.024). The other methods were given the same flags and their overall missing rates are close to real, but they do not know which hospital a gap belongs to, so they put gaps in the wrong places (site gaps 0.035–0.131). A per-column check alone would not reveal this.</w:t>
+        <w:t>Only MedTwin puts the gaps at the right hospitals. Its site gap (0.022) matches the real data (0.024). The other methods got the same flags and their overall missing rates are close to real, but they do not know which hospital a gap belongs to, so they put gaps in the wrong places (site gaps 0.035–0.131). A per-column check alone would not show this.</w:t>
       </w:r>
     </w:p>
     <w:p>
@@ -26275,7 +25822,7 @@
         </w:rPr>
         <w:lastRenderedPageBreak/>
         <w:drawing>
-          <wp:inline distT="0" distB="0" distL="0" distR="0" wp14:anchorId="0803AD5B" wp14:editId="101E3BFA">
+          <wp:inline distT="0" distB="0" distL="0" distR="0" wp14:anchorId="61F08813" wp14:editId="63A1381D">
             <wp:extent cx="5334000" cy="3676650"/>
             <wp:effectExtent l="0" t="0" r="0" b="0"/>
             <wp:docPr id="7" name="Picture 7"/>
@@ -26906,24 +26453,7 @@
         <w:jc w:val="both"/>
       </w:pPr>
       <w:r>
-        <w:rPr>
-          <w:b/>
-          <w:bCs/>
-        </w:rPr>
-        <w:t>Results:</w:t>
-      </w:r>
-      <w:r>
-        <w:t xml:space="preserve"> on heart disease about 64 of the 368 attacked patients per test have a rare missingness pattern. For them, the membership attack reaches an AUC of </w:t>
-      </w:r>
-      <w:r>
-        <w:rPr>
-          <w:b/>
-          <w:bCs/>
-        </w:rPr>
-        <w:t>0.575</w:t>
-      </w:r>
-      <w:r>
-        <w:t xml:space="preserve"> against MedTwin, compared with 0.531 when MedTwin is trained without the missing-value flags — higher in all five seeds. For patients with common patterns and over all patients the difference is not clear. Patterns unique to one training patient do not reappear more often than those of unseen patients, so the model is not copying patterns.</w:t>
+        <w:t>On heart disease about 64 of the 368 attacked patients per test have a rare missingness pattern. For them, the membership attack reaches an AUC of 0.575 against MedTwin, compared with 0.531 when MedTwin is trained without the missing-value flags, and it is higher in all five seeds. For patients with common patterns, and over all patients, the difference is not clear. Patterns unique to one training patient do not reappear more often than those of unseen patients, so the model is not copying patterns.</w:t>
       </w:r>
     </w:p>
     <w:p>
@@ -26931,15 +26461,8 @@
         <w:jc w:val="both"/>
       </w:pPr>
       <w:r>
-        <w:rPr>
-          <w:b/>
-          <w:bCs/>
-        </w:rPr>
         <w:lastRenderedPageBreak/>
-        <w:t>Analysis:</w:t>
-      </w:r>
-      <w:r>
-        <w:t xml:space="preserve"> keeping realistic gaps makes the data more realistic and leaves overall privacy unchanged, but patients with </w:t>
+        <w:t xml:space="preserve">So keeping realistic gaps makes the data more realistic and leaves overall privacy where it was, but patients with </w:t>
       </w:r>
       <w:r>
         <w:rPr>
@@ -26949,7 +26472,7 @@
         <w:t>unusual</w:t>
       </w:r>
       <w:r>
-        <w:t xml:space="preserve"> gaps become slightly easier to single out. The effect is modest, but it concerns exactly the group a data owner would worry about. On diabetes only about 8 patients per test have rare patterns, too few for a conclusion.</w:t>
+        <w:t xml:space="preserve"> gaps become slightly easier to single out. The effect is small. Still, these are the patients a data owner would worry about most. On diabetes only about 8 patients per test have rare patterns, which is too few to draw a conclusion.</w:t>
       </w:r>
     </w:p>
     <w:p>
@@ -28743,14 +28266,7 @@
         <w:jc w:val="both"/>
       </w:pPr>
       <w:r>
-        <w:rPr>
-          <w:b/>
-          <w:bCs/>
-        </w:rPr>
-        <w:t>Missing-value flags matter most:</w:t>
-      </w:r>
-      <w:r>
-        <w:t xml:space="preserve"> without them detectability rises from 62.2% to 84.2% (heart) and from 64.0% to 81.5% (diabetes). Filling gaps with typical values makes synthetic patients easy to spot, consistent with the bias of “impute-then-generate” reported in [16].</w:t>
+        <w:t>The missing-value flags matter most. Without them, detectability rises from 62.2% to 84.2% (heart) and from 64.0% to 81.5% (diabetes). Filling gaps with typical values makes synthetic patients easy to spot, which matches the "impute-then-generate" bias reported for MissDiff [16].</w:t>
       </w:r>
     </w:p>
     <w:p>
@@ -28763,14 +28279,7 @@
         <w:jc w:val="both"/>
       </w:pPr>
       <w:r>
-        <w:rPr>
-          <w:b/>
-          <w:bCs/>
-        </w:rPr>
-        <w:t>Zero flag and hospital conditioning</w:t>
-      </w:r>
-      <w:r>
-        <w:t xml:space="preserve"> also clearly help realism (74.9% and 65.6% without them).</w:t>
+        <w:t>The zero flag and hospital conditioning also clearly help realism (detectability 74.9% and 65.6% without them).</w:t>
       </w:r>
     </w:p>
     <w:p>
@@ -28783,14 +28292,7 @@
         <w:jc w:val="both"/>
       </w:pPr>
       <w:r>
-        <w:rPr>
-          <w:b/>
-          <w:bCs/>
-        </w:rPr>
-        <w:t>Correlation loss</w:t>
-      </w:r>
-      <w:r>
-        <w:t xml:space="preserve"> does not change realism or usefulness, but without it the correlation gap between numeric columns nearly doubles (0.041 → 0.075 heart; 0.034 → 0.063 diabetes).</w:t>
+        <w:t>The correlation loss does not change realism or usefulness. Without it, though, the correlation gap between numeric columns nearly doubles (0.041 → 0.075 heart; 0.034 → 0.063 diabetes).</w:t>
       </w:r>
     </w:p>
     <w:p>
@@ -28803,7 +28305,7 @@
         <w:jc w:val="both"/>
       </w:pPr>
       <w:r>
-        <w:t>No component changes usefulness or overall privacy. The medical range check never removed a patient: it is a safety net.</w:t>
+        <w:t>No component changes usefulness or overall privacy. The medical range check never removed a patient, so it is only a safety net.</w:t>
       </w:r>
     </w:p>
     <w:p>
@@ -30034,7 +29536,7 @@
         <w:jc w:val="both"/>
       </w:pPr>
       <w:r>
-        <w:t>Changing the correlation weight or training for 300 epochs makes no clear difference. Training twice as long (1200 epochs) gives the same realism and usefulness but starts to memorise: DCR rises from 53.3% to 55.3% and MIA AUC from 0.532 to 0.548. The results therefore do not depend on lucky settings, and 600 epochs is a good stopping point.</w:t>
+        <w:t>Changing the correlation weight or training for 300 epochs makes no clear difference. Training twice as long (1200 epochs) gives the same realism and usefulness but starts to memorise: DCR rises from 53.3% to 55.3% and MIA AUC from 0.532 to 0.548. So the results do not rest on lucky settings, and 600 epochs is a sensible place to stop.</w:t>
       </w:r>
     </w:p>
     <w:p>
@@ -30054,7 +29556,7 @@
         <w:jc w:val="both"/>
       </w:pPr>
       <w:r>
-        <w:t>Figs. 5.4 and 5.5 compare the distributions of the number columns and the correlations between them for real and synthetic heart disease patients. The shapes and the main relationships — such as maximum heart rate falling with age — are preserved.</w:t>
+        <w:t>Figs. 5.4 and 5.5 compare the distributions of the number columns, and the correlations between them, for real and synthetic heart disease patients. The shapes and the main relationships, such as maximum heart rate falling with age, are kept.</w:t>
       </w:r>
     </w:p>
     <w:p>
@@ -30068,7 +29570,7 @@
           <w:noProof/>
         </w:rPr>
         <w:drawing>
-          <wp:inline distT="0" distB="0" distL="0" distR="0" wp14:anchorId="72EFADF7" wp14:editId="6FF1CA9C">
+          <wp:inline distT="0" distB="0" distL="0" distR="0" wp14:anchorId="3AF28A00" wp14:editId="05A4F733">
             <wp:extent cx="5334000" cy="1295400"/>
             <wp:effectExtent l="0" t="0" r="0" b="0"/>
             <wp:docPr id="8" name="Picture 8"/>
@@ -30142,7 +29644,7 @@
           <w:noProof/>
         </w:rPr>
         <w:drawing>
-          <wp:inline distT="0" distB="0" distL="0" distR="0" wp14:anchorId="29F6BE3B" wp14:editId="79ECA523">
+          <wp:inline distT="0" distB="0" distL="0" distR="0" wp14:anchorId="24AC00CC" wp14:editId="75A75E75">
             <wp:extent cx="5334000" cy="1619250"/>
             <wp:effectExtent l="0" t="0" r="0" b="0"/>
             <wp:docPr id="9" name="Picture 9"/>
@@ -30227,14 +29729,7 @@
         <w:jc w:val="both"/>
       </w:pPr>
       <w:r>
-        <w:rPr>
-          <w:b/>
-          <w:bCs/>
-        </w:rPr>
-        <w:t>Training instability:</w:t>
-      </w:r>
-      <w:r>
-        <w:t xml:space="preserve"> batches that happened to contain a constant column produced NaN values in the correlation loss, which corrupted the whole model. Skipping constant columns fixed this.</w:t>
+        <w:t>Training sometimes broke down. Batches that happened to contain a constant column produced NaN values in the correlation loss, and these corrupted the whole model. Skipping constant columns fixed it.</w:t>
       </w:r>
     </w:p>
     <w:p>
@@ -30247,15 +29742,8 @@
         <w:jc w:val="both"/>
       </w:pPr>
       <w:r>
-        <w:rPr>
-          <w:b/>
-          <w:bCs/>
-        </w:rPr>
         <w:lastRenderedPageBreak/>
-        <w:t>Hidden missing values:</w:t>
-      </w:r>
-      <w:r>
-        <w:t xml:space="preserve"> zeros that really mean “not measured” (for example, Swiss cholesterol) distorted early results until they were handled explicitly through the settings file.</w:t>
+        <w:t>Some missing values were hidden as zeros, for example Swiss cholesterol. They distorted our early results until the settings file marked them as missing.</w:t>
       </w:r>
     </w:p>
     <w:p>
@@ -30268,14 +29756,7 @@
         <w:jc w:val="both"/>
       </w:pPr>
       <w:r>
-        <w:rPr>
-          <w:b/>
-          <w:bCs/>
-        </w:rPr>
-        <w:t>Fair evaluation:</w:t>
-      </w:r>
-      <w:r>
-        <w:t xml:space="preserve"> early versions tested on patients the model had seen and reported a privacy score that actually measured realism. Holding out patients and separating detectability from privacy made the evaluation honest.</w:t>
+        <w:t>Early versions tested on patients the model had already seen, and reported a "privacy" score that really measured realism. Holding out patients and keeping detectability separate from privacy fixed both problems.</w:t>
       </w:r>
     </w:p>
     <w:p>
@@ -30288,14 +29769,7 @@
         <w:jc w:val="both"/>
       </w:pPr>
       <w:r>
-        <w:rPr>
-          <w:b/>
-          <w:bCs/>
-        </w:rPr>
-        <w:t>Statistical reliability:</w:t>
-      </w:r>
-      <w:r>
-        <w:t xml:space="preserve"> single runs gave misleading differences between methods; repeating with five seeds and using paired confidence intervals showed which differences are real.</w:t>
+        <w:t>Single runs gave misleading differences between methods. Repeating each run with five seeds and using paired confidence intervals showed which differences were real.</w:t>
       </w:r>
     </w:p>
     <w:p>
@@ -30308,14 +29782,7 @@
         <w:jc w:val="both"/>
       </w:pPr>
       <w:r>
-        <w:rPr>
-          <w:b/>
-          <w:bCs/>
-        </w:rPr>
-        <w:t>Long experiments:</w:t>
-      </w:r>
-      <w:r>
-        <w:t xml:space="preserve"> the full comparison takes about an hour; saving each run's results and synthetic data allowed experiments to resume and new measures to be added without retraining.</w:t>
+        <w:t>The full comparison takes about an hour. Because each run's results and synthetic data were saved, experiments could resume after a stop, and new measures could be added without retraining.</w:t>
       </w:r>
     </w:p>
     <w:p>
@@ -30339,7 +29806,7 @@
         <w:jc w:val="both"/>
       </w:pPr>
       <w:r>
-        <w:t>This project designed, implemented and evaluated MedTwin, a generative AI system that produces realistic, useful and private synthetic patient records while keeping the real pattern of missing values. The key conclusions are:</w:t>
+        <w:t>We built and tested MedTwin, a model that generates synthetic patient records and keeps the real pattern of missing values. Our main conclusions are below.</w:t>
       </w:r>
     </w:p>
     <w:p>
@@ -30388,7 +29855,7 @@
         <w:t>Significance:</w:t>
       </w:r>
       <w:r>
-        <w:t xml:space="preserve"> treating “not measured” as part of the data, rather than filling it in, is what makes the records realistic — the ablation study shows the missing-value flags matter most.</w:t>
+        <w:t xml:space="preserve"> keeping "not measured" in the data instead of filling it in is the main reason the records look real. In the ablation study, the missing-value flags made the biggest difference.</w:t>
       </w:r>
     </w:p>
     <w:p>
@@ -30437,7 +29904,7 @@
         <w:t>Significance:</w:t>
       </w:r>
       <w:r>
-        <w:t xml:space="preserve"> realism was gained without losing usefulness or privacy, unlike TabDDPM, which memorised its training patients on the diabetes data.</w:t>
+        <w:t xml:space="preserve"> MedTwin became more realistic without losing usefulness or privacy. TabDDPM, by contrast, memorised its training patients on the diabetes data.</w:t>
       </w:r>
     </w:p>
     <w:p>
@@ -30486,7 +29953,7 @@
         <w:t>Significance:</w:t>
       </w:r>
       <w:r>
-        <w:t xml:space="preserve"> these scores reveal differences that standard per-column checks hide, and can be used to evaluate any synthetic-data generator.</w:t>
+        <w:t xml:space="preserve"> these scores show differences that per-column checks miss, and they work for any synthetic-data generator.</w:t>
       </w:r>
     </w:p>
     <w:p>
@@ -30495,7 +29962,7 @@
         <w:keepNext/>
       </w:pPr>
       <w:r>
-        <w:t>4. An honest privacy finding</w:t>
+        <w:t>4. A privacy cost of keeping gaps</w:t>
       </w:r>
     </w:p>
     <w:p>
@@ -30535,7 +30002,7 @@
         <w:t>Significance:</w:t>
       </w:r>
       <w:r>
-        <w:t xml:space="preserve"> data owners should be aware of this small, consistent cost for patients with unusual gaps; it points to clear future work.</w:t>
+        <w:t xml:space="preserve"> anyone releasing such data should know about this small cost for patients with unusual gaps. Reducing it is an obvious next step.</w:t>
       </w:r>
     </w:p>
     <w:p>
@@ -30543,14 +30010,7 @@
         <w:jc w:val="both"/>
       </w:pPr>
       <w:r>
-        <w:rPr>
-          <w:b/>
-          <w:bCs/>
-        </w:rPr>
-        <w:t>Limitations:</w:t>
-      </w:r>
-      <w:r>
-        <w:t xml:space="preserve"> both datasets are small (under 1000 patients); detectability is still above the ideal 50%; privacy was tested with attacks rather than guaranteed mathematically [27]; the privacy audit of gaps needs enough rare-pattern patients and was inconclusive on diabetes; and the newest missing-value-aware generators were not yet included in the comparison.</w:t>
+        <w:t>The work has limits. Both datasets are small (under 1000 patients), and detectability is still above the ideal 50%. Privacy was tested with attacks and is not guaranteed mathematically [27]. The audit of gaps needs enough patients with rare patterns, so it was inconclusive on diabetes. And the newest missing-value-aware generators were not part of the comparison.</w:t>
       </w:r>
     </w:p>
     <w:p>
@@ -30572,7 +30032,7 @@
         <w:jc w:val="both"/>
       </w:pPr>
       <w:r>
-        <w:t>The work done in this project provides a solid base for further research. The following directions are recommended:</w:t>
+        <w:t>Several directions follow from this work.</w:t>
       </w:r>
     </w:p>
     <w:p>
@@ -30664,7 +30124,7 @@
         <w:t>Significance:</w:t>
       </w:r>
       <w:r>
-        <w:t xml:space="preserve"> Establishes where MedTwin stands among the newest methods and strengthens the research contribution.</w:t>
+        <w:t xml:space="preserve"> Shows how MedTwin compares with the newest methods.</w:t>
       </w:r>
     </w:p>
     <w:p>
@@ -30756,7 +30216,7 @@
         <w:t>Significance:</w:t>
       </w:r>
       <w:r>
-        <w:t xml:space="preserve"> Allows realistic gaps to be kept while protecting the most exposed patients.</w:t>
+        <w:t xml:space="preserve"> Lets realistic gaps be kept while protecting the patients most at risk.</w:t>
       </w:r>
     </w:p>
     <w:p>
@@ -30848,7 +30308,7 @@
         <w:t>Significance:</w:t>
       </w:r>
       <w:r>
-        <w:t xml:space="preserve"> Supports data sharing and model development across hospitals.</w:t>
+        <w:t xml:space="preserve"> Would help hospitals share data and build models together.</w:t>
       </w:r>
     </w:p>
     <w:p>
@@ -30940,7 +30400,7 @@
         <w:t>Significance:</w:t>
       </w:r>
       <w:r>
-        <w:t xml:space="preserve"> Moves the work closer to real-world hospital data and use.</w:t>
+        <w:t xml:space="preserve"> Brings the work closer to real hospital databases.</w:t>
       </w:r>
     </w:p>
     <w:p>
@@ -32025,7 +31485,7 @@
         <w:jc w:val="both"/>
       </w:pPr>
       <w:r>
-        <w:t>The first eight synthetic heart disease patients generated by MedTwin (seed 0). Blank values are shown as “not measured”. None of these records belongs to a real patient.</w:t>
+        <w:t>The first eight synthetic heart disease patients generated by MedTwin (seed 0). Blank values are shown as "not measured". None of these records belongs to a real patient.</w:t>
       </w:r>
     </w:p>
     <w:p>
@@ -35139,7 +34599,7 @@
         <w:keepNext/>
       </w:pPr>
       <w:r>
-        <w:t>Annexure B: Key code snippets</w:t>
+        <w:t>Annexure B: Code snippets</w:t>
       </w:r>
     </w:p>
     <w:p>
@@ -36437,7 +35897,7 @@
                 <w:sz w:val="20"/>
                 <w:szCs w:val="20"/>
               </w:rPr>
-              <w:t>Generated all 15 columns with “not measured” handling and hospital conditioning</w:t>
+              <w:t>Generated all 15 columns with "not measured" handling and hospital conditioning</w:t>
             </w:r>
           </w:p>
         </w:tc>
@@ -36979,229 +36439,229 @@
 <file path=word/numbering.xml><?xml version="1.0" encoding="utf-8"?>
 <w:numbering xmlns:wpc="http://schemas.microsoft.com/office/word/2010/wordprocessingCanvas" xmlns:cx="http://schemas.microsoft.com/office/drawing/2014/chartex" xmlns:cx1="http://schemas.microsoft.com/office/drawing/2015/9/8/chartex" xmlns:cx2="http://schemas.microsoft.com/office/drawing/2015/10/21/chartex" xmlns:cx3="http://schemas.microsoft.com/office/drawing/2016/5/9/chartex" xmlns:cx4="http://schemas.microsoft.com/office/drawing/2016/5/10/chartex" xmlns:cx5="http://schemas.microsoft.com/office/drawing/2016/5/11/chartex" xmlns:cx6="http://schemas.microsoft.com/office/drawing/2016/5/12/chartex" xmlns:cx7="http://schemas.microsoft.com/office/drawing/2016/5/13/chartex" xmlns:cx8="http://schemas.microsoft.com/office/drawing/2016/5/14/chartex" xmlns:mc="http://schemas.openxmlformats.org/markup-compatibility/2006" xmlns:aink="http://schemas.microsoft.com/office/drawing/2016/ink" xmlns:am3d="http://schemas.microsoft.com/office/drawing/2017/model3d" xmlns:o="urn:schemas-microsoft-com:office:office" xmlns:oel="http://schemas.microsoft.com/office/2019/extlst" xmlns:r="http://schemas.openxmlformats.org/officeDocument/2006/relationships" xmlns:m="http://schemas.openxmlformats.org/officeDocument/2006/math" xmlns:v="urn:schemas-microsoft-com:vml" xmlns:wp14="http://schemas.microsoft.com/office/word/2010/wordprocessingDrawing" xmlns:wp="http://schemas.openxmlformats.org/drawingml/2006/wordprocessingDrawing" xmlns:w10="urn:schemas-microsoft-com:office:word" xmlns:w="http://schemas.openxmlformats.org/wordprocessingml/2006/main" xmlns:w14="http://schemas.microsoft.com/office/word/2010/wordml" xmlns:w15="http://schemas.microsoft.com/office/word/2012/wordml" xmlns:w16cex="http://schemas.microsoft.com/office/word/2018/wordml/cex" xmlns:w16cid="http://schemas.microsoft.com/office/word/2016/wordml/cid" xmlns:w16="http://schemas.microsoft.com/office/word/2018/wordml" xmlns:w16du="http://schemas.microsoft.com/office/word/2023/wordml/word16du" xmlns:w16sdtdh="http://schemas.microsoft.com/office/word/2020/wordml/sdtdatahash" xmlns:w16sdtfl="http://schemas.microsoft.com/office/word/2024/wordml/sdtformatlock" xmlns:w16se="http://schemas.microsoft.com/office/word/2015/wordml/symex" xmlns:wpg="http://schemas.microsoft.com/office/word/2010/wordprocessingGroup" xmlns:wpi="http://schemas.microsoft.com/office/word/2010/wordprocessingInk" xmlns:wne="http://schemas.microsoft.com/office/word/2006/wordml" xmlns:wps="http://schemas.microsoft.com/office/word/2010/wordprocessingShape" mc:Ignorable="w14 w15 w16se w16cid w16 w16cex w16sdtdh w16sdtfl w16du wp14">
   <w:abstractNum w:abstractNumId="0" w15:restartNumberingAfterBreak="0">
-    <w:nsid w:val="034E06AF"/>
+    <w:nsid w:val="05C63BE4"/>
     <w:multiLevelType w:val="hybridMultilevel"/>
-    <w:tmpl w:val="223E0B82"/>
-    <w:lvl w:ilvl="0" w:tplc="BE78A1C4">
+    <w:tmpl w:val="77E06BDA"/>
+    <w:lvl w:ilvl="0" w:tplc="02247DFA" w:tentative="1">
       <w:start w:val="1"/>
       <w:numFmt w:val="bullet"/>
-      <w:lvlText w:val="•"/>
+      <w:lvlText w:val="●"/>
       <w:lvlJc w:val="left"/>
       <w:pPr>
-        <w:ind w:left="844" w:hanging="360"/>
+        <w:ind w:left="720" w:hanging="360"/>
       </w:pPr>
     </w:lvl>
-    <w:lvl w:ilvl="1" w:tplc="4AE6B14E">
+    <w:lvl w:ilvl="1" w:tplc="4FF6EF7A" w:tentative="1">
       <w:start w:val="1"/>
       <w:numFmt w:val="bullet"/>
-      <w:lvlText w:val="◦"/>
+      <w:lvlText w:val="○"/>
       <w:lvlJc w:val="left"/>
       <w:pPr>
-        <w:ind w:left="1564" w:hanging="360"/>
+        <w:ind w:left="1440" w:hanging="360"/>
       </w:pPr>
     </w:lvl>
-    <w:lvl w:ilvl="2" w:tplc="896A42A2">
+    <w:lvl w:ilvl="2" w:tplc="DCB839A6" w:tentative="1">
+      <w:start w:val="1"/>
+      <w:numFmt w:val="bullet"/>
+      <w:lvlText w:val="■"/>
+      <w:lvlJc w:val="left"/>
+      <w:pPr>
+        <w:ind w:left="2160" w:hanging="360"/>
+      </w:pPr>
+    </w:lvl>
+    <w:lvl w:ilvl="3" w:tplc="0576B9DA" w:tentative="1">
+      <w:start w:val="1"/>
+      <w:numFmt w:val="bullet"/>
+      <w:lvlText w:val="●"/>
+      <w:lvlJc w:val="left"/>
+      <w:pPr>
+        <w:ind w:left="2880" w:hanging="360"/>
+      </w:pPr>
+    </w:lvl>
+    <w:lvl w:ilvl="4" w:tplc="95324D36" w:tentative="1">
+      <w:start w:val="1"/>
+      <w:numFmt w:val="bullet"/>
+      <w:lvlText w:val="○"/>
+      <w:lvlJc w:val="left"/>
+      <w:pPr>
+        <w:ind w:left="3600" w:hanging="360"/>
+      </w:pPr>
+    </w:lvl>
+    <w:lvl w:ilvl="5" w:tplc="665E8F8C" w:tentative="1">
+      <w:start w:val="1"/>
+      <w:numFmt w:val="bullet"/>
+      <w:lvlText w:val="■"/>
+      <w:lvlJc w:val="left"/>
+      <w:pPr>
+        <w:ind w:left="4320" w:hanging="360"/>
+      </w:pPr>
+    </w:lvl>
+    <w:lvl w:ilvl="6" w:tplc="731EBC9A" w:tentative="1">
+      <w:start w:val="1"/>
+      <w:numFmt w:val="bullet"/>
+      <w:lvlText w:val="●"/>
+      <w:lvlJc w:val="left"/>
+      <w:pPr>
+        <w:ind w:left="5040" w:hanging="360"/>
+      </w:pPr>
+    </w:lvl>
+    <w:lvl w:ilvl="7" w:tplc="CF940ECC" w:tentative="1">
+      <w:start w:val="1"/>
+      <w:numFmt w:val="bullet"/>
+      <w:lvlText w:val="●"/>
+      <w:lvlJc w:val="left"/>
+      <w:pPr>
+        <w:ind w:left="5760" w:hanging="360"/>
+      </w:pPr>
+    </w:lvl>
+    <w:lvl w:ilvl="8" w:tplc="1C62482E" w:tentative="1">
+      <w:start w:val="1"/>
+      <w:numFmt w:val="bullet"/>
+      <w:lvlText w:val="●"/>
+      <w:lvlJc w:val="left"/>
+      <w:pPr>
+        <w:ind w:left="6480" w:hanging="360"/>
+      </w:pPr>
+    </w:lvl>
+  </w:abstractNum>
+  <w:abstractNum w:abstractNumId="1" w15:restartNumberingAfterBreak="0">
+    <w:nsid w:val="2EEF3C7B"/>
+    <w:multiLevelType w:val="hybridMultilevel"/>
+    <w:tmpl w:val="F81E4A62"/>
+    <w:lvl w:ilvl="0" w:tplc="22044314">
+      <w:start w:val="1"/>
+      <w:numFmt w:val="decimal"/>
+      <w:lvlText w:val="%1."/>
+      <w:lvlJc w:val="left"/>
+      <w:pPr>
+        <w:ind w:left="844" w:hanging="360"/>
+      </w:pPr>
+    </w:lvl>
+    <w:lvl w:ilvl="1" w:tplc="A210A98C">
       <w:numFmt w:val="decimal"/>
       <w:lvlText w:val=""/>
       <w:lvlJc w:val="left"/>
     </w:lvl>
-    <w:lvl w:ilvl="3" w:tplc="BAFAB100">
+    <w:lvl w:ilvl="2" w:tplc="D81C383E">
       <w:numFmt w:val="decimal"/>
       <w:lvlText w:val=""/>
       <w:lvlJc w:val="left"/>
     </w:lvl>
-    <w:lvl w:ilvl="4" w:tplc="04022EC8">
+    <w:lvl w:ilvl="3" w:tplc="1C4259F4">
       <w:numFmt w:val="decimal"/>
       <w:lvlText w:val=""/>
       <w:lvlJc w:val="left"/>
     </w:lvl>
-    <w:lvl w:ilvl="5" w:tplc="35CC52F6">
+    <w:lvl w:ilvl="4" w:tplc="79A8B3A8">
       <w:numFmt w:val="decimal"/>
       <w:lvlText w:val=""/>
       <w:lvlJc w:val="left"/>
     </w:lvl>
-    <w:lvl w:ilvl="6" w:tplc="10D04004">
+    <w:lvl w:ilvl="5" w:tplc="BF9C48C6">
       <w:numFmt w:val="decimal"/>
       <w:lvlText w:val=""/>
       <w:lvlJc w:val="left"/>
     </w:lvl>
-    <w:lvl w:ilvl="7" w:tplc="267A64E0">
+    <w:lvl w:ilvl="6" w:tplc="67B069DA">
       <w:numFmt w:val="decimal"/>
       <w:lvlText w:val=""/>
       <w:lvlJc w:val="left"/>
     </w:lvl>
-    <w:lvl w:ilvl="8" w:tplc="679C5AC0">
+    <w:lvl w:ilvl="7" w:tplc="67F6E514">
+      <w:numFmt w:val="decimal"/>
+      <w:lvlText w:val=""/>
+      <w:lvlJc w:val="left"/>
+    </w:lvl>
+    <w:lvl w:ilvl="8" w:tplc="E3F4990C">
       <w:numFmt w:val="decimal"/>
       <w:lvlText w:val=""/>
       <w:lvlJc w:val="left"/>
     </w:lvl>
   </w:abstractNum>
-  <w:abstractNum w:abstractNumId="1" w15:restartNumberingAfterBreak="0">
-    <w:nsid w:val="0B057A1D"/>
+  <w:abstractNum w:abstractNumId="2" w15:restartNumberingAfterBreak="0">
+    <w:nsid w:val="76F039B6"/>
     <w:multiLevelType w:val="hybridMultilevel"/>
-    <w:tmpl w:val="A2C03D0C"/>
-    <w:lvl w:ilvl="0" w:tplc="41525C18" w:tentative="1">
+    <w:tmpl w:val="79A4153A"/>
+    <w:lvl w:ilvl="0" w:tplc="D07477B2">
       <w:start w:val="1"/>
       <w:numFmt w:val="bullet"/>
-      <w:lvlText w:val="●"/>
+      <w:lvlText w:val="•"/>
       <w:lvlJc w:val="left"/>
       <w:pPr>
-        <w:ind w:left="720" w:hanging="360"/>
+        <w:ind w:left="844" w:hanging="360"/>
       </w:pPr>
     </w:lvl>
-    <w:lvl w:ilvl="1" w:tplc="A2DA0F56" w:tentative="1">
+    <w:lvl w:ilvl="1" w:tplc="50ECC77A">
       <w:start w:val="1"/>
       <w:numFmt w:val="bullet"/>
-      <w:lvlText w:val="○"/>
+      <w:lvlText w:val="◦"/>
       <w:lvlJc w:val="left"/>
       <w:pPr>
-        <w:ind w:left="1440" w:hanging="360"/>
+        <w:ind w:left="1564" w:hanging="360"/>
       </w:pPr>
     </w:lvl>
-    <w:lvl w:ilvl="2" w:tplc="BBCE481A" w:tentative="1">
-      <w:start w:val="1"/>
-      <w:numFmt w:val="bullet"/>
-      <w:lvlText w:val="■"/>
-      <w:lvlJc w:val="left"/>
-      <w:pPr>
-        <w:ind w:left="2160" w:hanging="360"/>
-      </w:pPr>
-    </w:lvl>
-    <w:lvl w:ilvl="3" w:tplc="7604EA6A" w:tentative="1">
-      <w:start w:val="1"/>
-      <w:numFmt w:val="bullet"/>
-      <w:lvlText w:val="●"/>
-      <w:lvlJc w:val="left"/>
-      <w:pPr>
-        <w:ind w:left="2880" w:hanging="360"/>
-      </w:pPr>
-    </w:lvl>
-    <w:lvl w:ilvl="4" w:tplc="6C3CA19E" w:tentative="1">
-      <w:start w:val="1"/>
-      <w:numFmt w:val="bullet"/>
-      <w:lvlText w:val="○"/>
-      <w:lvlJc w:val="left"/>
-      <w:pPr>
-        <w:ind w:left="3600" w:hanging="360"/>
-      </w:pPr>
-    </w:lvl>
-    <w:lvl w:ilvl="5" w:tplc="9D88EDA8" w:tentative="1">
-      <w:start w:val="1"/>
-      <w:numFmt w:val="bullet"/>
-      <w:lvlText w:val="■"/>
-      <w:lvlJc w:val="left"/>
-      <w:pPr>
-        <w:ind w:left="4320" w:hanging="360"/>
-      </w:pPr>
-    </w:lvl>
-    <w:lvl w:ilvl="6" w:tplc="CAE8C6C8" w:tentative="1">
-      <w:start w:val="1"/>
-      <w:numFmt w:val="bullet"/>
-      <w:lvlText w:val="●"/>
-      <w:lvlJc w:val="left"/>
-      <w:pPr>
-        <w:ind w:left="5040" w:hanging="360"/>
-      </w:pPr>
-    </w:lvl>
-    <w:lvl w:ilvl="7" w:tplc="86E479F4" w:tentative="1">
-      <w:start w:val="1"/>
-      <w:numFmt w:val="bullet"/>
-      <w:lvlText w:val="●"/>
-      <w:lvlJc w:val="left"/>
-      <w:pPr>
-        <w:ind w:left="5760" w:hanging="360"/>
-      </w:pPr>
-    </w:lvl>
-    <w:lvl w:ilvl="8" w:tplc="F03492A2" w:tentative="1">
-      <w:start w:val="1"/>
-      <w:numFmt w:val="bullet"/>
-      <w:lvlText w:val="●"/>
-      <w:lvlJc w:val="left"/>
-      <w:pPr>
-        <w:ind w:left="6480" w:hanging="360"/>
-      </w:pPr>
-    </w:lvl>
-  </w:abstractNum>
-  <w:abstractNum w:abstractNumId="2" w15:restartNumberingAfterBreak="0">
-    <w:nsid w:val="0E145AA0"/>
-    <w:multiLevelType w:val="hybridMultilevel"/>
-    <w:tmpl w:val="034A85E2"/>
-    <w:lvl w:ilvl="0" w:tplc="8DA8F136">
-      <w:start w:val="1"/>
-      <w:numFmt w:val="decimal"/>
-      <w:lvlText w:val="%1."/>
-      <w:lvlJc w:val="left"/>
-      <w:pPr>
-        <w:ind w:left="844" w:hanging="360"/>
-      </w:pPr>
-    </w:lvl>
-    <w:lvl w:ilvl="1" w:tplc="5A723904">
+    <w:lvl w:ilvl="2" w:tplc="3C02A88C">
       <w:numFmt w:val="decimal"/>
       <w:lvlText w:val=""/>
       <w:lvlJc w:val="left"/>
     </w:lvl>
-    <w:lvl w:ilvl="2" w:tplc="95FC5748">
+    <w:lvl w:ilvl="3" w:tplc="6C7420E6">
       <w:numFmt w:val="decimal"/>
       <w:lvlText w:val=""/>
       <w:lvlJc w:val="left"/>
     </w:lvl>
-    <w:lvl w:ilvl="3" w:tplc="E2789D1A">
+    <w:lvl w:ilvl="4" w:tplc="8F1CBEF2">
       <w:numFmt w:val="decimal"/>
       <w:lvlText w:val=""/>
       <w:lvlJc w:val="left"/>
     </w:lvl>
-    <w:lvl w:ilvl="4" w:tplc="947C0036">
+    <w:lvl w:ilvl="5" w:tplc="04E07514">
       <w:numFmt w:val="decimal"/>
       <w:lvlText w:val=""/>
       <w:lvlJc w:val="left"/>
     </w:lvl>
-    <w:lvl w:ilvl="5" w:tplc="87E857D2">
+    <w:lvl w:ilvl="6" w:tplc="DFD8E772">
       <w:numFmt w:val="decimal"/>
       <w:lvlText w:val=""/>
       <w:lvlJc w:val="left"/>
     </w:lvl>
-    <w:lvl w:ilvl="6" w:tplc="99920EEE">
+    <w:lvl w:ilvl="7" w:tplc="C42EB664">
       <w:numFmt w:val="decimal"/>
       <w:lvlText w:val=""/>
       <w:lvlJc w:val="left"/>
     </w:lvl>
-    <w:lvl w:ilvl="7" w:tplc="3024567E">
-      <w:numFmt w:val="decimal"/>
-      <w:lvlText w:val=""/>
-      <w:lvlJc w:val="left"/>
-    </w:lvl>
-    <w:lvl w:ilvl="8" w:tplc="BC244E2A">
+    <w:lvl w:ilvl="8" w:tplc="8E90D11E">
       <w:numFmt w:val="decimal"/>
       <w:lvlText w:val=""/>
       <w:lvlJc w:val="left"/>
     </w:lvl>
   </w:abstractNum>
-  <w:num w:numId="1" w16cid:durableId="352269752">
+  <w:num w:numId="1" w16cid:durableId="1853718433">
+    <w:abstractNumId w:val="0"/>
+    <w:lvlOverride w:ilvl="0">
+      <w:startOverride w:val="1"/>
+    </w:lvlOverride>
+  </w:num>
+  <w:num w:numId="2" w16cid:durableId="35810854">
+    <w:abstractNumId w:val="2"/>
+    <w:lvlOverride w:ilvl="0">
+      <w:startOverride w:val="1"/>
+    </w:lvlOverride>
+  </w:num>
+  <w:num w:numId="3" w16cid:durableId="580022639">
     <w:abstractNumId w:val="1"/>
     <w:lvlOverride w:ilvl="0">
       <w:startOverride w:val="1"/>
     </w:lvlOverride>
   </w:num>
-  <w:num w:numId="2" w16cid:durableId="1184444849">
-    <w:abstractNumId w:val="0"/>
+  <w:num w:numId="4" w16cid:durableId="1664359645">
+    <w:abstractNumId w:val="1"/>
     <w:lvlOverride w:ilvl="0">
       <w:startOverride w:val="1"/>
     </w:lvlOverride>
   </w:num>
-  <w:num w:numId="3" w16cid:durableId="708190085">
-    <w:abstractNumId w:val="2"/>
-    <w:lvlOverride w:ilvl="0">
-      <w:startOverride w:val="1"/>
-    </w:lvlOverride>
-  </w:num>
-  <w:num w:numId="4" w16cid:durableId="1080715241">
-    <w:abstractNumId w:val="2"/>
-    <w:lvlOverride w:ilvl="0">
-      <w:startOverride w:val="1"/>
-    </w:lvlOverride>
-  </w:num>
-  <w:num w:numId="5" w16cid:durableId="761609044">
-    <w:abstractNumId w:val="2"/>
+  <w:num w:numId="5" w16cid:durableId="2037151642">
+    <w:abstractNumId w:val="1"/>
     <w:lvlOverride w:ilvl="0">
       <w:startOverride w:val="1"/>
     </w:lvlOverride>

--- a/docs/MedTwin_Project_Report_MUJ.docx
+++ b/docs/MedTwin_Project_Report_MUJ.docx
@@ -236,7 +236,7 @@
           <w:noProof/>
         </w:rPr>
         <w:drawing>
-          <wp:inline distT="0" distB="0" distL="0" distR="0" wp14:anchorId="777F3963" wp14:editId="66C97EE0">
+          <wp:inline distT="0" distB="0" distL="0" distR="0" wp14:anchorId="185FBC0F" wp14:editId="2BBE3D6E">
             <wp:extent cx="2381250" cy="447675"/>
             <wp:effectExtent l="0" t="0" r="0" b="0"/>
             <wp:docPr id="10" name="Picture 10"/>
@@ -3714,7 +3714,7 @@
               <w:rPr>
                 <w:noProof/>
               </w:rPr>
-              <w:t>30</w:t>
+              <w:t>28</w:t>
             </w:r>
             <w:r>
               <w:fldChar w:fldCharType="end"/>
@@ -7610,7 +7610,7 @@
               <w:rPr>
                 <w:noProof/>
               </w:rPr>
-              <w:t>30</w:t>
+              <w:t>28</w:t>
             </w:r>
             <w:r>
               <w:fldChar w:fldCharType="end"/>
@@ -9147,7 +9147,7 @@
         <w:jc w:val="both"/>
       </w:pPr>
       <w:r>
-        <w:t>Synthetic data is one way around this [1, 2]. A generative model learns the statistical patterns of real patient records and then produces new records that follow those patterns but belong to no real person. If the synthetic records look real, work well for training models and do not give away the real patients, they can be shared in place of the real data, for example for research, teaching or software testing.</w:t>
+        <w:t>Synthetic data is one way around this [1]. A generative model learns the statistical patterns of real patient records and then produces new records that follow those patterns but belong to no real person. If the synthetic records look real, work well for training models and do not give away the real patients, they can be shared in place of the real data, for example for research, teaching or software testing.</w:t>
       </w:r>
     </w:p>
     <w:p>
@@ -9165,7 +9165,7 @@
         <w:t>MedTwin</w:t>
       </w:r>
       <w:r>
-        <w:t>, a model that creates synthetic patient records from real hospital data. MedTwin is a conditional Wasserstein generative adversarial network with gradient penalty (WGAN-GP) [3, 4, 5]. We tested it against three widely used synthetic-data methods on two public datasets: the UCI Heart Disease data from four hospitals [6, 7] and the Pima Indians Diabetes data [8].</w:t>
+        <w:t>, a model that creates synthetic patient records from real hospital data. MedTwin is a conditional Wasserstein generative adversarial network with gradient penalty (WGAN-GP) [2, 3, 4]. We tested it against three widely used synthetic-data methods on two public datasets: the UCI Heart Disease data from four hospitals [5] and the Pima Indians Diabetes data [6].</w:t>
       </w:r>
     </w:p>
     <w:p>
@@ -9666,7 +9666,7 @@
         <w:jc w:val="both"/>
       </w:pPr>
       <w:r>
-        <w:t>Synthetic data is artificial data made by a model that has learned the patterns of real data. Reviews of the field [1, 19] judge it on realism, usefulness and privacy. Realistic data looks like the real data, both column by column and in how the columns relate. Useful data trains models that work on real patients. Private data does not reveal which real people were used to make it.</w:t>
+        <w:t>Synthetic data is artificial data made by a model that has learned the patterns of real data. Goncalves et al. [1] judge it on realism, usefulness and privacy. Realistic data looks like the real data, both column by column and in how the columns relate. Useful data trains models that work on real patients. Private data does not reveal which real people were used to make it.</w:t>
       </w:r>
     </w:p>
     <w:p>
@@ -9683,7 +9683,7 @@
         <w:jc w:val="both"/>
       </w:pPr>
       <w:r>
-        <w:t>A GAN [3] has two neural networks that are trained against each other. The generator turns random noise into fake records, and the discriminator tries to tell the fake records from real ones. Over training, the generator's records get harder and harder to tell apart from real data.</w:t>
+        <w:t>A GAN [2] has two neural networks that are trained against each other. The generator turns random noise into fake records, and the discriminator tries to tell the fake records from real ones. Over training, the generator's records get harder and harder to tell apart from real data.</w:t>
       </w:r>
     </w:p>
     <w:p>
@@ -9700,7 +9700,7 @@
         <w:jc w:val="both"/>
       </w:pPr>
       <w:r>
-        <w:t>Standard GANs are often unstable and can end up producing only a few kinds of record. The Wasserstein GAN [4] replaces the discriminator's real/fake decision with a critic that gives each record a score, and these scores estimate the Wasserstein distance between real and fake data. The gradient-penalty version [5] penalises large gradients in the critic, which makes training much more stable. The critic loss is:</w:t>
+        <w:t>Standard GANs are often unstable and can end up producing only a few kinds of record. The Wasserstein GAN [3] replaces the discriminator's real/fake decision with a critic that gives each record a score, and these scores estimate the Wasserstein distance between real and fake data. The gradient-penalty version [4] penalises large gradients in the critic, which makes training much more stable. The critic loss is:</w:t>
       </w:r>
     </w:p>
     <w:p>
@@ -9769,7 +9769,7 @@
         <w:jc w:val="both"/>
       </w:pPr>
       <w:r>
-        <w:t>Categorical columns (such as chest pain type) must take exactly one value. The Gumbel-softmax technique [20] lets a neural network produce a smooth, trainable approximation of a one-hot choice during training and an exact one-hot choice when sampling.</w:t>
+        <w:t>Categorical columns (such as chest pain type) must take exactly one value. The Gumbel-softmax technique [11] lets a neural network produce a smooth, trainable approximation of a one-hot choice during training and an exact one-hot choice when sampling.</w:t>
       </w:r>
     </w:p>
     <w:p>
@@ -9786,11 +9786,11 @@
         <w:jc w:val="both"/>
       </w:pPr>
       <w:r>
-        <w:t xml:space="preserve">Values go missing for many reasons. In data from several hospitals, the main reason is usually local practice: some hospitals just do not run a given test. Common tools either fill missing values with a typical value, which is called </w:t>
+        <w:t xml:space="preserve">Values go missing for many reasons. In data from several hospitals, the main reason is usually local practice: some hospitals just do not run a given test. The usual tools fill missing values with a typical value, which is called </w:t>
       </w:r>
       <w:r>
         <w:lastRenderedPageBreak/>
-        <w:t>imputation [21], or learn a separate model of which values are missing [22]. If imputation is used before generating synthetic data, the gaps disappear and the synthetic records no longer show which tests were done.</w:t>
+        <w:t>imputation. If imputation is used before generating synthetic data, the gaps disappear and the synthetic records no longer show which tests were done. MissDiff [8] showed that filling gaps before training also biases what the generator learns.</w:t>
       </w:r>
     </w:p>
     <w:p>
@@ -9825,7 +9825,7 @@
         <w:jc w:val="both"/>
       </w:pPr>
       <w:r>
-        <w:t>Detectability is the accuracy of a classifier trained to tell real records from synthetic ones. At 50% the two cannot be told apart. It measures realism and says nothing about privacy [23].</w:t>
+        <w:t>Detectability is the accuracy of a classifier trained to tell real records from synthetic ones. At 50% the two cannot be told apart. It measures realism and says nothing about privacy.</w:t>
       </w:r>
     </w:p>
     <w:p>
@@ -9838,7 +9838,7 @@
         <w:jc w:val="both"/>
       </w:pPr>
       <w:r>
-        <w:t>TSTR (Train on Synthetic, Test on Real) [24] trains a disease predictor on synthetic data and tests it on real patients. Its AUC is compared with the same predictor trained on real data (TRTR).</w:t>
+        <w:t>TSTR (Train on Synthetic, Test on Real) trains a disease predictor on synthetic data and tests it on real patients. Its AUC is compared with the same predictor trained on real data (TRTR).</w:t>
       </w:r>
     </w:p>
     <w:p>
@@ -9864,7 +9864,7 @@
         <w:jc w:val="both"/>
       </w:pPr>
       <w:r>
-        <w:t>A Membership Inference Attack (MIA) [25, 26] tries to tell whether a given real patient was in the training data. An AUC of 0.5 means the attack does no better than guessing.</w:t>
+        <w:t>A Membership Inference Attack (MIA) [12] tries to tell whether a given real patient was in the training data. An AUC of 0.5 means the attack does no better than guessing.</w:t>
       </w:r>
     </w:p>
     <w:p>
@@ -9872,7 +9872,7 @@
         <w:jc w:val="both"/>
       </w:pPr>
       <w:r>
-        <w:t>Passing these attacks is evidence of privacy, but it is not a guarantee [27].</w:t>
+        <w:t>Passing these attacks is evidence of privacy, but it is not a guarantee [13].</w:t>
       </w:r>
     </w:p>
     <w:p>
@@ -10224,7 +10224,7 @@
                 <w:sz w:val="24"/>
                 <w:szCs w:val="24"/>
               </w:rPr>
-              <w:t>PyTorch 2.8.0 [9]</w:t>
+              <w:t>PyTorch 2.8.0</w:t>
             </w:r>
           </w:p>
         </w:tc>
@@ -10414,7 +10414,7 @@
                 <w:sz w:val="24"/>
                 <w:szCs w:val="24"/>
               </w:rPr>
-              <w:t>scikit-learn 1.6.1 [10]</w:t>
+              <w:t>scikit-learn 1.6.1</w:t>
             </w:r>
           </w:p>
         </w:tc>
@@ -10479,6 +10479,7 @@
                 <w:sz w:val="24"/>
                 <w:szCs w:val="24"/>
               </w:rPr>
+              <w:lastRenderedPageBreak/>
               <w:t>Comparison methods</w:t>
             </w:r>
           </w:p>
@@ -10574,7 +10575,6 @@
                 <w:sz w:val="24"/>
                 <w:szCs w:val="24"/>
               </w:rPr>
-              <w:lastRenderedPageBreak/>
               <w:t>Statistics</w:t>
             </w:r>
           </w:p>
@@ -11221,7 +11221,7 @@
         <w:jc w:val="both"/>
       </w:pPr>
       <w:r>
-        <w:t>Random forests [28] were used for the detectability, utility and privacy tests, and the Adam optimiser [29] for training the networks. The baselines CTGAN and TVAE [30] come from the open-source ctgan library, and TabDDPM [31] was re-implemented in this project following its published design.</w:t>
+        <w:t>Random forests were used for the detectability, utility and privacy tests, and the Adam optimiser for training the networks. The baselines CTGAN and TVAE [14] come from the open-source ctgan library, and TabDDPM [15] was re-implemented in this project following its published design.</w:t>
       </w:r>
     </w:p>
     <w:p>
@@ -11241,10 +11241,7 @@
         <w:jc w:val="both"/>
       </w:pPr>
       <w:r>
-        <w:t>Early work on synthetic health records used GANs for binary and count features (medGAN [32]). CTGAN [30] introduced a conditional GAN for mixed tables of numbers and categories, and the same paper proposed TVAE, a variational autoencoder for tables. CTAB-GAN [33] improved the handling of mixed and long-tailed variables. Diffusion models such as TabDDPM [31] and TabSyn [34] now top many tabular benchmarks. EHR-Safe [35] was built for the messy structure of real electronic health records. Large benchmark stud</w:t>
-      </w:r>
-      <w:r>
-        <w:t>ies [2, 19, 36] compare many generators on realism, usefulness and privacy, and recent work shows that tabular diffusion models can memorise their training records [37].</w:t>
+        <w:t>CTGAN [14] introduced a conditional GAN for mixed tables of numbers and categories, and the same paper proposed TVAE, a variational autoencoder for tables. Diffusion models such as TabDDPM [15] now do well on many tabular benchmarks. Goncalves et al. [1] compared several generators on real patient data and judged them on how useful and how private the output was. Fang et al. [10] showed that diffusion models for tables can memorise their training records, and that longer training makes this worse.</w:t>
       </w:r>
     </w:p>
     <w:p>
@@ -11252,7 +11249,7 @@
         <w:jc w:val="both"/>
       </w:pPr>
       <w:r>
-        <w:t>Several recent studies generated synthetic versions of the same or similar data, and Table 2.2 compares them with this project. Their numbers cannot be compared directly with ours, because each study uses different data, splits and measures.</w:t>
+        <w:t>Two recent methods keep missing values in synthetic tables. MissDiff [8] trains a diffusion model directly on incomplete data, and Wang et al. [9] add a step to existing generators that keeps the missing patterns. Table 2.2 compares the closest work with this project. Their numbers cannot be compared directly with ours, because each study uses different data, splits and measures.</w:t>
       </w:r>
     </w:p>
     <w:p>
@@ -11466,7 +11463,7 @@
                 <w:sz w:val="20"/>
                 <w:szCs w:val="20"/>
               </w:rPr>
-              <w:t>Wan Abu Bakar et al., 2025 [11]</w:t>
+              <w:t>Wan Abu Bakar et al., 2025 [7]</w:t>
             </w:r>
           </w:p>
         </w:tc>
@@ -11591,7 +11588,8 @@
                 <w:sz w:val="20"/>
                 <w:szCs w:val="20"/>
               </w:rPr>
-              <w:t>Subedi et al., 2025 [12]</w:t>
+              <w:lastRenderedPageBreak/>
+              <w:t>MissDiff [8], Wang et al. [9]</w:t>
             </w:r>
           </w:p>
         </w:tc>
@@ -11621,7 +11619,7 @@
                 <w:sz w:val="20"/>
                 <w:szCs w:val="20"/>
               </w:rPr>
-              <w:t>CTGAN on Pima diabetes</w:t>
+              <w:t>Generators that keep missing values (diffusion; an add-on for existing generators)</w:t>
             </w:r>
           </w:p>
         </w:tc>
@@ -11651,7 +11649,7 @@
                 <w:sz w:val="20"/>
                 <w:szCs w:val="20"/>
               </w:rPr>
-              <w:t>Random forest accuracy 82% (real) → 63% (synthetic)</w:t>
+              <w:t>Filling gaps before training biases the synthetic data</w:t>
             </w:r>
           </w:p>
         </w:tc>
@@ -11681,7 +11679,7 @@
                 <w:sz w:val="20"/>
                 <w:szCs w:val="20"/>
               </w:rPr>
-              <w:t>MedTwin keeps 98% of real-data performance (AUC ratio)</w:t>
+              <w:t>Same goal; we add hospital-conditioned gaps, scores for gap realism and an audit of their privacy cost</w:t>
             </w:r>
           </w:p>
         </w:tc>
@@ -11716,8 +11714,7 @@
                 <w:sz w:val="20"/>
                 <w:szCs w:val="20"/>
               </w:rPr>
-              <w:lastRenderedPageBreak/>
-              <w:t>Alqulaity &amp; Yang, 2024 [13]</w:t>
+              <w:t>Fang et al., 2025 [10]</w:t>
             </w:r>
           </w:p>
         </w:tc>
@@ -11747,7 +11744,7 @@
                 <w:sz w:val="20"/>
                 <w:szCs w:val="20"/>
               </w:rPr>
-              <w:t>Enhanced conditional GAN, 218 cardiovascular patients, one hospital</w:t>
+              <w:t>Memorisation in diffusion models for tables</w:t>
             </w:r>
           </w:p>
         </w:tc>
@@ -11777,7 +11774,7 @@
                 <w:sz w:val="20"/>
                 <w:szCs w:val="20"/>
               </w:rPr>
-              <w:t>Distribution statistics only; no utility or privacy test</w:t>
+              <w:t>These models copy training records, more so with longer training</w:t>
             </w:r>
           </w:p>
         </w:tc>
@@ -11807,257 +11804,7 @@
                 <w:sz w:val="20"/>
                 <w:szCs w:val="20"/>
               </w:rPr>
-              <w:t>We test realism, usefulness and privacy on unseen patients</w:t>
-            </w:r>
-          </w:p>
-        </w:tc>
-      </w:tr>
-      <w:tr>
-        <w:trPr>
-          <w:cantSplit/>
-        </w:trPr>
-        <w:tc>
-          <w:tcPr>
-            <w:tcW w:w="1900" w:type="dxa"/>
-            <w:tcBorders>
-              <w:top w:val="single" w:sz="4" w:space="0" w:color="808080"/>
-              <w:left w:val="single" w:sz="4" w:space="0" w:color="808080"/>
-              <w:bottom w:val="single" w:sz="4" w:space="0" w:color="808080"/>
-              <w:right w:val="single" w:sz="4" w:space="0" w:color="808080"/>
-            </w:tcBorders>
-            <w:tcMar>
-              <w:top w:w="50" w:type="dxa"/>
-              <w:left w:w="90" w:type="dxa"/>
-              <w:bottom w:w="50" w:type="dxa"/>
-              <w:right w:w="90" w:type="dxa"/>
-            </w:tcMar>
-            <w:vAlign w:val="center"/>
-          </w:tcPr>
-          <w:p>
-            <w:pPr>
-              <w:spacing w:line="223" w:lineRule="exact"/>
-            </w:pPr>
-            <w:r>
-              <w:rPr>
-                <w:sz w:val="20"/>
-                <w:szCs w:val="20"/>
-              </w:rPr>
-              <w:t>Lazzaro et al., 2026 [14]</w:t>
-            </w:r>
-          </w:p>
-        </w:tc>
-        <w:tc>
-          <w:tcPr>
-            <w:tcW w:w="2350" w:type="dxa"/>
-            <w:tcBorders>
-              <w:top w:val="single" w:sz="4" w:space="0" w:color="808080"/>
-              <w:left w:val="single" w:sz="4" w:space="0" w:color="808080"/>
-              <w:bottom w:val="single" w:sz="4" w:space="0" w:color="808080"/>
-              <w:right w:val="single" w:sz="4" w:space="0" w:color="808080"/>
-            </w:tcBorders>
-            <w:tcMar>
-              <w:top w:w="50" w:type="dxa"/>
-              <w:left w:w="90" w:type="dxa"/>
-              <w:bottom w:w="50" w:type="dxa"/>
-              <w:right w:w="90" w:type="dxa"/>
-            </w:tcMar>
-            <w:vAlign w:val="center"/>
-          </w:tcPr>
-          <w:p>
-            <w:pPr>
-              <w:spacing w:line="223" w:lineRule="exact"/>
-            </w:pPr>
-            <w:r>
-              <w:rPr>
-                <w:sz w:val="20"/>
-                <w:szCs w:val="20"/>
-              </w:rPr>
-              <w:t>Bayesian networks on UCI heart sites, trained on Cleveland only</w:t>
-            </w:r>
-          </w:p>
-        </w:tc>
-        <w:tc>
-          <w:tcPr>
-            <w:tcW w:w="2000" w:type="dxa"/>
-            <w:tcBorders>
-              <w:top w:val="single" w:sz="4" w:space="0" w:color="808080"/>
-              <w:left w:val="single" w:sz="4" w:space="0" w:color="808080"/>
-              <w:bottom w:val="single" w:sz="4" w:space="0" w:color="808080"/>
-              <w:right w:val="single" w:sz="4" w:space="0" w:color="808080"/>
-            </w:tcBorders>
-            <w:tcMar>
-              <w:top w:w="50" w:type="dxa"/>
-              <w:left w:w="90" w:type="dxa"/>
-              <w:bottom w:w="50" w:type="dxa"/>
-              <w:right w:w="90" w:type="dxa"/>
-            </w:tcMar>
-            <w:vAlign w:val="center"/>
-          </w:tcPr>
-          <w:p>
-            <w:pPr>
-              <w:spacing w:line="223" w:lineRule="exact"/>
-            </w:pPr>
-            <w:r>
-              <w:rPr>
-                <w:sz w:val="20"/>
-                <w:szCs w:val="20"/>
-              </w:rPr>
-              <w:t>Data augmentation results</w:t>
-            </w:r>
-          </w:p>
-        </w:tc>
-        <w:tc>
-          <w:tcPr>
-            <w:tcW w:w="2416" w:type="dxa"/>
-            <w:tcBorders>
-              <w:top w:val="single" w:sz="4" w:space="0" w:color="808080"/>
-              <w:left w:val="single" w:sz="4" w:space="0" w:color="808080"/>
-              <w:bottom w:val="single" w:sz="4" w:space="0" w:color="808080"/>
-              <w:right w:val="single" w:sz="4" w:space="0" w:color="808080"/>
-            </w:tcBorders>
-            <w:tcMar>
-              <w:top w:w="50" w:type="dxa"/>
-              <w:left w:w="90" w:type="dxa"/>
-              <w:bottom w:w="50" w:type="dxa"/>
-              <w:right w:w="90" w:type="dxa"/>
-            </w:tcMar>
-            <w:vAlign w:val="center"/>
-          </w:tcPr>
-          <w:p>
-            <w:pPr>
-              <w:spacing w:line="223" w:lineRule="exact"/>
-            </w:pPr>
-            <w:r>
-              <w:rPr>
-                <w:sz w:val="20"/>
-                <w:szCs w:val="20"/>
-              </w:rPr>
-              <w:t>We model all 4 hospitals, including the very incomplete ones</w:t>
-            </w:r>
-          </w:p>
-        </w:tc>
-      </w:tr>
-      <w:tr>
-        <w:trPr>
-          <w:cantSplit/>
-        </w:trPr>
-        <w:tc>
-          <w:tcPr>
-            <w:tcW w:w="1900" w:type="dxa"/>
-            <w:tcBorders>
-              <w:top w:val="single" w:sz="4" w:space="0" w:color="808080"/>
-              <w:left w:val="single" w:sz="4" w:space="0" w:color="808080"/>
-              <w:bottom w:val="single" w:sz="4" w:space="0" w:color="808080"/>
-              <w:right w:val="single" w:sz="4" w:space="0" w:color="808080"/>
-            </w:tcBorders>
-            <w:tcMar>
-              <w:top w:w="50" w:type="dxa"/>
-              <w:left w:w="90" w:type="dxa"/>
-              <w:bottom w:w="50" w:type="dxa"/>
-              <w:right w:w="90" w:type="dxa"/>
-            </w:tcMar>
-            <w:vAlign w:val="center"/>
-          </w:tcPr>
-          <w:p>
-            <w:pPr>
-              <w:spacing w:line="223" w:lineRule="exact"/>
-            </w:pPr>
-            <w:r>
-              <w:rPr>
-                <w:sz w:val="20"/>
-                <w:szCs w:val="20"/>
-              </w:rPr>
-              <w:t>HealthGen [15], MissDiff [16], Wang et al. [17], IGAMT [18]</w:t>
-            </w:r>
-          </w:p>
-        </w:tc>
-        <w:tc>
-          <w:tcPr>
-            <w:tcW w:w="2350" w:type="dxa"/>
-            <w:tcBorders>
-              <w:top w:val="single" w:sz="4" w:space="0" w:color="808080"/>
-              <w:left w:val="single" w:sz="4" w:space="0" w:color="808080"/>
-              <w:bottom w:val="single" w:sz="4" w:space="0" w:color="808080"/>
-              <w:right w:val="single" w:sz="4" w:space="0" w:color="808080"/>
-            </w:tcBorders>
-            <w:tcMar>
-              <w:top w:w="50" w:type="dxa"/>
-              <w:left w:w="90" w:type="dxa"/>
-              <w:bottom w:w="50" w:type="dxa"/>
-              <w:right w:w="90" w:type="dxa"/>
-            </w:tcMar>
-            <w:vAlign w:val="center"/>
-          </w:tcPr>
-          <w:p>
-            <w:pPr>
-              <w:spacing w:line="223" w:lineRule="exact"/>
-            </w:pPr>
-            <w:r>
-              <w:rPr>
-                <w:sz w:val="20"/>
-                <w:szCs w:val="20"/>
-              </w:rPr>
-              <w:t>Generators that keep missing values (time series, diffusion, plug-in, private EHR)</w:t>
-            </w:r>
-          </w:p>
-        </w:tc>
-        <w:tc>
-          <w:tcPr>
-            <w:tcW w:w="2000" w:type="dxa"/>
-            <w:tcBorders>
-              <w:top w:val="single" w:sz="4" w:space="0" w:color="808080"/>
-              <w:left w:val="single" w:sz="4" w:space="0" w:color="808080"/>
-              <w:bottom w:val="single" w:sz="4" w:space="0" w:color="808080"/>
-              <w:right w:val="single" w:sz="4" w:space="0" w:color="808080"/>
-            </w:tcBorders>
-            <w:tcMar>
-              <w:top w:w="50" w:type="dxa"/>
-              <w:left w:w="90" w:type="dxa"/>
-              <w:bottom w:w="50" w:type="dxa"/>
-              <w:right w:w="90" w:type="dxa"/>
-            </w:tcMar>
-            <w:vAlign w:val="center"/>
-          </w:tcPr>
-          <w:p>
-            <w:pPr>
-              <w:spacing w:line="223" w:lineRule="exact"/>
-            </w:pPr>
-            <w:r>
-              <w:rPr>
-                <w:sz w:val="20"/>
-                <w:szCs w:val="20"/>
-              </w:rPr>
-              <w:t>Show that keeping missingness matters</w:t>
-            </w:r>
-          </w:p>
-        </w:tc>
-        <w:tc>
-          <w:tcPr>
-            <w:tcW w:w="2416" w:type="dxa"/>
-            <w:tcBorders>
-              <w:top w:val="single" w:sz="4" w:space="0" w:color="808080"/>
-              <w:left w:val="single" w:sz="4" w:space="0" w:color="808080"/>
-              <w:bottom w:val="single" w:sz="4" w:space="0" w:color="808080"/>
-              <w:right w:val="single" w:sz="4" w:space="0" w:color="808080"/>
-            </w:tcBorders>
-            <w:tcMar>
-              <w:top w:w="50" w:type="dxa"/>
-              <w:left w:w="90" w:type="dxa"/>
-              <w:bottom w:w="50" w:type="dxa"/>
-              <w:right w:w="90" w:type="dxa"/>
-            </w:tcMar>
-            <w:vAlign w:val="center"/>
-          </w:tcPr>
-          <w:p>
-            <w:pPr>
-              <w:spacing w:line="223" w:lineRule="exact"/>
-            </w:pPr>
-            <w:r>
-              <w:rPr>
-                <w:sz w:val="20"/>
-                <w:szCs w:val="20"/>
-              </w:rPr>
-              <w:t>Same goal; we add hospital-conditioned gaps, scores for gap realism and the first audit of their privacy cost</w:t>
+              <w:t>We see the same for TabDDPM on diabetes, and for MedTwin when trained for 1200 epochs</w:t>
             </w:r>
           </w:p>
         </w:tc>
@@ -12175,7 +11922,7 @@
         <w:jc w:val="both"/>
       </w:pPr>
       <w:r>
-        <w:t>We used two public datasets. The UCI Heart Disease data [6, 7] combines patients from four hospitals, and the Pima Indians Diabetes data [8] was taken from OpenML (dataset 37) [38]. Table 3.1 summarises both.</w:t>
+        <w:t>We used two public datasets. The UCI Heart Disease data [5] combines patients from four hospitals, and the Pima Indians Diabetes data [6] was taken from OpenML (dataset 37). Table 3.1 summarises both.</w:t>
       </w:r>
     </w:p>
     <w:p>
@@ -16849,7 +16596,7 @@
                 <w:sz w:val="24"/>
                 <w:szCs w:val="24"/>
               </w:rPr>
-              <w:t>Adam [29], learning rate 0.0001, betas (0.0, 0.9)</w:t>
+              <w:t>Adam, learning rate 0.0001, betas (0.0, 0.9)</w:t>
             </w:r>
           </w:p>
         </w:tc>
@@ -18956,7 +18703,7 @@
           <w:noProof/>
         </w:rPr>
         <w:drawing>
-          <wp:inline distT="0" distB="0" distL="0" distR="0" wp14:anchorId="5B155793" wp14:editId="5CCD9A70">
+          <wp:inline distT="0" distB="0" distL="0" distR="0" wp14:anchorId="3C475E5B" wp14:editId="18FBA825">
             <wp:extent cx="5334000" cy="2286000"/>
             <wp:effectExtent l="0" t="0" r="0" b="0"/>
             <wp:docPr id="1" name="Picture 1"/>
@@ -19039,7 +18786,7 @@
         </w:rPr>
         <w:lastRenderedPageBreak/>
         <w:drawing>
-          <wp:inline distT="0" distB="0" distL="0" distR="0" wp14:anchorId="56AA9413" wp14:editId="68FF917D">
+          <wp:inline distT="0" distB="0" distL="0" distR="0" wp14:anchorId="096E5A2D" wp14:editId="698635CE">
             <wp:extent cx="5334000" cy="2752725"/>
             <wp:effectExtent l="0" t="0" r="0" b="0"/>
             <wp:docPr id="2" name="Picture 2"/>
@@ -19121,7 +18868,7 @@
           <w:noProof/>
         </w:rPr>
         <w:drawing>
-          <wp:inline distT="0" distB="0" distL="0" distR="0" wp14:anchorId="2F7D5A87" wp14:editId="7706B904">
+          <wp:inline distT="0" distB="0" distL="0" distR="0" wp14:anchorId="5CCB0849" wp14:editId="7409BA4C">
             <wp:extent cx="5334000" cy="2619375"/>
             <wp:effectExtent l="0" t="0" r="0" b="0"/>
             <wp:docPr id="3" name="Picture 3"/>
@@ -20578,7 +20325,7 @@
                 <w:sz w:val="24"/>
                 <w:szCs w:val="24"/>
               </w:rPr>
-              <w:t>CTGAN [30]</w:t>
+              <w:t>CTGAN [14]</w:t>
             </w:r>
           </w:p>
         </w:tc>
@@ -20673,7 +20420,7 @@
                 <w:sz w:val="24"/>
                 <w:szCs w:val="24"/>
               </w:rPr>
-              <w:t>TVAE [30]</w:t>
+              <w:t>TVAE [14]</w:t>
             </w:r>
           </w:p>
         </w:tc>
@@ -20768,7 +20515,7 @@
                 <w:sz w:val="24"/>
                 <w:szCs w:val="24"/>
               </w:rPr>
-              <w:t>TabDDPM [31]</w:t>
+              <w:t>TabDDPM [15]</w:t>
             </w:r>
           </w:p>
         </w:tc>
@@ -20969,7 +20716,7 @@
           <w:noProof/>
         </w:rPr>
         <w:drawing>
-          <wp:inline distT="0" distB="0" distL="0" distR="0" wp14:anchorId="57F4D5B3" wp14:editId="66B7089F">
+          <wp:inline distT="0" distB="0" distL="0" distR="0" wp14:anchorId="343CF763" wp14:editId="21EB5B85">
             <wp:extent cx="4095750" cy="5562600"/>
             <wp:effectExtent l="0" t="0" r="0" b="0"/>
             <wp:docPr id="4" name="Picture 4"/>
@@ -22298,7 +22045,7 @@
           <w:noProof/>
         </w:rPr>
         <w:drawing>
-          <wp:inline distT="0" distB="0" distL="0" distR="0" wp14:anchorId="16D29860" wp14:editId="282C61D5">
+          <wp:inline distT="0" distB="0" distL="0" distR="0" wp14:anchorId="5D22CCE4" wp14:editId="1B1B1CEC">
             <wp:extent cx="5334000" cy="1276350"/>
             <wp:effectExtent l="0" t="0" r="0" b="0"/>
             <wp:docPr id="5" name="Picture 5"/>
@@ -23592,7 +23339,7 @@
         <w:jc w:val="both"/>
       </w:pPr>
       <w:r>
-        <w:t>TabDDPM is the hardest to detect (55.9%), but it memorised its training patients. 60.8% of its records are closer to training patients than to unseen ones, and the membership attack reaches an AUC of 0.803. MedTwin shows no such leak (0.494). This agrees with recent findings that tabular diffusion models memorise [37], and it is a good example of why detectability should not be read as privacy.</w:t>
+        <w:t>TabDDPM is the hardest to detect (55.9%), but it memorised its training patients. 60.8% of its records are closer to training patients than to unseen ones, and the membership attack reaches an AUC of 0.803. MedTwin shows no such leak (0.494). This agrees with recent findings that tabular diffusion models memorise [10], and it is a good example of why detectability should not be read as privacy.</w:t>
       </w:r>
     </w:p>
     <w:p>
@@ -23606,7 +23353,7 @@
           <w:noProof/>
         </w:rPr>
         <w:drawing>
-          <wp:inline distT="0" distB="0" distL="0" distR="0" wp14:anchorId="49B202BE" wp14:editId="4D200F1C">
+          <wp:inline distT="0" distB="0" distL="0" distR="0" wp14:anchorId="7A315842" wp14:editId="5213C39A">
             <wp:extent cx="5334000" cy="1276350"/>
             <wp:effectExtent l="0" t="0" r="0" b="0"/>
             <wp:docPr id="6" name="Picture 6"/>
@@ -25822,7 +25569,7 @@
         </w:rPr>
         <w:lastRenderedPageBreak/>
         <w:drawing>
-          <wp:inline distT="0" distB="0" distL="0" distR="0" wp14:anchorId="61F08813" wp14:editId="63A1381D">
+          <wp:inline distT="0" distB="0" distL="0" distR="0" wp14:anchorId="5B43CCE0" wp14:editId="531796B9">
             <wp:extent cx="5334000" cy="3676650"/>
             <wp:effectExtent l="0" t="0" r="0" b="0"/>
             <wp:docPr id="7" name="Picture 7"/>
@@ -28266,7 +28013,7 @@
         <w:jc w:val="both"/>
       </w:pPr>
       <w:r>
-        <w:t>The missing-value flags matter most. Without them, detectability rises from 62.2% to 84.2% (heart) and from 64.0% to 81.5% (diabetes). Filling gaps with typical values makes synthetic patients easy to spot, which matches the "impute-then-generate" bias reported for MissDiff [16].</w:t>
+        <w:t>The missing-value flags matter most. Without them, detectability rises from 62.2% to 84.2% (heart) and from 64.0% to 81.5% (diabetes). Filling gaps with typical values makes synthetic patients easy to spot, which matches the "impute-then-generate" bias reported for MissDiff [8].</w:t>
       </w:r>
     </w:p>
     <w:p>
@@ -29570,7 +29317,7 @@
           <w:noProof/>
         </w:rPr>
         <w:drawing>
-          <wp:inline distT="0" distB="0" distL="0" distR="0" wp14:anchorId="3AF28A00" wp14:editId="05A4F733">
+          <wp:inline distT="0" distB="0" distL="0" distR="0" wp14:anchorId="4AFE1FE2" wp14:editId="1219F16E">
             <wp:extent cx="5334000" cy="1295400"/>
             <wp:effectExtent l="0" t="0" r="0" b="0"/>
             <wp:docPr id="8" name="Picture 8"/>
@@ -29644,7 +29391,7 @@
           <w:noProof/>
         </w:rPr>
         <w:drawing>
-          <wp:inline distT="0" distB="0" distL="0" distR="0" wp14:anchorId="24AC00CC" wp14:editId="75A75E75">
+          <wp:inline distT="0" distB="0" distL="0" distR="0" wp14:anchorId="084FB1A7" wp14:editId="745EF8FB">
             <wp:extent cx="5334000" cy="1619250"/>
             <wp:effectExtent l="0" t="0" r="0" b="0"/>
             <wp:docPr id="9" name="Picture 9"/>
@@ -30010,7 +29757,7 @@
         <w:jc w:val="both"/>
       </w:pPr>
       <w:r>
-        <w:t>The work has limits. Both datasets are small (under 1000 patients), and detectability is still above the ideal 50%. Privacy was tested with attacks and is not guaranteed mathematically [27]. The audit of gaps needs enough patients with rare patterns, so it was inconclusive on diabetes. And the newest missing-value-aware generators were not part of the comparison.</w:t>
+        <w:t>The work has limits. Both datasets are small (under 1000 patients), and detectability is still above the ideal 50%. Privacy was tested with attacks and is not guaranteed mathematically [13]. The audit of gaps needs enough patients with rare patterns, so it was inconclusive on diabetes. And the newest missing-value-aware generators were not part of the comparison.</w:t>
       </w:r>
     </w:p>
     <w:p>
@@ -30468,7 +30215,7 @@
           <w:szCs w:val="24"/>
         </w:rPr>
         <w:tab/>
-        <w:t>C. Yan, Y. Yan, Z. Wan, Z. Zhang, L. Omberg, J. Guinney, S. D. Mooney, and B. A. Malin, "A multifaceted benchmarking of synthetic electronic health record generation models," Nature Communications, vol. 13, art. no. 7609, 2022, doi: 10.1038/s41467-022-35295-1.</w:t>
+        <w:t>I. J. Goodfellow, J. Pouget-Abadie, M. Mirza, B. Xu, D. Warde-Farley, S. Ozair, A. Courville, and Y. Bengio, "Generative adversarial nets," in Advances in Neural Information Processing Systems 27, 2014, pp. 2672–2680.</w:t>
       </w:r>
     </w:p>
     <w:p>
@@ -30498,7 +30245,7 @@
           <w:sz w:val="24"/>
           <w:szCs w:val="24"/>
         </w:rPr>
-        <w:t>I. J. Goodfellow, J. Pouget-Abadie, M. Mirza, B. Xu, D. Warde-Farley, S. Ozair, A. Courville, and Y. Bengio, "Generative adversarial nets," in Advances in Neural Information Processing Systems 27, 2014, pp. 2672–2680.</w:t>
+        <w:t>M. Arjovsky, S. Chintala, and L. Bottou, "Wasserstein generative adversarial networks," in Proc. 34th International Conference on Machine Learning, PMLR, vol. 70, 2017, pp. 214–223.</w:t>
       </w:r>
     </w:p>
     <w:p>
@@ -30522,7 +30269,7 @@
           <w:szCs w:val="24"/>
         </w:rPr>
         <w:tab/>
-        <w:t>M. Arjovsky, S. Chintala, and L. Bottou, "Wasserstein generative adversarial networks," in Proc. 34th International Conference on Machine Learning, PMLR, vol. 70, 2017, pp. 214–223.</w:t>
+        <w:t>I. Gulrajani, F. Ahmed, M. Arjovsky, V. Dumoulin, and A. Courville, "Improved training of Wasserstein GANs," in Advances in Neural Information Processing Systems 30, 2017.</w:t>
       </w:r>
     </w:p>
     <w:p>
@@ -30539,36 +30286,6 @@
           <w:szCs w:val="24"/>
         </w:rPr>
         <w:t>[5]</w:t>
-      </w:r>
-      <w:r>
-        <w:rPr>
-          <w:sz w:val="24"/>
-          <w:szCs w:val="24"/>
-        </w:rPr>
-        <w:tab/>
-      </w:r>
-      <w:r>
-        <w:rPr>
-          <w:sz w:val="24"/>
-          <w:szCs w:val="24"/>
-        </w:rPr>
-        <w:t>I. Gulrajani, F. Ahmed, M. Arjovsky, V. Dumoulin, and A. Courville, "Improved training of Wasserstein GANs," in Advances in Neural Information Processing Systems 30, 2017.</w:t>
-      </w:r>
-    </w:p>
-    <w:p>
-      <w:pPr>
-        <w:tabs>
-          <w:tab w:val="left" w:pos="567"/>
-        </w:tabs>
-        <w:ind w:left="567" w:hanging="567"/>
-        <w:jc w:val="both"/>
-      </w:pPr>
-      <w:r>
-        <w:rPr>
-          <w:sz w:val="24"/>
-          <w:szCs w:val="24"/>
-        </w:rPr>
-        <w:t>[6]</w:t>
       </w:r>
       <w:r>
         <w:rPr>
@@ -30592,7 +30309,7 @@
           <w:sz w:val="24"/>
           <w:szCs w:val="24"/>
         </w:rPr>
-        <w:t>[7]</w:t>
+        <w:t>[6]</w:t>
       </w:r>
       <w:r>
         <w:rPr>
@@ -30606,7 +30323,7 @@
           <w:sz w:val="24"/>
           <w:szCs w:val="24"/>
         </w:rPr>
-        <w:t>R. Detrano, A. Janosi, W. Steinbrunn, M. Pfisterer, J.-J. Schmid, S. Sandhu, K. H. Guppy, S. Lee, and V. Froelicher, "International application of a new probability algorithm for the diagnosis of coronary artery disease," The American Journal of Cardiology, vol. 64, no. 5, pp. 304–310, 1989, doi: 10.1016/0002-9149(89)90524-9.</w:t>
+        <w:t>J. W. Smith, J. E. Everhart, W. C. Dickson, W. C. Knowler, and R. S. Johannes, "Using the ADAP learning algorithm to forecast the onset of diabetes mellitus," in Proc. Annual Symposium on Computer Application in Medical Care, 1988, pp. 261–265.</w:t>
       </w:r>
     </w:p>
     <w:p>
@@ -30622,7 +30339,7 @@
           <w:sz w:val="24"/>
           <w:szCs w:val="24"/>
         </w:rPr>
-        <w:t>[8]</w:t>
+        <w:t>[7]</w:t>
       </w:r>
       <w:r>
         <w:rPr>
@@ -30636,7 +30353,7 @@
           <w:sz w:val="24"/>
           <w:szCs w:val="24"/>
         </w:rPr>
-        <w:t>J. W. Smith, J. E. Everhart, W. C. Dickson, W. C. Knowler, and R. S. Johannes, "Using the ADAP learning algorithm to forecast the onset of diabetes mellitus," in Proc. Annual Symposium on Computer Application in Medical Care, 1988, pp. 261–265.</w:t>
+        <w:t>W. A. Wan Abu Bakar, N. L. N. Josdi, M. Man, and E. A. Kadir, "Evaluating CTGAN-generated synthetic data for heart disease prediction: Fidelity, predictive utility, and feature preservation," International Journal of Advanced Computer Science and Applications, vol. 16, no. 12, pp. 1000–1009, 2025, doi: 10.14569/IJACSA.2025.0161296.</w:t>
       </w:r>
     </w:p>
     <w:p>
@@ -30652,7 +30369,7 @@
           <w:sz w:val="24"/>
           <w:szCs w:val="24"/>
         </w:rPr>
-        <w:t>[9]</w:t>
+        <w:t>[8]</w:t>
       </w:r>
       <w:r>
         <w:rPr>
@@ -30660,7 +30377,13 @@
           <w:szCs w:val="24"/>
         </w:rPr>
         <w:tab/>
-        <w:t>A. Paszke, S. Gross, F. Massa, A. Lerer, J. Bradbury et al., "PyTorch: An imperative style, high-performance deep learning library," in Advances in Neural Information Processing Systems 32, 2019.</w:t>
+      </w:r>
+      <w:r>
+        <w:rPr>
+          <w:sz w:val="24"/>
+          <w:szCs w:val="24"/>
+        </w:rPr>
+        <w:t>Y. Ouyang, L. Xie, C. Li, and G. Cheng, "MissDiff: Training diffusion models on tabular data with missing values," ICML 2023 Workshop on Structured Probabilistic Inference and Generative Modeling, arXiv:2307.00467, 2023.</w:t>
       </w:r>
     </w:p>
     <w:p>
@@ -30676,7 +30399,7 @@
           <w:sz w:val="24"/>
           <w:szCs w:val="24"/>
         </w:rPr>
-        <w:t>[10]</w:t>
+        <w:t>[9]</w:t>
       </w:r>
       <w:r>
         <w:rPr>
@@ -30684,13 +30407,7 @@
           <w:szCs w:val="24"/>
         </w:rPr>
         <w:tab/>
-      </w:r>
-      <w:r>
-        <w:rPr>
-          <w:sz w:val="24"/>
-          <w:szCs w:val="24"/>
-        </w:rPr>
-        <w:t>F. Pedregosa, G. Varoquaux, A. Gramfort et al., "Scikit-learn: Machine learning in Python," Journal of Machine Learning Research, vol. 12, pp. 2825–2830, 2011.</w:t>
+        <w:t>X. Wang, H. Asif, S. Gupta, and J. Vaidya, "Data synthesis reinvented: Preserving missing patterns for enhanced analysis," IEEE Transactions on Knowledge and Data Engineering, vol. 37, no. 7, pp. 3962–3975, 2025.</w:t>
       </w:r>
     </w:p>
     <w:p>
@@ -30706,7 +30423,7 @@
           <w:sz w:val="24"/>
           <w:szCs w:val="24"/>
         </w:rPr>
-        <w:t>[11]</w:t>
+        <w:t>[10]</w:t>
       </w:r>
       <w:r>
         <w:rPr>
@@ -30714,7 +30431,13 @@
           <w:szCs w:val="24"/>
         </w:rPr>
         <w:tab/>
-        <w:t>W. A. Wan Abu Bakar, N. L. N. Josdi, M. Man, and E. A. Kadir, "Evaluating CTGAN-generated synthetic data for heart disease prediction: Fidelity, predictive utility, and feature preservation," International Journal of Advanced Computer Science and Applications, vol. 16, no. 12, pp. 1000–1009, 2025, doi: 10.14569/IJACSA.2025.0161296.</w:t>
+      </w:r>
+      <w:r>
+        <w:rPr>
+          <w:sz w:val="24"/>
+          <w:szCs w:val="24"/>
+        </w:rPr>
+        <w:t>Z. Fang, Z. Jiang, H. Chen, X. Li, and J. Li, "Understanding and mitigating memorization in diffusion models for tabular data," in Proc. 42nd International Conference on Machine Learning, PMLR, vol. 267, 2025, pp. 15976–16005.</w:t>
       </w:r>
     </w:p>
     <w:p>
@@ -30730,7 +30453,7 @@
           <w:sz w:val="24"/>
           <w:szCs w:val="24"/>
         </w:rPr>
-        <w:t>[12]</w:t>
+        <w:t>[11]</w:t>
       </w:r>
       <w:r>
         <w:rPr>
@@ -30738,13 +30461,7 @@
           <w:szCs w:val="24"/>
         </w:rPr>
         <w:tab/>
-      </w:r>
-      <w:r>
-        <w:rPr>
-          <w:sz w:val="24"/>
-          <w:szCs w:val="24"/>
-        </w:rPr>
-        <w:t>P. Subedi, S. R. Divakarla, M. Emani, S. Kochuvila, and R. Sunitha, "Synthetic data for health risk prediction: An evaluation using machine learning," in Proc. 5th International Conference on Ubiquitous Computing and Intelligent Information Systems (ICUIS), IEEE, 2025, doi: 10.1109/ICUIS67429.2025.11380688.</w:t>
+        <w:t>E. Jang, S. Gu, and B. Poole, "Categorical reparameterization with Gumbel-softmax," in Proc. International Conference on Learning Representations (ICLR), 2017.</w:t>
       </w:r>
     </w:p>
     <w:p>
@@ -30760,7 +30477,7 @@
           <w:sz w:val="24"/>
           <w:szCs w:val="24"/>
         </w:rPr>
-        <w:t>[13]</w:t>
+        <w:t>[12]</w:t>
       </w:r>
       <w:r>
         <w:rPr>
@@ -30774,7 +30491,7 @@
           <w:sz w:val="24"/>
           <w:szCs w:val="24"/>
         </w:rPr>
-        <w:t>M. Alqulaity and P. Yang, "Enhanced conditional GAN for high-quality synthetic tabular data generation in mobile-based cardiovascular healthcare," Sensors, vol. 24, no. 23, art. no. 7673, 2024, doi: 10.3390/s24237673.</w:t>
+        <w:t>J. Hayes, L. Melis, G. Danezis, and E. De Cristofaro, "LOGAN: Membership inference attacks against generative models," Proceedings on Privacy Enhancing Technologies, vol. 2019, no. 1, pp. 133–152, 2019, doi: 10.2478/popets-2019-0008.</w:t>
       </w:r>
     </w:p>
     <w:p>
@@ -30790,368 +30507,7 @@
           <w:sz w:val="24"/>
           <w:szCs w:val="24"/>
         </w:rPr>
-        <w:t>[14]</w:t>
-      </w:r>
-      <w:r>
-        <w:rPr>
-          <w:sz w:val="24"/>
-          <w:szCs w:val="24"/>
-        </w:rPr>
-        <w:tab/>
-        <w:t>I. Lazzaro, M. Milano, A. Tucker, and M. Cannataro, "Assessing the impact of synthetic data generated by Bayesian networks on heart disease prediction," Journal of Computational Science, vol. 99, art. no. 102940, 2026, doi: 10.1016/j.jocs.2026.102940.</w:t>
-      </w:r>
-    </w:p>
-    <w:p>
-      <w:pPr>
-        <w:tabs>
-          <w:tab w:val="left" w:pos="567"/>
-        </w:tabs>
-        <w:ind w:left="567" w:hanging="567"/>
-        <w:jc w:val="both"/>
-      </w:pPr>
-      <w:r>
-        <w:rPr>
-          <w:sz w:val="24"/>
-          <w:szCs w:val="24"/>
-        </w:rPr>
-        <w:lastRenderedPageBreak/>
-        <w:t>[15]</w:t>
-      </w:r>
-      <w:r>
-        <w:rPr>
-          <w:sz w:val="24"/>
-          <w:szCs w:val="24"/>
-        </w:rPr>
-        <w:tab/>
-      </w:r>
-      <w:r>
-        <w:rPr>
-          <w:sz w:val="24"/>
-          <w:szCs w:val="24"/>
-        </w:rPr>
-        <w:t>S. Bing, A. Dittadi, S. Bauer, and P. Schwab, "Conditional generation of medical time series for extrapolation to underrepresented populations," arXiv:2201.08186, 2022.</w:t>
-      </w:r>
-    </w:p>
-    <w:p>
-      <w:pPr>
-        <w:tabs>
-          <w:tab w:val="left" w:pos="567"/>
-        </w:tabs>
-        <w:ind w:left="567" w:hanging="567"/>
-        <w:jc w:val="both"/>
-      </w:pPr>
-      <w:r>
-        <w:rPr>
-          <w:sz w:val="24"/>
-          <w:szCs w:val="24"/>
-        </w:rPr>
-        <w:t>[16]</w:t>
-      </w:r>
-      <w:r>
-        <w:rPr>
-          <w:sz w:val="24"/>
-          <w:szCs w:val="24"/>
-        </w:rPr>
-        <w:tab/>
-        <w:t>Y. Ouyang, L. Xie, C. Li, and G. Cheng, "MissDiff: Training diffusion models on tabular data with missing values," ICML 2023 Workshop on Structured Probabilistic Inference and Generative Modeling, arXiv:2307.00467, 2023.</w:t>
-      </w:r>
-    </w:p>
-    <w:p>
-      <w:pPr>
-        <w:tabs>
-          <w:tab w:val="left" w:pos="567"/>
-        </w:tabs>
-        <w:ind w:left="567" w:hanging="567"/>
-        <w:jc w:val="both"/>
-      </w:pPr>
-      <w:r>
-        <w:rPr>
-          <w:sz w:val="24"/>
-          <w:szCs w:val="24"/>
-        </w:rPr>
-        <w:t>[17]</w:t>
-      </w:r>
-      <w:r>
-        <w:rPr>
-          <w:sz w:val="24"/>
-          <w:szCs w:val="24"/>
-        </w:rPr>
-        <w:tab/>
-      </w:r>
-      <w:r>
-        <w:rPr>
-          <w:sz w:val="24"/>
-          <w:szCs w:val="24"/>
-        </w:rPr>
-        <w:t>X. Wang, H. Asif, S. Gupta, and J. Vaidya, "Data synthesis reinvented: Preserving missing patterns for enhanced analysis," IEEE Transactions on Knowledge and Data Engineering, vol. 37, no. 7, pp. 3962–3975, 2025.</w:t>
-      </w:r>
-    </w:p>
-    <w:p>
-      <w:pPr>
-        <w:tabs>
-          <w:tab w:val="left" w:pos="567"/>
-        </w:tabs>
-        <w:ind w:left="567" w:hanging="567"/>
-        <w:jc w:val="both"/>
-      </w:pPr>
-      <w:r>
-        <w:rPr>
-          <w:sz w:val="24"/>
-          <w:szCs w:val="24"/>
-        </w:rPr>
-        <w:t>[18]</w:t>
-      </w:r>
-      <w:r>
-        <w:rPr>
-          <w:sz w:val="24"/>
-          <w:szCs w:val="24"/>
-        </w:rPr>
-        <w:tab/>
-      </w:r>
-      <w:r>
-        <w:rPr>
-          <w:sz w:val="24"/>
-          <w:szCs w:val="24"/>
-        </w:rPr>
-        <w:t>W. Wang, P. Tang, J. Lou, Y. Shao, L. Waller, Y. Ko, and L. Xiong, "IGAMT: Privacy-preserving electronic health record synthesization with heterogeneity and irregularity," in Proc. AAAI Conference on Artificial Intelligence, vol. 38, no. 14, 2024, pp. 15634–15643, doi: 10.1609/aaai.v38i14.29491.</w:t>
-      </w:r>
-    </w:p>
-    <w:p>
-      <w:pPr>
-        <w:tabs>
-          <w:tab w:val="left" w:pos="567"/>
-        </w:tabs>
-        <w:ind w:left="567" w:hanging="567"/>
-        <w:jc w:val="both"/>
-      </w:pPr>
-      <w:r>
-        <w:rPr>
-          <w:sz w:val="24"/>
-          <w:szCs w:val="24"/>
-        </w:rPr>
-        <w:t>[19]</w:t>
-      </w:r>
-      <w:r>
-        <w:rPr>
-          <w:sz w:val="24"/>
-          <w:szCs w:val="24"/>
-        </w:rPr>
-        <w:tab/>
-      </w:r>
-      <w:r>
-        <w:rPr>
-          <w:sz w:val="24"/>
-          <w:szCs w:val="24"/>
-        </w:rPr>
-        <w:t>M. Hernandez, P. A. Osorio-Marulanda, M. Catalina, L. Loinaz, G. Epelde, and N. Aginako, "Comprehensive evaluation framework for synthetic tabular data in health: Fidelity, utility and privacy analysis of generative models with and without privacy guarantees," Frontiers in Digital Health, vol. 7, art. no. 1576290, 2025, doi: 10.3389/fdgth.2025.1576290.</w:t>
-      </w:r>
-    </w:p>
-    <w:p>
-      <w:pPr>
-        <w:tabs>
-          <w:tab w:val="left" w:pos="567"/>
-        </w:tabs>
-        <w:ind w:left="567" w:hanging="567"/>
-        <w:jc w:val="both"/>
-      </w:pPr>
-      <w:r>
-        <w:rPr>
-          <w:sz w:val="24"/>
-          <w:szCs w:val="24"/>
-        </w:rPr>
-        <w:t>[20]</w:t>
-      </w:r>
-      <w:r>
-        <w:rPr>
-          <w:sz w:val="24"/>
-          <w:szCs w:val="24"/>
-        </w:rPr>
-        <w:tab/>
-      </w:r>
-      <w:r>
-        <w:rPr>
-          <w:sz w:val="24"/>
-          <w:szCs w:val="24"/>
-        </w:rPr>
-        <w:t>E. Jang, S. Gu, and B. Poole, "Categorical reparameterization with Gumbel-softmax," in Proc. International Conference on Learning Representations (ICLR), 2017.</w:t>
-      </w:r>
-    </w:p>
-    <w:p>
-      <w:pPr>
-        <w:tabs>
-          <w:tab w:val="left" w:pos="567"/>
-        </w:tabs>
-        <w:ind w:left="567" w:hanging="567"/>
-        <w:jc w:val="both"/>
-      </w:pPr>
-      <w:r>
-        <w:rPr>
-          <w:sz w:val="24"/>
-          <w:szCs w:val="24"/>
-        </w:rPr>
-        <w:t>[21]</w:t>
-      </w:r>
-      <w:r>
-        <w:rPr>
-          <w:sz w:val="24"/>
-          <w:szCs w:val="24"/>
-        </w:rPr>
-        <w:tab/>
-        <w:t>J. Yoon, J. Jordon, and M. van der Schaar, "GAIN: Missing data imputation using generative adversarial nets," in Proc. 35th International Conference on Machine Learning, PMLR, vol. 80, 2018, pp. 5689–5698.</w:t>
-      </w:r>
-    </w:p>
-    <w:p>
-      <w:pPr>
-        <w:tabs>
-          <w:tab w:val="left" w:pos="567"/>
-        </w:tabs>
-        <w:ind w:left="567" w:hanging="567"/>
-        <w:jc w:val="both"/>
-      </w:pPr>
-      <w:r>
-        <w:rPr>
-          <w:sz w:val="24"/>
-          <w:szCs w:val="24"/>
-        </w:rPr>
-        <w:t>[22]</w:t>
-      </w:r>
-      <w:r>
-        <w:rPr>
-          <w:sz w:val="24"/>
-          <w:szCs w:val="24"/>
-        </w:rPr>
-        <w:tab/>
-      </w:r>
-      <w:r>
-        <w:rPr>
-          <w:sz w:val="24"/>
-          <w:szCs w:val="24"/>
-        </w:rPr>
-        <w:t>S. C.-X. Li, B. Jiang, and B. M. Marlin, "MisGAN: Learning from incomplete data with generative adversarial networks," in Proc. International Conference on Learning Representations (ICLR), 2019.</w:t>
-      </w:r>
-    </w:p>
-    <w:p>
-      <w:pPr>
-        <w:tabs>
-          <w:tab w:val="left" w:pos="567"/>
-        </w:tabs>
-        <w:ind w:left="567" w:hanging="567"/>
-        <w:jc w:val="both"/>
-      </w:pPr>
-      <w:r>
-        <w:rPr>
-          <w:sz w:val="24"/>
-          <w:szCs w:val="24"/>
-        </w:rPr>
-        <w:t>[23]</w:t>
-      </w:r>
-      <w:r>
-        <w:rPr>
-          <w:sz w:val="24"/>
-          <w:szCs w:val="24"/>
-        </w:rPr>
-        <w:tab/>
-        <w:t>A. Alaa, B. van Breugel, E. Saveliev, and M. van der Schaar, "How faithful is your synthetic data? Sample-level metrics for evaluating and auditing generative models," in Proc. 39th International Conference on Machine Learning, PMLR, vol. 162, 2022, pp. 290–306.</w:t>
-      </w:r>
-    </w:p>
-    <w:p>
-      <w:pPr>
-        <w:tabs>
-          <w:tab w:val="left" w:pos="567"/>
-        </w:tabs>
-        <w:ind w:left="567" w:hanging="567"/>
-        <w:jc w:val="both"/>
-      </w:pPr>
-      <w:r>
-        <w:rPr>
-          <w:sz w:val="24"/>
-          <w:szCs w:val="24"/>
-        </w:rPr>
-        <w:t>[24]</w:t>
-      </w:r>
-      <w:r>
-        <w:rPr>
-          <w:sz w:val="24"/>
-          <w:szCs w:val="24"/>
-        </w:rPr>
-        <w:tab/>
-      </w:r>
-      <w:r>
-        <w:rPr>
-          <w:sz w:val="24"/>
-          <w:szCs w:val="24"/>
-        </w:rPr>
-        <w:t>C. Esteban, S. L. Hyland, and G. Rätsch, "Real-valued (medical) time series generation with recurrent conditional GANs," arXiv:1706.02633, 2017.</w:t>
-      </w:r>
-    </w:p>
-    <w:p>
-      <w:pPr>
-        <w:tabs>
-          <w:tab w:val="left" w:pos="567"/>
-        </w:tabs>
-        <w:ind w:left="567" w:hanging="567"/>
-        <w:jc w:val="both"/>
-      </w:pPr>
-      <w:r>
-        <w:rPr>
-          <w:sz w:val="24"/>
-          <w:szCs w:val="24"/>
-        </w:rPr>
-        <w:t>[25]</w:t>
-      </w:r>
-      <w:r>
-        <w:rPr>
-          <w:sz w:val="24"/>
-          <w:szCs w:val="24"/>
-        </w:rPr>
-        <w:tab/>
-        <w:t>J. Hayes, L. Melis, G. Danezis, and E. De Cristofaro, "LOGAN: Membership inference attacks against generative models," Proceedings on Privacy Enhancing Technologies, vol. 2019, no. 1, pp. 133–152, 2019, doi: 10.2478/popets-2019-0008.</w:t>
-      </w:r>
-    </w:p>
-    <w:p>
-      <w:pPr>
-        <w:tabs>
-          <w:tab w:val="left" w:pos="567"/>
-        </w:tabs>
-        <w:ind w:left="567" w:hanging="567"/>
-        <w:jc w:val="both"/>
-      </w:pPr>
-      <w:r>
-        <w:rPr>
-          <w:sz w:val="24"/>
-          <w:szCs w:val="24"/>
-        </w:rPr>
-        <w:t>[26]</w:t>
-      </w:r>
-      <w:r>
-        <w:rPr>
-          <w:sz w:val="24"/>
-          <w:szCs w:val="24"/>
-        </w:rPr>
-        <w:tab/>
-      </w:r>
-      <w:r>
-        <w:rPr>
-          <w:sz w:val="24"/>
-          <w:szCs w:val="24"/>
-        </w:rPr>
-        <w:t>D. Chen, N. Yu, Y. Zhang, and M. Fritz, "GAN-Leaks: A taxonomy of membership inference attacks against generative models," in Proc. ACM SIGSAC Conference on Computer and Communications Security (CCS), 2020, doi: 10.1145/3372297.3417238.</w:t>
-      </w:r>
-    </w:p>
-    <w:p>
-      <w:pPr>
-        <w:tabs>
-          <w:tab w:val="left" w:pos="567"/>
-        </w:tabs>
-        <w:ind w:left="567" w:hanging="567"/>
-        <w:jc w:val="both"/>
-      </w:pPr>
-      <w:r>
-        <w:rPr>
-          <w:sz w:val="24"/>
-          <w:szCs w:val="24"/>
-        </w:rPr>
-        <w:t>[27]</w:t>
+        <w:t>[13]</w:t>
       </w:r>
       <w:r>
         <w:rPr>
@@ -31175,7 +30531,7 @@
           <w:sz w:val="24"/>
           <w:szCs w:val="24"/>
         </w:rPr>
-        <w:t>[28]</w:t>
+        <w:t>[14]</w:t>
       </w:r>
       <w:r>
         <w:rPr>
@@ -31183,7 +30539,13 @@
           <w:szCs w:val="24"/>
         </w:rPr>
         <w:tab/>
-        <w:t>L. Breiman, "Random forests," Machine Learning, vol. 45, no. 1, pp. 5–32, 2001, doi: 10.1023/A:1010933404324.</w:t>
+      </w:r>
+      <w:r>
+        <w:rPr>
+          <w:sz w:val="24"/>
+          <w:szCs w:val="24"/>
+        </w:rPr>
+        <w:t>L. Xu, M. Skoularidou, A. Cuesta-Infante, and K. Veeramachaneni, "Modeling tabular data using conditional GAN," in Advances in Neural Information Processing Systems 32, 2019.</w:t>
       </w:r>
     </w:p>
     <w:p>
@@ -31199,7 +30561,7 @@
           <w:sz w:val="24"/>
           <w:szCs w:val="24"/>
         </w:rPr>
-        <w:t>[29]</w:t>
+        <w:t>[15]</w:t>
       </w:r>
       <w:r>
         <w:rPr>
@@ -31207,254 +30569,7 @@
           <w:szCs w:val="24"/>
         </w:rPr>
         <w:tab/>
-        <w:t>D. P. Kingma and J. Ba, "Adam: A method for stochastic optimization," in Proc. 3rd International Conference on Learning Representations (ICLR), 2015.</w:t>
-      </w:r>
-    </w:p>
-    <w:p>
-      <w:pPr>
-        <w:tabs>
-          <w:tab w:val="left" w:pos="567"/>
-        </w:tabs>
-        <w:ind w:left="567" w:hanging="567"/>
-        <w:jc w:val="both"/>
-      </w:pPr>
-      <w:r>
-        <w:rPr>
-          <w:sz w:val="24"/>
-          <w:szCs w:val="24"/>
-        </w:rPr>
-        <w:t>[30]</w:t>
-      </w:r>
-      <w:r>
-        <w:rPr>
-          <w:sz w:val="24"/>
-          <w:szCs w:val="24"/>
-        </w:rPr>
-        <w:tab/>
-        <w:t>L. Xu, M. Skoularidou, A. Cuesta-Infante, and K. Veeramachaneni, "Modeling tabular data using conditional GAN," in Advances in Neural Information Processing Systems 32, 2019.</w:t>
-      </w:r>
-    </w:p>
-    <w:p>
-      <w:pPr>
-        <w:tabs>
-          <w:tab w:val="left" w:pos="567"/>
-        </w:tabs>
-        <w:ind w:left="567" w:hanging="567"/>
-        <w:jc w:val="both"/>
-      </w:pPr>
-      <w:r>
-        <w:rPr>
-          <w:sz w:val="24"/>
-          <w:szCs w:val="24"/>
-        </w:rPr>
-        <w:lastRenderedPageBreak/>
-        <w:t>[31]</w:t>
-      </w:r>
-      <w:r>
-        <w:rPr>
-          <w:sz w:val="24"/>
-          <w:szCs w:val="24"/>
-        </w:rPr>
-        <w:tab/>
-      </w:r>
-      <w:r>
-        <w:rPr>
-          <w:sz w:val="24"/>
-          <w:szCs w:val="24"/>
-        </w:rPr>
         <w:t>A. Kotelnikov, D. Baranchuk, I. Rubachev, and A. Babenko, "TabDDPM: Modelling tabular data with diffusion models," in Proc. 40th International Conference on Machine Learning, PMLR, vol. 202, 2023, pp. 17564–17579.</w:t>
-      </w:r>
-    </w:p>
-    <w:p>
-      <w:pPr>
-        <w:tabs>
-          <w:tab w:val="left" w:pos="567"/>
-        </w:tabs>
-        <w:ind w:left="567" w:hanging="567"/>
-        <w:jc w:val="both"/>
-      </w:pPr>
-      <w:r>
-        <w:rPr>
-          <w:sz w:val="24"/>
-          <w:szCs w:val="24"/>
-        </w:rPr>
-        <w:t>[32]</w:t>
-      </w:r>
-      <w:r>
-        <w:rPr>
-          <w:sz w:val="24"/>
-          <w:szCs w:val="24"/>
-        </w:rPr>
-        <w:tab/>
-        <w:t>E. Choi, S. Biswal, B. Malin, J. Duke, W. F. Stewart, and J. Sun, "Generating multi-label discrete patient records using generative adversarial networks," in Proc. 2nd Machine Learning for Healthcare Conference, PMLR, vol. 68, 2017, pp. 286–305.</w:t>
-      </w:r>
-    </w:p>
-    <w:p>
-      <w:pPr>
-        <w:tabs>
-          <w:tab w:val="left" w:pos="567"/>
-        </w:tabs>
-        <w:ind w:left="567" w:hanging="567"/>
-        <w:jc w:val="both"/>
-      </w:pPr>
-      <w:r>
-        <w:rPr>
-          <w:sz w:val="24"/>
-          <w:szCs w:val="24"/>
-        </w:rPr>
-        <w:t>[33]</w:t>
-      </w:r>
-      <w:r>
-        <w:rPr>
-          <w:sz w:val="24"/>
-          <w:szCs w:val="24"/>
-        </w:rPr>
-        <w:tab/>
-      </w:r>
-      <w:r>
-        <w:rPr>
-          <w:sz w:val="24"/>
-          <w:szCs w:val="24"/>
-        </w:rPr>
-        <w:t>Z. Zhao, A. Kunar, R. Birke, and L. Y. Chen, "CTAB-GAN: Effective table data synthesizing," in Proc. 13th Asian Conference on Machine Learning, PMLR, vol. 157, 2021, pp. 97–112.</w:t>
-      </w:r>
-    </w:p>
-    <w:p>
-      <w:pPr>
-        <w:tabs>
-          <w:tab w:val="left" w:pos="567"/>
-        </w:tabs>
-        <w:ind w:left="567" w:hanging="567"/>
-        <w:jc w:val="both"/>
-      </w:pPr>
-      <w:r>
-        <w:rPr>
-          <w:sz w:val="24"/>
-          <w:szCs w:val="24"/>
-        </w:rPr>
-        <w:t>[34]</w:t>
-      </w:r>
-      <w:r>
-        <w:rPr>
-          <w:sz w:val="24"/>
-          <w:szCs w:val="24"/>
-        </w:rPr>
-        <w:tab/>
-        <w:t>H. Zhang, J. Zhang, B. Srinivasan, Z. Shen, X. Qin, C. Faloutsos, H. Rangwala, and G. Karypis, "Mixed-type tabular data synthesis with score-based diffusion in latent space," in Proc. International Conference on Learning Representations (ICLR), 2024.</w:t>
-      </w:r>
-    </w:p>
-    <w:p>
-      <w:pPr>
-        <w:tabs>
-          <w:tab w:val="left" w:pos="567"/>
-        </w:tabs>
-        <w:ind w:left="567" w:hanging="567"/>
-        <w:jc w:val="both"/>
-      </w:pPr>
-      <w:r>
-        <w:rPr>
-          <w:sz w:val="24"/>
-          <w:szCs w:val="24"/>
-        </w:rPr>
-        <w:t>[35]</w:t>
-      </w:r>
-      <w:r>
-        <w:rPr>
-          <w:sz w:val="24"/>
-          <w:szCs w:val="24"/>
-        </w:rPr>
-        <w:tab/>
-      </w:r>
-      <w:r>
-        <w:rPr>
-          <w:sz w:val="24"/>
-          <w:szCs w:val="24"/>
-        </w:rPr>
-        <w:t>J. Yoon, M. Mizrahi, N. F. Ghalaty, T. Jarvinen, A. S. Ravi, P. Brune, F. Kong, D. Anderson, G. Lee, A. Meir, F. Bandukwala, E. Kanal, S. Ö. Arık, and T. Pfister, "EHR-Safe: Generating high-fidelity and privacy-preserving synthetic electronic health records," npj Digital Medicine, vol. 6, art. no. 141, 2023, doi: 10.1038/s41746-023-00888-7.</w:t>
-      </w:r>
-    </w:p>
-    <w:p>
-      <w:pPr>
-        <w:tabs>
-          <w:tab w:val="left" w:pos="567"/>
-        </w:tabs>
-        <w:ind w:left="567" w:hanging="567"/>
-        <w:jc w:val="both"/>
-      </w:pPr>
-      <w:r>
-        <w:rPr>
-          <w:sz w:val="24"/>
-          <w:szCs w:val="24"/>
-        </w:rPr>
-        <w:t>[36]</w:t>
-      </w:r>
-      <w:r>
-        <w:rPr>
-          <w:sz w:val="24"/>
-          <w:szCs w:val="24"/>
-        </w:rPr>
-        <w:tab/>
-      </w:r>
-      <w:r>
-        <w:rPr>
-          <w:sz w:val="24"/>
-          <w:szCs w:val="24"/>
-        </w:rPr>
-        <w:t>Z. Qian, R. Davis, and M. van der Schaar, "Synthcity: A benchmark framework for diverse use cases of tabular synthetic data," in Advances in Neural Information Processing Systems 36, Datasets and Benchmarks Track, 2023.</w:t>
-      </w:r>
-    </w:p>
-    <w:p>
-      <w:pPr>
-        <w:tabs>
-          <w:tab w:val="left" w:pos="567"/>
-        </w:tabs>
-        <w:ind w:left="567" w:hanging="567"/>
-        <w:jc w:val="both"/>
-      </w:pPr>
-      <w:r>
-        <w:rPr>
-          <w:sz w:val="24"/>
-          <w:szCs w:val="24"/>
-        </w:rPr>
-        <w:t>[37]</w:t>
-      </w:r>
-      <w:r>
-        <w:rPr>
-          <w:sz w:val="24"/>
-          <w:szCs w:val="24"/>
-        </w:rPr>
-        <w:tab/>
-        <w:t>Z. Fang, Z. Jiang, H. Chen, X. Li, and J. Li, "Understanding and mitigating memorization in diffusion models for tabular data," in Proc. 42nd International Conference on Machine Learning, PMLR, vol. 267, 2025, pp. 15976–16005.</w:t>
-      </w:r>
-    </w:p>
-    <w:p>
-      <w:pPr>
-        <w:tabs>
-          <w:tab w:val="left" w:pos="567"/>
-        </w:tabs>
-        <w:ind w:left="567" w:hanging="567"/>
-        <w:jc w:val="both"/>
-      </w:pPr>
-      <w:r>
-        <w:rPr>
-          <w:sz w:val="24"/>
-          <w:szCs w:val="24"/>
-        </w:rPr>
-        <w:t>[38]</w:t>
-      </w:r>
-      <w:r>
-        <w:rPr>
-          <w:sz w:val="24"/>
-          <w:szCs w:val="24"/>
-        </w:rPr>
-        <w:tab/>
-      </w:r>
-      <w:r>
-        <w:rPr>
-          <w:sz w:val="24"/>
-          <w:szCs w:val="24"/>
-        </w:rPr>
-        <w:t>J. Vanschoren, J. N. van Rijn, B. Bischl, and L. Torgo, "OpenML: Networked science in machine learning," ACM SIGKDD Explorations Newsletter, vol. 15, no. 2, pp. 49–60, 2014, doi: 10.1145/2641190.2641198.</w:t>
       </w:r>
     </w:p>
     <w:p>
@@ -36439,10 +35554,10 @@
 <file path=word/numbering.xml><?xml version="1.0" encoding="utf-8"?>
 <w:numbering xmlns:wpc="http://schemas.microsoft.com/office/word/2010/wordprocessingCanvas" xmlns:cx="http://schemas.microsoft.com/office/drawing/2014/chartex" xmlns:cx1="http://schemas.microsoft.com/office/drawing/2015/9/8/chartex" xmlns:cx2="http://schemas.microsoft.com/office/drawing/2015/10/21/chartex" xmlns:cx3="http://schemas.microsoft.com/office/drawing/2016/5/9/chartex" xmlns:cx4="http://schemas.microsoft.com/office/drawing/2016/5/10/chartex" xmlns:cx5="http://schemas.microsoft.com/office/drawing/2016/5/11/chartex" xmlns:cx6="http://schemas.microsoft.com/office/drawing/2016/5/12/chartex" xmlns:cx7="http://schemas.microsoft.com/office/drawing/2016/5/13/chartex" xmlns:cx8="http://schemas.microsoft.com/office/drawing/2016/5/14/chartex" xmlns:mc="http://schemas.openxmlformats.org/markup-compatibility/2006" xmlns:aink="http://schemas.microsoft.com/office/drawing/2016/ink" xmlns:am3d="http://schemas.microsoft.com/office/drawing/2017/model3d" xmlns:o="urn:schemas-microsoft-com:office:office" xmlns:oel="http://schemas.microsoft.com/office/2019/extlst" xmlns:r="http://schemas.openxmlformats.org/officeDocument/2006/relationships" xmlns:m="http://schemas.openxmlformats.org/officeDocument/2006/math" xmlns:v="urn:schemas-microsoft-com:vml" xmlns:wp14="http://schemas.microsoft.com/office/word/2010/wordprocessingDrawing" xmlns:wp="http://schemas.openxmlformats.org/drawingml/2006/wordprocessingDrawing" xmlns:w10="urn:schemas-microsoft-com:office:word" xmlns:w="http://schemas.openxmlformats.org/wordprocessingml/2006/main" xmlns:w14="http://schemas.microsoft.com/office/word/2010/wordml" xmlns:w15="http://schemas.microsoft.com/office/word/2012/wordml" xmlns:w16cex="http://schemas.microsoft.com/office/word/2018/wordml/cex" xmlns:w16cid="http://schemas.microsoft.com/office/word/2016/wordml/cid" xmlns:w16="http://schemas.microsoft.com/office/word/2018/wordml" xmlns:w16du="http://schemas.microsoft.com/office/word/2023/wordml/word16du" xmlns:w16sdtdh="http://schemas.microsoft.com/office/word/2020/wordml/sdtdatahash" xmlns:w16sdtfl="http://schemas.microsoft.com/office/word/2024/wordml/sdtformatlock" xmlns:w16se="http://schemas.microsoft.com/office/word/2015/wordml/symex" xmlns:wpg="http://schemas.microsoft.com/office/word/2010/wordprocessingGroup" xmlns:wpi="http://schemas.microsoft.com/office/word/2010/wordprocessingInk" xmlns:wne="http://schemas.microsoft.com/office/word/2006/wordml" xmlns:wps="http://schemas.microsoft.com/office/word/2010/wordprocessingShape" mc:Ignorable="w14 w15 w16se w16cid w16 w16cex w16sdtdh w16sdtfl w16du wp14">
   <w:abstractNum w:abstractNumId="0" w15:restartNumberingAfterBreak="0">
-    <w:nsid w:val="05C63BE4"/>
+    <w:nsid w:val="508825B4"/>
     <w:multiLevelType w:val="hybridMultilevel"/>
-    <w:tmpl w:val="77E06BDA"/>
-    <w:lvl w:ilvl="0" w:tplc="02247DFA" w:tentative="1">
+    <w:tmpl w:val="B906935C"/>
+    <w:lvl w:ilvl="0" w:tplc="B1C43E80" w:tentative="1">
       <w:start w:val="1"/>
       <w:numFmt w:val="bullet"/>
       <w:lvlText w:val="●"/>
@@ -36451,7 +35566,7 @@
         <w:ind w:left="720" w:hanging="360"/>
       </w:pPr>
     </w:lvl>
-    <w:lvl w:ilvl="1" w:tplc="4FF6EF7A" w:tentative="1">
+    <w:lvl w:ilvl="1" w:tplc="2C08BEC6" w:tentative="1">
       <w:start w:val="1"/>
       <w:numFmt w:val="bullet"/>
       <w:lvlText w:val="○"/>
@@ -36460,7 +35575,7 @@
         <w:ind w:left="1440" w:hanging="360"/>
       </w:pPr>
     </w:lvl>
-    <w:lvl w:ilvl="2" w:tplc="DCB839A6" w:tentative="1">
+    <w:lvl w:ilvl="2" w:tplc="5BB21DDC" w:tentative="1">
       <w:start w:val="1"/>
       <w:numFmt w:val="bullet"/>
       <w:lvlText w:val="■"/>
@@ -36469,7 +35584,7 @@
         <w:ind w:left="2160" w:hanging="360"/>
       </w:pPr>
     </w:lvl>
-    <w:lvl w:ilvl="3" w:tplc="0576B9DA" w:tentative="1">
+    <w:lvl w:ilvl="3" w:tplc="C166DE44" w:tentative="1">
       <w:start w:val="1"/>
       <w:numFmt w:val="bullet"/>
       <w:lvlText w:val="●"/>
@@ -36478,7 +35593,7 @@
         <w:ind w:left="2880" w:hanging="360"/>
       </w:pPr>
     </w:lvl>
-    <w:lvl w:ilvl="4" w:tplc="95324D36" w:tentative="1">
+    <w:lvl w:ilvl="4" w:tplc="89C26810" w:tentative="1">
       <w:start w:val="1"/>
       <w:numFmt w:val="bullet"/>
       <w:lvlText w:val="○"/>
@@ -36487,7 +35602,7 @@
         <w:ind w:left="3600" w:hanging="360"/>
       </w:pPr>
     </w:lvl>
-    <w:lvl w:ilvl="5" w:tplc="665E8F8C" w:tentative="1">
+    <w:lvl w:ilvl="5" w:tplc="CE065206" w:tentative="1">
       <w:start w:val="1"/>
       <w:numFmt w:val="bullet"/>
       <w:lvlText w:val="■"/>
@@ -36496,7 +35611,7 @@
         <w:ind w:left="4320" w:hanging="360"/>
       </w:pPr>
     </w:lvl>
-    <w:lvl w:ilvl="6" w:tplc="731EBC9A" w:tentative="1">
+    <w:lvl w:ilvl="6" w:tplc="3BDE2C1A" w:tentative="1">
       <w:start w:val="1"/>
       <w:numFmt w:val="bullet"/>
       <w:lvlText w:val="●"/>
@@ -36505,7 +35620,7 @@
         <w:ind w:left="5040" w:hanging="360"/>
       </w:pPr>
     </w:lvl>
-    <w:lvl w:ilvl="7" w:tplc="CF940ECC" w:tentative="1">
+    <w:lvl w:ilvl="7" w:tplc="4E847A42" w:tentative="1">
       <w:start w:val="1"/>
       <w:numFmt w:val="bullet"/>
       <w:lvlText w:val="●"/>
@@ -36514,7 +35629,7 @@
         <w:ind w:left="5760" w:hanging="360"/>
       </w:pPr>
     </w:lvl>
-    <w:lvl w:ilvl="8" w:tplc="1C62482E" w:tentative="1">
+    <w:lvl w:ilvl="8" w:tplc="CDEA1044" w:tentative="1">
       <w:start w:val="1"/>
       <w:numFmt w:val="bullet"/>
       <w:lvlText w:val="●"/>
@@ -36525,10 +35640,10 @@
     </w:lvl>
   </w:abstractNum>
   <w:abstractNum w:abstractNumId="1" w15:restartNumberingAfterBreak="0">
-    <w:nsid w:val="2EEF3C7B"/>
+    <w:nsid w:val="65A23C2C"/>
     <w:multiLevelType w:val="hybridMultilevel"/>
-    <w:tmpl w:val="F81E4A62"/>
-    <w:lvl w:ilvl="0" w:tplc="22044314">
+    <w:tmpl w:val="2974A352"/>
+    <w:lvl w:ilvl="0" w:tplc="FE2C749A">
       <w:start w:val="1"/>
       <w:numFmt w:val="decimal"/>
       <w:lvlText w:val="%1."/>
@@ -36537,52 +35652,52 @@
         <w:ind w:left="844" w:hanging="360"/>
       </w:pPr>
     </w:lvl>
-    <w:lvl w:ilvl="1" w:tplc="A210A98C">
+    <w:lvl w:ilvl="1" w:tplc="AE22BC18">
       <w:numFmt w:val="decimal"/>
       <w:lvlText w:val=""/>
       <w:lvlJc w:val="left"/>
     </w:lvl>
-    <w:lvl w:ilvl="2" w:tplc="D81C383E">
+    <w:lvl w:ilvl="2" w:tplc="6930D45C">
       <w:numFmt w:val="decimal"/>
       <w:lvlText w:val=""/>
       <w:lvlJc w:val="left"/>
     </w:lvl>
-    <w:lvl w:ilvl="3" w:tplc="1C4259F4">
+    <w:lvl w:ilvl="3" w:tplc="6658A8FE">
       <w:numFmt w:val="decimal"/>
       <w:lvlText w:val=""/>
       <w:lvlJc w:val="left"/>
     </w:lvl>
-    <w:lvl w:ilvl="4" w:tplc="79A8B3A8">
+    <w:lvl w:ilvl="4" w:tplc="8C52CB48">
       <w:numFmt w:val="decimal"/>
       <w:lvlText w:val=""/>
       <w:lvlJc w:val="left"/>
     </w:lvl>
-    <w:lvl w:ilvl="5" w:tplc="BF9C48C6">
+    <w:lvl w:ilvl="5" w:tplc="0762A094">
       <w:numFmt w:val="decimal"/>
       <w:lvlText w:val=""/>
       <w:lvlJc w:val="left"/>
     </w:lvl>
-    <w:lvl w:ilvl="6" w:tplc="67B069DA">
+    <w:lvl w:ilvl="6" w:tplc="DBDC2548">
       <w:numFmt w:val="decimal"/>
       <w:lvlText w:val=""/>
       <w:lvlJc w:val="left"/>
     </w:lvl>
-    <w:lvl w:ilvl="7" w:tplc="67F6E514">
+    <w:lvl w:ilvl="7" w:tplc="C81C8D0C">
       <w:numFmt w:val="decimal"/>
       <w:lvlText w:val=""/>
       <w:lvlJc w:val="left"/>
     </w:lvl>
-    <w:lvl w:ilvl="8" w:tplc="E3F4990C">
+    <w:lvl w:ilvl="8" w:tplc="A816F742">
       <w:numFmt w:val="decimal"/>
       <w:lvlText w:val=""/>
       <w:lvlJc w:val="left"/>
     </w:lvl>
   </w:abstractNum>
   <w:abstractNum w:abstractNumId="2" w15:restartNumberingAfterBreak="0">
-    <w:nsid w:val="76F039B6"/>
+    <w:nsid w:val="7A8D4AEA"/>
     <w:multiLevelType w:val="hybridMultilevel"/>
-    <w:tmpl w:val="79A4153A"/>
-    <w:lvl w:ilvl="0" w:tplc="D07477B2">
+    <w:tmpl w:val="4F8E856E"/>
+    <w:lvl w:ilvl="0" w:tplc="63367AB4">
       <w:start w:val="1"/>
       <w:numFmt w:val="bullet"/>
       <w:lvlText w:val="•"/>
@@ -36591,7 +35706,7 @@
         <w:ind w:left="844" w:hanging="360"/>
       </w:pPr>
     </w:lvl>
-    <w:lvl w:ilvl="1" w:tplc="50ECC77A">
+    <w:lvl w:ilvl="1" w:tplc="C0B45DD2">
       <w:start w:val="1"/>
       <w:numFmt w:val="bullet"/>
       <w:lvlText w:val="◦"/>
@@ -36600,67 +35715,67 @@
         <w:ind w:left="1564" w:hanging="360"/>
       </w:pPr>
     </w:lvl>
-    <w:lvl w:ilvl="2" w:tplc="3C02A88C">
+    <w:lvl w:ilvl="2" w:tplc="CBFE44F4">
       <w:numFmt w:val="decimal"/>
       <w:lvlText w:val=""/>
       <w:lvlJc w:val="left"/>
     </w:lvl>
-    <w:lvl w:ilvl="3" w:tplc="6C7420E6">
+    <w:lvl w:ilvl="3" w:tplc="D160CA2E">
       <w:numFmt w:val="decimal"/>
       <w:lvlText w:val=""/>
       <w:lvlJc w:val="left"/>
     </w:lvl>
-    <w:lvl w:ilvl="4" w:tplc="8F1CBEF2">
+    <w:lvl w:ilvl="4" w:tplc="CACA2D9E">
       <w:numFmt w:val="decimal"/>
       <w:lvlText w:val=""/>
       <w:lvlJc w:val="left"/>
     </w:lvl>
-    <w:lvl w:ilvl="5" w:tplc="04E07514">
+    <w:lvl w:ilvl="5" w:tplc="819CDF1C">
       <w:numFmt w:val="decimal"/>
       <w:lvlText w:val=""/>
       <w:lvlJc w:val="left"/>
     </w:lvl>
-    <w:lvl w:ilvl="6" w:tplc="DFD8E772">
+    <w:lvl w:ilvl="6" w:tplc="BB565412">
       <w:numFmt w:val="decimal"/>
       <w:lvlText w:val=""/>
       <w:lvlJc w:val="left"/>
     </w:lvl>
-    <w:lvl w:ilvl="7" w:tplc="C42EB664">
+    <w:lvl w:ilvl="7" w:tplc="9F3E75A2">
       <w:numFmt w:val="decimal"/>
       <w:lvlText w:val=""/>
       <w:lvlJc w:val="left"/>
     </w:lvl>
-    <w:lvl w:ilvl="8" w:tplc="8E90D11E">
+    <w:lvl w:ilvl="8" w:tplc="51AA4D78">
       <w:numFmt w:val="decimal"/>
       <w:lvlText w:val=""/>
       <w:lvlJc w:val="left"/>
     </w:lvl>
   </w:abstractNum>
-  <w:num w:numId="1" w16cid:durableId="1853718433">
+  <w:num w:numId="1" w16cid:durableId="1973511874">
     <w:abstractNumId w:val="0"/>
     <w:lvlOverride w:ilvl="0">
       <w:startOverride w:val="1"/>
     </w:lvlOverride>
   </w:num>
-  <w:num w:numId="2" w16cid:durableId="35810854">
+  <w:num w:numId="2" w16cid:durableId="1011881068">
     <w:abstractNumId w:val="2"/>
     <w:lvlOverride w:ilvl="0">
       <w:startOverride w:val="1"/>
     </w:lvlOverride>
   </w:num>
-  <w:num w:numId="3" w16cid:durableId="580022639">
+  <w:num w:numId="3" w16cid:durableId="1466045560">
     <w:abstractNumId w:val="1"/>
     <w:lvlOverride w:ilvl="0">
       <w:startOverride w:val="1"/>
     </w:lvlOverride>
   </w:num>
-  <w:num w:numId="4" w16cid:durableId="1664359645">
+  <w:num w:numId="4" w16cid:durableId="1213424555">
     <w:abstractNumId w:val="1"/>
     <w:lvlOverride w:ilvl="0">
       <w:startOverride w:val="1"/>
     </w:lvlOverride>
   </w:num>
-  <w:num w:numId="5" w16cid:durableId="2037151642">
+  <w:num w:numId="5" w16cid:durableId="1511607413">
     <w:abstractNumId w:val="1"/>
     <w:lvlOverride w:ilvl="0">
       <w:startOverride w:val="1"/>

--- a/docs/MedTwin_Project_Report_MUJ.docx
+++ b/docs/MedTwin_Project_Report_MUJ.docx
@@ -67,8 +67,10 @@
           <w:bCs/>
           <w:i/>
           <w:iCs/>
+          <w:sz w:val="24"/>
+          <w:szCs w:val="24"/>
         </w:rPr>
-        <w:t xml:space="preserve">Project </w:t>
+        <w:t>Industrial Training (DSE4170</w:t>
       </w:r>
       <w:r>
         <w:rPr>
@@ -76,9 +78,10 @@
           <w:bCs/>
           <w:i/>
           <w:iCs/>
-          <w:highlight w:val="yellow"/>
+          <w:sz w:val="24"/>
+          <w:szCs w:val="24"/>
         </w:rPr>
-        <w:t>(Subject Code)</w:t>
+        <w:t>)</w:t>
       </w:r>
       <w:r>
         <w:rPr>
@@ -141,7 +144,23 @@
           <w:b/>
           <w:bCs/>
         </w:rPr>
-        <w:t>Nandini Nahata (23FE10CDS00376)</w:t>
+        <w:t xml:space="preserve">Nandini </w:t>
+      </w:r>
+      <w:proofErr w:type="spellStart"/>
+      <w:r>
+        <w:rPr>
+          <w:b/>
+          <w:bCs/>
+        </w:rPr>
+        <w:t>Nahata</w:t>
+      </w:r>
+      <w:proofErr w:type="spellEnd"/>
+      <w:r>
+        <w:rPr>
+          <w:b/>
+          <w:bCs/>
+        </w:rPr>
+        <w:t xml:space="preserve"> (23FE10CDS00376)</w:t>
       </w:r>
     </w:p>
     <w:p>
@@ -197,7 +216,29 @@
           <w:sz w:val="30"/>
           <w:szCs w:val="30"/>
         </w:rPr>
-        <w:t>BACHELOR OF TECHNOLOGY (B.Tech)</w:t>
+        <w:t>BACHELOR OF TECHNOLOGY (</w:t>
+      </w:r>
+      <w:proofErr w:type="spellStart"/>
+      <w:proofErr w:type="gramStart"/>
+      <w:r>
+        <w:rPr>
+          <w:b/>
+          <w:bCs/>
+          <w:sz w:val="30"/>
+          <w:szCs w:val="30"/>
+        </w:rPr>
+        <w:t>B.Tech</w:t>
+      </w:r>
+      <w:proofErr w:type="spellEnd"/>
+      <w:proofErr w:type="gramEnd"/>
+      <w:r>
+        <w:rPr>
+          <w:b/>
+          <w:bCs/>
+          <w:sz w:val="30"/>
+          <w:szCs w:val="30"/>
+        </w:rPr>
+        <w:t>)</w:t>
       </w:r>
     </w:p>
     <w:p>
@@ -330,9 +371,8 @@
           <w:bCs/>
           <w:sz w:val="30"/>
           <w:szCs w:val="30"/>
-          <w:highlight w:val="yellow"/>
         </w:rPr>
-        <w:t>December 2026</w:t>
+        <w:t>October 2026</w:t>
       </w:r>
     </w:p>
     <w:p>
@@ -346,10 +386,7 @@
         <w:t xml:space="preserve">Date: </w:t>
       </w:r>
       <w:r>
-        <w:rPr>
-          <w:highlight w:val="yellow"/>
-        </w:rPr>
-        <w:t>__________</w:t>
+        <w:t>21/10/2026</w:t>
       </w:r>
     </w:p>
     <w:p>
@@ -380,10 +417,34 @@
           <w:b/>
           <w:bCs/>
         </w:rPr>
-        <w:t>"MedTwin: Realistic and Private Synthetic Patient Data with Missing Values"</w:t>
-      </w:r>
-      <w:r>
-        <w:t xml:space="preserve"> has been carried out by Pranav Ladha (23FE10CDS00455), Devisha Jain (23FE10CDS00493), Nandini Nahata (23FE10CDS00376) and Jiya Gakhar (23FE10CDS00480), students of the Department of Data Science and Engineering, Manipal University Jaipur, in partial fulfilment of the requirements for the award of the degree of </w:t>
+        <w:t>"</w:t>
+      </w:r>
+      <w:proofErr w:type="spellStart"/>
+      <w:r>
+        <w:rPr>
+          <w:b/>
+          <w:bCs/>
+        </w:rPr>
+        <w:t>MedTwin</w:t>
+      </w:r>
+      <w:proofErr w:type="spellEnd"/>
+      <w:r>
+        <w:rPr>
+          <w:b/>
+          <w:bCs/>
+        </w:rPr>
+        <w:t>: Realistic and Private Synthetic Patient Data with Missing Values"</w:t>
+      </w:r>
+      <w:r>
+        <w:t xml:space="preserve"> has been carried out by Pranav Ladha (23FE10CDS00455), Devisha Jain (23FE10CDS00493), Nandini </w:t>
+      </w:r>
+      <w:proofErr w:type="spellStart"/>
+      <w:r>
+        <w:t>Nahata</w:t>
+      </w:r>
+      <w:proofErr w:type="spellEnd"/>
+      <w:r>
+        <w:t xml:space="preserve"> (23FE10CDS00376) and Jiya Gakhar (23FE10CDS00480), students of the Department of Data Science and Engineering, Manipal University Jaipur, in partial fulfilment of the requirements for the award of the degree of </w:t>
       </w:r>
       <w:r>
         <w:rPr>
@@ -393,26 +454,43 @@
         <w:t>Bachelor of Technology</w:t>
       </w:r>
       <w:r>
-        <w:t xml:space="preserve">. The work presented in this report is a bonafide record of the work done by them under my guidance and supervision during </w:t>
-      </w:r>
-      <w:r>
+        <w:t xml:space="preserve">. The work presented in this report is a </w:t>
+      </w:r>
+      <w:proofErr w:type="spellStart"/>
+      <w:r>
+        <w:t>bonafide</w:t>
+      </w:r>
+      <w:proofErr w:type="spellEnd"/>
+      <w:r>
+        <w:t xml:space="preserve"> record of the work done by them under my guidance and supervision during </w:t>
+      </w:r>
+      <w:r>
+        <w:t>July, 2026</w:t>
+      </w:r>
+      <w:r>
+        <w:t xml:space="preserve"> to </w:t>
+      </w:r>
+      <w:r>
+        <w:t xml:space="preserve">September, </w:t>
+      </w:r>
+      <w:proofErr w:type="gramStart"/>
+      <w:r>
+        <w:t xml:space="preserve">2026 </w:t>
+      </w:r>
+      <w:r>
+        <w:t>.</w:t>
+      </w:r>
+      <w:proofErr w:type="gramEnd"/>
+    </w:p>
+    <w:p>
+      <w:pPr>
+        <w:spacing w:before="1400"/>
+        <w:jc w:val="right"/>
         <w:rPr>
-          <w:highlight w:val="yellow"/>
+          <w:b/>
+          <w:bCs/>
         </w:rPr>
-        <w:t>[start month, year]</w:t>
-      </w:r>
-      <w:r>
-        <w:t xml:space="preserve"> to </w:t>
-      </w:r>
-      <w:r>
-        <w:rPr>
-          <w:highlight w:val="yellow"/>
-        </w:rPr>
-        <w:t>[end month, year]</w:t>
-      </w:r>
-      <w:r>
-        <w:t>.</w:t>
-      </w:r>
+      </w:pPr>
     </w:p>
     <w:p>
       <w:pPr>
@@ -525,7 +603,25 @@
           <w:sz w:val="24"/>
           <w:szCs w:val="24"/>
         </w:rPr>
-        <w:t>We also thank the Head of the Department and the faculty of the Department of Data Science and Engineering for their support, and the School of Computer Science and Engineering and Manipal University Jaipur for letting us take up this work as part of our B.Tech programme.</w:t>
+        <w:t xml:space="preserve">We also thank the Head of the Department and the faculty of the Department of Data Science and Engineering for their support, and the School of Computer Science and Engineering and Manipal University Jaipur for letting us take up this work as part of our </w:t>
+      </w:r>
+      <w:proofErr w:type="spellStart"/>
+      <w:proofErr w:type="gramStart"/>
+      <w:r>
+        <w:rPr>
+          <w:sz w:val="24"/>
+          <w:szCs w:val="24"/>
+        </w:rPr>
+        <w:t>B.Tech</w:t>
+      </w:r>
+      <w:proofErr w:type="spellEnd"/>
+      <w:proofErr w:type="gramEnd"/>
+      <w:r>
+        <w:rPr>
+          <w:sz w:val="24"/>
+          <w:szCs w:val="24"/>
+        </w:rPr>
+        <w:t xml:space="preserve"> programme.</w:t>
       </w:r>
     </w:p>
     <w:p>
@@ -556,16 +652,13 @@
     </w:p>
     <w:p>
       <w:pPr>
-        <w:spacing w:line="297" w:lineRule="auto"/>
-        <w:jc w:val="both"/>
-      </w:pPr>
-      <w:r>
+        <w:spacing w:before="600"/>
+        <w:jc w:val="right"/>
         <w:rPr>
           <w:sz w:val="24"/>
           <w:szCs w:val="24"/>
         </w:rPr>
-        <w:t>Finally, we thank our families and friends for their support.</w:t>
-      </w:r>
+      </w:pPr>
     </w:p>
     <w:p>
       <w:pPr>
@@ -601,8 +694,17 @@
           <w:b/>
           <w:bCs/>
         </w:rPr>
-        <w:t>Nandini Nahata</w:t>
-      </w:r>
+        <w:t xml:space="preserve">Nandini </w:t>
+      </w:r>
+      <w:proofErr w:type="spellStart"/>
+      <w:r>
+        <w:rPr>
+          <w:b/>
+          <w:bCs/>
+        </w:rPr>
+        <w:t>Nahata</w:t>
+      </w:r>
+      <w:proofErr w:type="spellEnd"/>
     </w:p>
     <w:p>
       <w:pPr>
@@ -635,10 +737,7 @@
         <w:jc w:val="both"/>
       </w:pPr>
       <w:r>
-        <w:t>Medical machine-learning models need patient data, but privacy laws and hospital rules limit who may see it. Synthetic data is one answer. A generative model learns the patterns in real patient records and then produces artificial records that follow the same patterns. Real clinical data has gaps, and they are not random: whether a test was done often depends on the hospital. Most synthetic-data tools fill these gaps before training, so their output has no gaps at all. Records like that do not look like rea</w:t>
-      </w:r>
-      <w:r>
-        <w:t>l hospital data and are easy to tell apart from it.</w:t>
+        <w:t>Medical machine-learning models need patient data, but privacy laws and hospital rules limit who may see it. Synthetic data is one answer. A generative model learns the patterns in real patient records and then produces artificial records that follow the same patterns. Real clinical data has gaps, and they are not random: whether a test was done often depends on the hospital. Most synthetic-data tools fill these gaps before training, so their output has no gaps at all. Records like that do not look like real hospital data and are easy to tell apart from it.</w:t>
       </w:r>
     </w:p>
     <w:p>
@@ -648,6 +747,7 @@
       <w:r>
         <w:t xml:space="preserve">This project presents </w:t>
       </w:r>
+      <w:proofErr w:type="spellStart"/>
       <w:r>
         <w:rPr>
           <w:b/>
@@ -655,11 +755,17 @@
         </w:rPr>
         <w:t>MedTwin</w:t>
       </w:r>
-      <w:r>
-        <w:t>, a conditional Wasserstein generative adversarial network with gradient penalty (WGAN-GP) that keeps "not measured" as part of each record. For every column that can be missing, MedTwin learns a yes/no flag that says whether the value was measured. A second flag handles values that are exactly zero, and each synthetic patient is generated for a chosen hospital, so the model picks up each hospital's testing habits. We also propose two ways to evaluate missing values. Missing-value fidelity scores check whet</w:t>
-      </w:r>
-      <w:r>
-        <w:t>her the gaps in synthetic data are realistic per column, per hospital and as whole patterns. A missing-value privacy audit checks whether keeping realistic gaps makes patients easier to identify.</w:t>
+      <w:proofErr w:type="spellEnd"/>
+      <w:r>
+        <w:t xml:space="preserve">, a conditional Wasserstein generative adversarial network with gradient penalty (WGAN-GP) that keeps "not measured" as part of each record. For every column that can be missing, </w:t>
+      </w:r>
+      <w:proofErr w:type="spellStart"/>
+      <w:r>
+        <w:t>MedTwin</w:t>
+      </w:r>
+      <w:proofErr w:type="spellEnd"/>
+      <w:r>
+        <w:t xml:space="preserve"> learns a yes/no flag that says whether the value was measured. A second flag handles values that are exactly zero, and each synthetic patient is generated for a chosen hospital, so the model picks up each hospital's testing habits. We also propose two ways to evaluate missing values. Missing-value fidelity scores check whether the gaps in synthetic data are realistic per column, per hospital and as whole patterns. A missing-value privacy audit checks whether keeping realistic gaps makes patients easier to identify.</w:t>
       </w:r>
     </w:p>
     <w:p>
@@ -667,13 +773,63 @@
         <w:jc w:val="both"/>
       </w:pPr>
       <w:r>
-        <w:t>We compared MedTwin with CTGAN, TVAE and TabDDPM on the four-hospital UCI Heart Disease data (920 patients) and the Pima Indians Diabetes data (768 patients). Each comparison was repeated five times and always tested on real patients that no model had seen. On heart disease, a classifier could tell MedTwin's patients from real ones 61.5% of the time, against 74.9–92.8% for the other methods (50% would mean they cannot be told apart at all). A disease predictor trained only on MedTwin's data kept 97.5% of th</w:t>
-      </w:r>
-      <w:r>
-        <w:t>e performance of one trained on real data, level with the best other method. MedTwin's missing-value patterns were almost as close to the real data as a second sample of real patients (pattern distance 0.174 against 0.152), and no other method put the gaps at the right hospitals. Privacy attacks found no sign that MedTwin memorised its training patients, while TabDDPM did memorise them on the diabetes data. We also found that keeping realistic gaps has a small privacy cost for patients whose gaps are unusua</w:t>
-      </w:r>
-      <w:r>
-        <w:t>l.</w:t>
+        <w:t xml:space="preserve">We compared </w:t>
+      </w:r>
+      <w:proofErr w:type="spellStart"/>
+      <w:r>
+        <w:t>MedTwin</w:t>
+      </w:r>
+      <w:proofErr w:type="spellEnd"/>
+      <w:r>
+        <w:t xml:space="preserve"> with CTGAN, TVAE and </w:t>
+      </w:r>
+      <w:proofErr w:type="spellStart"/>
+      <w:r>
+        <w:t>TabDDPM</w:t>
+      </w:r>
+      <w:proofErr w:type="spellEnd"/>
+      <w:r>
+        <w:t xml:space="preserve"> on the four-hospital UCI Heart Disease data (920 patients) and the Pima Indians Diabetes data (768 patients). Each comparison was repeated five times and always tested on real patients that no model had seen. On heart disease, a classifier could tell </w:t>
+      </w:r>
+      <w:proofErr w:type="spellStart"/>
+      <w:r>
+        <w:t>MedTwin's</w:t>
+      </w:r>
+      <w:proofErr w:type="spellEnd"/>
+      <w:r>
+        <w:t xml:space="preserve"> patients from real ones 61.5% of the time, against 74.9–92.8% for the other methods (50% would mean they cannot be told apart at all). A disease predictor trained only on </w:t>
+      </w:r>
+      <w:proofErr w:type="spellStart"/>
+      <w:r>
+        <w:t>MedTwin's</w:t>
+      </w:r>
+      <w:proofErr w:type="spellEnd"/>
+      <w:r>
+        <w:t xml:space="preserve"> data kept 97.5% of the performance of one trained on real data, level with the best other method. </w:t>
+      </w:r>
+      <w:proofErr w:type="spellStart"/>
+      <w:r>
+        <w:t>MedTwin's</w:t>
+      </w:r>
+      <w:proofErr w:type="spellEnd"/>
+      <w:r>
+        <w:t xml:space="preserve"> missing-value patterns were almost as close to the real data as a second sample of real patients (pattern distance 0.174 against 0.152), and no other method put the gaps at the right hospitals. Privacy attacks found no sign that </w:t>
+      </w:r>
+      <w:proofErr w:type="spellStart"/>
+      <w:r>
+        <w:t>MedTwin</w:t>
+      </w:r>
+      <w:proofErr w:type="spellEnd"/>
+      <w:r>
+        <w:t xml:space="preserve"> memorised its training patients, while </w:t>
+      </w:r>
+      <w:proofErr w:type="spellStart"/>
+      <w:r>
+        <w:t>TabDDPM</w:t>
+      </w:r>
+      <w:proofErr w:type="spellEnd"/>
+      <w:r>
+        <w:t xml:space="preserve"> did memorise them on the diabetes data. We also found that keeping realistic gaps has a small privacy cost for patients whose gaps are unusual.</w:t>
       </w:r>
     </w:p>
     <w:p>
@@ -888,7 +1044,23 @@
                 <w:sz w:val="24"/>
                 <w:szCs w:val="24"/>
               </w:rPr>
-              <w:t>Block diagram of the MedTwin pipeline</w:t>
+              <w:t xml:space="preserve">Block diagram of the </w:t>
+            </w:r>
+            <w:proofErr w:type="spellStart"/>
+            <w:r>
+              <w:rPr>
+                <w:sz w:val="24"/>
+                <w:szCs w:val="24"/>
+              </w:rPr>
+              <w:t>MedTwin</w:t>
+            </w:r>
+            <w:proofErr w:type="spellEnd"/>
+            <w:r>
+              <w:rPr>
+                <w:sz w:val="24"/>
+                <w:szCs w:val="24"/>
+              </w:rPr>
+              <w:t xml:space="preserve"> pipeline</w:t>
             </w:r>
           </w:p>
         </w:tc>
@@ -994,7 +1166,23 @@
                 <w:sz w:val="24"/>
                 <w:szCs w:val="24"/>
               </w:rPr>
-              <w:t>Architecture of the MedTwin conditional WGAN-GP</w:t>
+              <w:t xml:space="preserve">Architecture of the </w:t>
+            </w:r>
+            <w:proofErr w:type="spellStart"/>
+            <w:r>
+              <w:rPr>
+                <w:sz w:val="24"/>
+                <w:szCs w:val="24"/>
+              </w:rPr>
+              <w:t>MedTwin</w:t>
+            </w:r>
+            <w:proofErr w:type="spellEnd"/>
+            <w:r>
+              <w:rPr>
+                <w:sz w:val="24"/>
+                <w:szCs w:val="24"/>
+              </w:rPr>
+              <w:t xml:space="preserve"> conditional WGAN-GP</w:t>
             </w:r>
           </w:p>
         </w:tc>
@@ -1201,12 +1389,21 @@
             <w:pPr>
               <w:spacing w:line="268" w:lineRule="exact"/>
             </w:pPr>
-            <w:r>
-              <w:rPr>
-                <w:sz w:val="24"/>
-                <w:szCs w:val="24"/>
-              </w:rPr>
-              <w:t>MedTwin interactive dashboard (heart disease data)</w:t>
+            <w:proofErr w:type="spellStart"/>
+            <w:r>
+              <w:rPr>
+                <w:sz w:val="24"/>
+                <w:szCs w:val="24"/>
+              </w:rPr>
+              <w:t>MedTwin</w:t>
+            </w:r>
+            <w:proofErr w:type="spellEnd"/>
+            <w:r>
+              <w:rPr>
+                <w:sz w:val="24"/>
+                <w:szCs w:val="24"/>
+              </w:rPr>
+              <w:t xml:space="preserve"> interactive dashboard (heart disease data)</w:t>
             </w:r>
           </w:p>
         </w:tc>
@@ -1524,7 +1721,23 @@
                 <w:sz w:val="24"/>
                 <w:szCs w:val="24"/>
               </w:rPr>
-              <w:t>Share of heart disease patients with each value not measured, per hospital: real (blue) and MedTwin (orange)</w:t>
+              <w:t xml:space="preserve">Share of heart disease patients with each value not measured, per hospital: real (blue) and </w:t>
+            </w:r>
+            <w:proofErr w:type="spellStart"/>
+            <w:r>
+              <w:rPr>
+                <w:sz w:val="24"/>
+                <w:szCs w:val="24"/>
+              </w:rPr>
+              <w:t>MedTwin</w:t>
+            </w:r>
+            <w:proofErr w:type="spellEnd"/>
+            <w:r>
+              <w:rPr>
+                <w:sz w:val="24"/>
+                <w:szCs w:val="24"/>
+              </w:rPr>
+              <w:t xml:space="preserve"> (orange)</w:t>
             </w:r>
           </w:p>
         </w:tc>
@@ -1630,7 +1843,23 @@
                 <w:sz w:val="24"/>
                 <w:szCs w:val="24"/>
               </w:rPr>
-              <w:t>Distributions of the number columns: real (blue) vs MedTwin (orange), measured values only</w:t>
+              <w:t xml:space="preserve">Distributions of the number columns: real (blue) vs </w:t>
+            </w:r>
+            <w:proofErr w:type="spellStart"/>
+            <w:r>
+              <w:rPr>
+                <w:sz w:val="24"/>
+                <w:szCs w:val="24"/>
+              </w:rPr>
+              <w:t>MedTwin</w:t>
+            </w:r>
+            <w:proofErr w:type="spellEnd"/>
+            <w:r>
+              <w:rPr>
+                <w:sz w:val="24"/>
+                <w:szCs w:val="24"/>
+              </w:rPr>
+              <w:t xml:space="preserve"> (orange), measured values only</w:t>
             </w:r>
           </w:p>
         </w:tc>
@@ -1736,7 +1965,23 @@
                 <w:sz w:val="24"/>
                 <w:szCs w:val="24"/>
               </w:rPr>
-              <w:t>Correlations between number columns: real, MedTwin and their difference</w:t>
+              <w:t xml:space="preserve">Correlations between number columns: real, </w:t>
+            </w:r>
+            <w:proofErr w:type="spellStart"/>
+            <w:r>
+              <w:rPr>
+                <w:sz w:val="24"/>
+                <w:szCs w:val="24"/>
+              </w:rPr>
+              <w:t>MedTwin</w:t>
+            </w:r>
+            <w:proofErr w:type="spellEnd"/>
+            <w:r>
+              <w:rPr>
+                <w:sz w:val="24"/>
+                <w:szCs w:val="24"/>
+              </w:rPr>
+              <w:t xml:space="preserve"> and their difference</w:t>
             </w:r>
           </w:p>
         </w:tc>
@@ -2505,12 +2750,21 @@
             <w:pPr>
               <w:spacing w:line="268" w:lineRule="exact"/>
             </w:pPr>
-            <w:r>
-              <w:rPr>
-                <w:sz w:val="24"/>
-                <w:szCs w:val="24"/>
-              </w:rPr>
-              <w:t>MedTwin model architecture</w:t>
+            <w:proofErr w:type="spellStart"/>
+            <w:r>
+              <w:rPr>
+                <w:sz w:val="24"/>
+                <w:szCs w:val="24"/>
+              </w:rPr>
+              <w:t>MedTwin</w:t>
+            </w:r>
+            <w:proofErr w:type="spellEnd"/>
+            <w:r>
+              <w:rPr>
+                <w:sz w:val="24"/>
+                <w:szCs w:val="24"/>
+              </w:rPr>
+              <w:t xml:space="preserve"> model architecture</w:t>
             </w:r>
           </w:p>
         </w:tc>
@@ -3570,7 +3824,23 @@
                 <w:sz w:val="24"/>
                 <w:szCs w:val="24"/>
               </w:rPr>
-              <w:t>Sensitivity of MedTwin to its main settings, heart disease (* = clear difference from the default)</w:t>
+              <w:t xml:space="preserve">Sensitivity of </w:t>
+            </w:r>
+            <w:proofErr w:type="spellStart"/>
+            <w:r>
+              <w:rPr>
+                <w:sz w:val="24"/>
+                <w:szCs w:val="24"/>
+              </w:rPr>
+              <w:t>MedTwin</w:t>
+            </w:r>
+            <w:proofErr w:type="spellEnd"/>
+            <w:r>
+              <w:rPr>
+                <w:sz w:val="24"/>
+                <w:szCs w:val="24"/>
+              </w:rPr>
+              <w:t xml:space="preserve"> to its main settings, heart disease (* = clear difference from the default)</w:t>
             </w:r>
           </w:p>
         </w:tc>
@@ -3676,7 +3946,23 @@
                 <w:sz w:val="24"/>
                 <w:szCs w:val="24"/>
               </w:rPr>
-              <w:t>Sample of MedTwin's synthetic heart disease patients</w:t>
+              <w:t xml:space="preserve">Sample of </w:t>
+            </w:r>
+            <w:proofErr w:type="spellStart"/>
+            <w:r>
+              <w:rPr>
+                <w:sz w:val="24"/>
+                <w:szCs w:val="24"/>
+              </w:rPr>
+              <w:t>MedTwin's</w:t>
+            </w:r>
+            <w:proofErr w:type="spellEnd"/>
+            <w:r>
+              <w:rPr>
+                <w:sz w:val="24"/>
+                <w:szCs w:val="24"/>
+              </w:rPr>
+              <w:t xml:space="preserve"> synthetic heart disease patients</w:t>
             </w:r>
           </w:p>
         </w:tc>
@@ -6277,7 +6563,23 @@
                 <w:sz w:val="24"/>
                 <w:szCs w:val="24"/>
               </w:rPr>
-              <w:t>Heart Disease: MedTwin Compared with Other Methods</w:t>
+              <w:t xml:space="preserve">Heart Disease: </w:t>
+            </w:r>
+            <w:proofErr w:type="spellStart"/>
+            <w:r>
+              <w:rPr>
+                <w:sz w:val="24"/>
+                <w:szCs w:val="24"/>
+              </w:rPr>
+              <w:t>MedTwin</w:t>
+            </w:r>
+            <w:proofErr w:type="spellEnd"/>
+            <w:r>
+              <w:rPr>
+                <w:sz w:val="24"/>
+                <w:szCs w:val="24"/>
+              </w:rPr>
+              <w:t xml:space="preserve"> Compared with Other Methods</w:t>
             </w:r>
           </w:p>
         </w:tc>
@@ -8526,6 +8828,7 @@
             <w:pPr>
               <w:spacing w:line="268" w:lineRule="exact"/>
             </w:pPr>
+            <w:proofErr w:type="spellStart"/>
             <w:r>
               <w:rPr>
                 <w:sz w:val="24"/>
@@ -8533,6 +8836,7 @@
               </w:rPr>
               <w:t>TabDDPM</w:t>
             </w:r>
+            <w:proofErr w:type="spellEnd"/>
           </w:p>
         </w:tc>
         <w:tc>
@@ -9081,7 +9385,23 @@
                 <w:sz w:val="24"/>
                 <w:szCs w:val="24"/>
               </w:rPr>
-              <w:t>YAML Ain't Markup Language (settings file format)</w:t>
+              <w:t xml:space="preserve">YAML </w:t>
+            </w:r>
+            <w:proofErr w:type="spellStart"/>
+            <w:r>
+              <w:rPr>
+                <w:sz w:val="24"/>
+                <w:szCs w:val="24"/>
+              </w:rPr>
+              <w:t>Ain't</w:t>
+            </w:r>
+            <w:proofErr w:type="spellEnd"/>
+            <w:r>
+              <w:rPr>
+                <w:sz w:val="24"/>
+                <w:szCs w:val="24"/>
+              </w:rPr>
+              <w:t xml:space="preserve"> Markup Language (settings file format)</w:t>
             </w:r>
           </w:p>
         </w:tc>
@@ -9157,6 +9477,7 @@
       <w:r>
         <w:t xml:space="preserve">In this project we built </w:t>
       </w:r>
+      <w:proofErr w:type="spellStart"/>
       <w:r>
         <w:rPr>
           <w:b/>
@@ -9164,8 +9485,17 @@
         </w:rPr>
         <w:t>MedTwin</w:t>
       </w:r>
-      <w:r>
-        <w:t>, a model that creates synthetic patient records from real hospital data. MedTwin is a conditional Wasserstein generative adversarial network with gradient penalty (WGAN-GP) [2, 3, 4]. We tested it against three widely used synthetic-data methods on two public datasets: the UCI Heart Disease data from four hospitals [5] and the Pima Indians Diabetes data [6].</w:t>
+      <w:proofErr w:type="spellEnd"/>
+      <w:r>
+        <w:t xml:space="preserve">, a model that creates synthetic patient records from real hospital data. </w:t>
+      </w:r>
+      <w:proofErr w:type="spellStart"/>
+      <w:r>
+        <w:t>MedTwin</w:t>
+      </w:r>
+      <w:proofErr w:type="spellEnd"/>
+      <w:r>
+        <w:t xml:space="preserve"> is a conditional Wasserstein generative adversarial network with gradient penalty (WGAN-GP) [2, 3, 4]. We tested it against three widely used synthetic-data methods on two public datasets: the UCI Heart Disease data from four hospitals [5] and the Pima Indians Diabetes data [6].</w:t>
       </w:r>
     </w:p>
     <w:p>
@@ -9241,6 +9571,7 @@
       <w:r>
         <w:t xml:space="preserve"> tests were done </w:t>
       </w:r>
+      <w:proofErr w:type="gramStart"/>
       <w:r>
         <w:rPr>
           <w:i/>
@@ -9248,6 +9579,7 @@
         </w:rPr>
         <w:t>where</w:t>
       </w:r>
+      <w:proofErr w:type="gramEnd"/>
       <w:r>
         <w:t>. That is the starting point of this project.</w:t>
       </w:r>
@@ -9311,7 +9643,15 @@
         <w:jc w:val="both"/>
       </w:pPr>
       <w:r>
-        <w:t>Because MedTwin generates patients for a chosen hospital, one model can represent the testing habits of several hospitals.</w:t>
+        <w:t xml:space="preserve">Because </w:t>
+      </w:r>
+      <w:proofErr w:type="spellStart"/>
+      <w:r>
+        <w:t>MedTwin</w:t>
+      </w:r>
+      <w:proofErr w:type="spellEnd"/>
+      <w:r>
+        <w:t xml:space="preserve"> generates patients for a chosen hospital, one model can represent the testing habits of several hospitals.</w:t>
       </w:r>
     </w:p>
     <w:p>
@@ -9433,7 +9773,15 @@
         <w:jc w:val="both"/>
       </w:pPr>
       <w:r>
-        <w:t>Build a generator (MedTwin) that learns which values were measured, generates each patient for a specific hospital and reproduces values that are exactly zero.</w:t>
+        <w:t>Build a generator (</w:t>
+      </w:r>
+      <w:proofErr w:type="spellStart"/>
+      <w:r>
+        <w:t>MedTwin</w:t>
+      </w:r>
+      <w:proofErr w:type="spellEnd"/>
+      <w:r>
+        <w:t>) that learns which values were measured, generates each patient for a specific hospital and reproduces values that are exactly zero.</w:t>
       </w:r>
     </w:p>
     <w:p>
@@ -9472,7 +9820,23 @@
         <w:jc w:val="both"/>
       </w:pPr>
       <w:r>
-        <w:t>Compare MedTwin with CTGAN, TVAE and TabDDPM under the same conditions.</w:t>
+        <w:t xml:space="preserve">Compare </w:t>
+      </w:r>
+      <w:proofErr w:type="spellStart"/>
+      <w:r>
+        <w:t>MedTwin</w:t>
+      </w:r>
+      <w:proofErr w:type="spellEnd"/>
+      <w:r>
+        <w:t xml:space="preserve"> with CTGAN, TVAE and </w:t>
+      </w:r>
+      <w:proofErr w:type="spellStart"/>
+      <w:r>
+        <w:t>TabDDPM</w:t>
+      </w:r>
+      <w:proofErr w:type="spellEnd"/>
+      <w:r>
+        <w:t xml:space="preserve"> under the same conditions.</w:t>
       </w:r>
     </w:p>
     <w:p>
@@ -9715,7 +10079,55 @@
         <w:t>L</w:t>
       </w:r>
       <w:r>
-        <w:t>D = E[D(fake, c)] − E[D(real, c)] + λ · E[(‖∇D(mixed, c)‖ − 1)²],   with λ = 10.</w:t>
+        <w:t xml:space="preserve">D = </w:t>
+      </w:r>
+      <w:proofErr w:type="gramStart"/>
+      <w:r>
+        <w:t>E[D(</w:t>
+      </w:r>
+      <w:proofErr w:type="gramEnd"/>
+      <w:r>
+        <w:t xml:space="preserve">fake, c)] − </w:t>
+      </w:r>
+      <w:proofErr w:type="gramStart"/>
+      <w:r>
+        <w:t>E[D(</w:t>
+      </w:r>
+      <w:proofErr w:type="gramEnd"/>
+      <w:r>
+        <w:t xml:space="preserve">real, c)] + λ · </w:t>
+      </w:r>
+      <w:proofErr w:type="gramStart"/>
+      <w:r>
+        <w:t>E[</w:t>
+      </w:r>
+      <w:proofErr w:type="gramEnd"/>
+      <w:r>
+        <w:t>(‖∇</w:t>
+      </w:r>
+      <w:proofErr w:type="gramStart"/>
+      <w:r>
+        <w:t>D(</w:t>
+      </w:r>
+      <w:proofErr w:type="gramEnd"/>
+      <w:r>
+        <w:t xml:space="preserve">mixed, </w:t>
+      </w:r>
+      <w:proofErr w:type="gramStart"/>
+      <w:r>
+        <w:t>c)‖</w:t>
+      </w:r>
+      <w:proofErr w:type="gramEnd"/>
+      <w:r>
+        <w:t xml:space="preserve"> − </w:t>
+      </w:r>
+      <w:proofErr w:type="gramStart"/>
+      <w:r>
+        <w:t xml:space="preserve">1)²],   </w:t>
+      </w:r>
+      <w:proofErr w:type="gramEnd"/>
+      <w:r>
+        <w:t>with λ = 10.</w:t>
       </w:r>
     </w:p>
     <w:p>
@@ -9732,7 +10144,15 @@
         <w:jc w:val="both"/>
       </w:pPr>
       <w:r>
-        <w:t xml:space="preserve">In a conditional GAN, both networks also receive some extra information, called the condition. In MedTwin the condition is the hospital. The generator creates a patient </w:t>
+        <w:t xml:space="preserve">In a conditional GAN, both networks also receive some extra information, called the condition. In </w:t>
+      </w:r>
+      <w:proofErr w:type="spellStart"/>
+      <w:r>
+        <w:t>MedTwin</w:t>
+      </w:r>
+      <w:proofErr w:type="spellEnd"/>
+      <w:r>
+        <w:t xml:space="preserve"> the condition is the hospital. The generator creates a patient </w:t>
       </w:r>
       <w:r>
         <w:rPr>
@@ -9761,7 +10181,15 @@
         <w:keepNext/>
       </w:pPr>
       <w:r>
-        <w:t>5. Gumbel-softmax for categories</w:t>
+        <w:t>5. Gumbel-</w:t>
+      </w:r>
+      <w:proofErr w:type="spellStart"/>
+      <w:r>
+        <w:t>softmax</w:t>
+      </w:r>
+      <w:proofErr w:type="spellEnd"/>
+      <w:r>
+        <w:t xml:space="preserve"> for categories</w:t>
       </w:r>
     </w:p>
     <w:p>
@@ -9769,7 +10197,15 @@
         <w:jc w:val="both"/>
       </w:pPr>
       <w:r>
-        <w:t>Categorical columns (such as chest pain type) must take exactly one value. The Gumbel-softmax technique [11] lets a neural network produce a smooth, trainable approximation of a one-hot choice during training and an exact one-hot choice when sampling.</w:t>
+        <w:t>Categorical columns (such as chest pain type) must take exactly one value. The Gumbel-</w:t>
+      </w:r>
+      <w:proofErr w:type="spellStart"/>
+      <w:r>
+        <w:t>softmax</w:t>
+      </w:r>
+      <w:proofErr w:type="spellEnd"/>
+      <w:r>
+        <w:t xml:space="preserve"> technique [11] lets a neural network produce a smooth, trainable approximation of a one-hot choice during training and an exact one-hot choice when sampling.</w:t>
       </w:r>
     </w:p>
     <w:p>
@@ -9790,7 +10226,15 @@
       </w:r>
       <w:r>
         <w:lastRenderedPageBreak/>
-        <w:t>imputation. If imputation is used before generating synthetic data, the gaps disappear and the synthetic records no longer show which tests were done. MissDiff [8] showed that filling gaps before training also biases what the generator learns.</w:t>
+        <w:t xml:space="preserve">imputation. If imputation is used before generating synthetic data, the gaps disappear and the synthetic records no longer show which tests were done. </w:t>
+      </w:r>
+      <w:proofErr w:type="spellStart"/>
+      <w:r>
+        <w:t>MissDiff</w:t>
+      </w:r>
+      <w:proofErr w:type="spellEnd"/>
+      <w:r>
+        <w:t xml:space="preserve"> [8] showed that filling gaps before training also biases what the generator learns.</w:t>
       </w:r>
     </w:p>
     <w:p>
@@ -10219,12 +10663,21 @@
             <w:pPr>
               <w:spacing w:line="268" w:lineRule="exact"/>
             </w:pPr>
-            <w:r>
-              <w:rPr>
-                <w:sz w:val="24"/>
-                <w:szCs w:val="24"/>
-              </w:rPr>
-              <w:t>PyTorch 2.8.0</w:t>
+            <w:proofErr w:type="spellStart"/>
+            <w:r>
+              <w:rPr>
+                <w:sz w:val="24"/>
+                <w:szCs w:val="24"/>
+              </w:rPr>
+              <w:t>PyTorch</w:t>
+            </w:r>
+            <w:proofErr w:type="spellEnd"/>
+            <w:r>
+              <w:rPr>
+                <w:sz w:val="24"/>
+                <w:szCs w:val="24"/>
+              </w:rPr>
+              <w:t xml:space="preserve"> 2.8.0</w:t>
             </w:r>
           </w:p>
         </w:tc>
@@ -10505,12 +10958,37 @@
             <w:pPr>
               <w:spacing w:line="268" w:lineRule="exact"/>
             </w:pPr>
-            <w:r>
-              <w:rPr>
-                <w:sz w:val="24"/>
-                <w:szCs w:val="24"/>
-              </w:rPr>
-              <w:t>ctgan 0.12.1 (CTGAN, TVAE); TabDDPM written in this project</w:t>
+            <w:proofErr w:type="spellStart"/>
+            <w:r>
+              <w:rPr>
+                <w:sz w:val="24"/>
+                <w:szCs w:val="24"/>
+              </w:rPr>
+              <w:t>ctgan</w:t>
+            </w:r>
+            <w:proofErr w:type="spellEnd"/>
+            <w:r>
+              <w:rPr>
+                <w:sz w:val="24"/>
+                <w:szCs w:val="24"/>
+              </w:rPr>
+              <w:t xml:space="preserve"> 0.12.1 (CTGAN, TVAE); </w:t>
+            </w:r>
+            <w:proofErr w:type="spellStart"/>
+            <w:r>
+              <w:rPr>
+                <w:sz w:val="24"/>
+                <w:szCs w:val="24"/>
+              </w:rPr>
+              <w:t>TabDDPM</w:t>
+            </w:r>
+            <w:proofErr w:type="spellEnd"/>
+            <w:r>
+              <w:rPr>
+                <w:sz w:val="24"/>
+                <w:szCs w:val="24"/>
+              </w:rPr>
+              <w:t xml:space="preserve"> written in this project</w:t>
             </w:r>
           </w:p>
         </w:tc>
@@ -10790,12 +11268,21 @@
             <w:pPr>
               <w:spacing w:line="268" w:lineRule="exact"/>
             </w:pPr>
-            <w:r>
-              <w:rPr>
-                <w:sz w:val="24"/>
-                <w:szCs w:val="24"/>
-              </w:rPr>
-              <w:t>Streamlit 1.50.0</w:t>
+            <w:proofErr w:type="spellStart"/>
+            <w:r>
+              <w:rPr>
+                <w:sz w:val="24"/>
+                <w:szCs w:val="24"/>
+              </w:rPr>
+              <w:t>Streamlit</w:t>
+            </w:r>
+            <w:proofErr w:type="spellEnd"/>
+            <w:r>
+              <w:rPr>
+                <w:sz w:val="24"/>
+                <w:szCs w:val="24"/>
+              </w:rPr>
+              <w:t xml:space="preserve"> 1.50.0</w:t>
             </w:r>
           </w:p>
         </w:tc>
@@ -10885,12 +11372,21 @@
             <w:pPr>
               <w:spacing w:line="268" w:lineRule="exact"/>
             </w:pPr>
-            <w:r>
-              <w:rPr>
-                <w:sz w:val="24"/>
-                <w:szCs w:val="24"/>
-              </w:rPr>
-              <w:t>PyYAML 6.0.3</w:t>
+            <w:proofErr w:type="spellStart"/>
+            <w:r>
+              <w:rPr>
+                <w:sz w:val="24"/>
+                <w:szCs w:val="24"/>
+              </w:rPr>
+              <w:t>PyYAML</w:t>
+            </w:r>
+            <w:proofErr w:type="spellEnd"/>
+            <w:r>
+              <w:rPr>
+                <w:sz w:val="24"/>
+                <w:szCs w:val="24"/>
+              </w:rPr>
+              <w:t xml:space="preserve"> 6.0.3</w:t>
             </w:r>
           </w:p>
         </w:tc>
@@ -10980,6 +11476,7 @@
             <w:pPr>
               <w:spacing w:line="268" w:lineRule="exact"/>
             </w:pPr>
+            <w:proofErr w:type="spellStart"/>
             <w:r>
               <w:rPr>
                 <w:sz w:val="24"/>
@@ -10987,6 +11484,7 @@
               </w:rPr>
               <w:t>pytest</w:t>
             </w:r>
+            <w:proofErr w:type="spellEnd"/>
           </w:p>
         </w:tc>
         <w:tc>
@@ -11221,7 +11719,23 @@
         <w:jc w:val="both"/>
       </w:pPr>
       <w:r>
-        <w:t>Random forests were used for the detectability, utility and privacy tests, and the Adam optimiser for training the networks. The baselines CTGAN and TVAE [14] come from the open-source ctgan library, and TabDDPM [15] was re-implemented in this project following its published design.</w:t>
+        <w:t xml:space="preserve">Random forests were used for the detectability, utility and privacy tests, and the Adam optimiser for training the networks. The baselines CTGAN and TVAE [14] come from the open-source </w:t>
+      </w:r>
+      <w:proofErr w:type="spellStart"/>
+      <w:r>
+        <w:t>ctgan</w:t>
+      </w:r>
+      <w:proofErr w:type="spellEnd"/>
+      <w:r>
+        <w:t xml:space="preserve"> library, and </w:t>
+      </w:r>
+      <w:proofErr w:type="spellStart"/>
+      <w:r>
+        <w:t>TabDDPM</w:t>
+      </w:r>
+      <w:proofErr w:type="spellEnd"/>
+      <w:r>
+        <w:t xml:space="preserve"> [15] was re-implemented in this project following its published design.</w:t>
       </w:r>
     </w:p>
     <w:p>
@@ -11241,7 +11755,15 @@
         <w:jc w:val="both"/>
       </w:pPr>
       <w:r>
-        <w:t>CTGAN [14] introduced a conditional GAN for mixed tables of numbers and categories, and the same paper proposed TVAE, a variational autoencoder for tables. Diffusion models such as TabDDPM [15] now do well on many tabular benchmarks. Goncalves et al. [1] compared several generators on real patient data and judged them on how useful and how private the output was. Fang et al. [10] showed that diffusion models for tables can memorise their training records, and that longer training makes this worse.</w:t>
+        <w:t xml:space="preserve">CTGAN [14] introduced a conditional GAN for mixed tables of numbers and categories, and the same paper proposed TVAE, a variational autoencoder for tables. Diffusion models such as </w:t>
+      </w:r>
+      <w:proofErr w:type="spellStart"/>
+      <w:r>
+        <w:t>TabDDPM</w:t>
+      </w:r>
+      <w:proofErr w:type="spellEnd"/>
+      <w:r>
+        <w:t xml:space="preserve"> [15] now do well on many tabular benchmarks. Goncalves et al. [1] compared several generators on real patient data and judged them on how useful and how private the output was. Fang et al. [10] showed that diffusion models for tables can memorise their training records, and that longer training makes this worse.</w:t>
       </w:r>
     </w:p>
     <w:p>
@@ -11249,7 +11771,15 @@
         <w:jc w:val="both"/>
       </w:pPr>
       <w:r>
-        <w:t>Two recent methods keep missing values in synthetic tables. MissDiff [8] trains a diffusion model directly on incomplete data, and Wang et al. [9] add a step to existing generators that keeps the missing patterns. Table 2.2 compares the closest work with this project. Their numbers cannot be compared directly with ours, because each study uses different data, splits and measures.</w:t>
+        <w:t xml:space="preserve">Two recent methods keep missing values in synthetic tables. </w:t>
+      </w:r>
+      <w:proofErr w:type="spellStart"/>
+      <w:r>
+        <w:t>MissDiff</w:t>
+      </w:r>
+      <w:proofErr w:type="spellEnd"/>
+      <w:r>
+        <w:t xml:space="preserve"> [8] trains a diffusion model directly on incomplete data, and Wang et al. [9] add a step to existing generators that keeps the missing patterns. Table 2.2 compares the closest work with this project. Their numbers cannot be compared directly with ours, because each study uses different data, splits and measures.</w:t>
       </w:r>
     </w:p>
     <w:p>
@@ -11553,7 +12083,23 @@
                 <w:sz w:val="20"/>
                 <w:szCs w:val="20"/>
               </w:rPr>
-              <w:t>We use all 4 hospitals, unseen test patients and 5 repeats; MedTwin clearly beats our own CTGAN baseline</w:t>
+              <w:t xml:space="preserve">We use all 4 hospitals, unseen test patients and 5 repeats; </w:t>
+            </w:r>
+            <w:proofErr w:type="spellStart"/>
+            <w:r>
+              <w:rPr>
+                <w:sz w:val="20"/>
+                <w:szCs w:val="20"/>
+              </w:rPr>
+              <w:t>MedTwin</w:t>
+            </w:r>
+            <w:proofErr w:type="spellEnd"/>
+            <w:r>
+              <w:rPr>
+                <w:sz w:val="20"/>
+                <w:szCs w:val="20"/>
+              </w:rPr>
+              <w:t xml:space="preserve"> clearly beats our own CTGAN baseline</w:t>
             </w:r>
           </w:p>
         </w:tc>
@@ -11583,13 +12129,22 @@
             <w:pPr>
               <w:spacing w:line="223" w:lineRule="exact"/>
             </w:pPr>
+            <w:proofErr w:type="spellStart"/>
             <w:r>
               <w:rPr>
                 <w:sz w:val="20"/>
                 <w:szCs w:val="20"/>
               </w:rPr>
               <w:lastRenderedPageBreak/>
-              <w:t>MissDiff [8], Wang et al. [9]</w:t>
+              <w:t>MissDiff</w:t>
+            </w:r>
+            <w:proofErr w:type="spellEnd"/>
+            <w:r>
+              <w:rPr>
+                <w:sz w:val="20"/>
+                <w:szCs w:val="20"/>
+              </w:rPr>
+              <w:t xml:space="preserve"> [8], Wang et al. [9]</w:t>
             </w:r>
           </w:p>
         </w:tc>
@@ -11804,7 +12359,39 @@
                 <w:sz w:val="20"/>
                 <w:szCs w:val="20"/>
               </w:rPr>
-              <w:t>We see the same for TabDDPM on diabetes, and for MedTwin when trained for 1200 epochs</w:t>
+              <w:t xml:space="preserve">We see the same for </w:t>
+            </w:r>
+            <w:proofErr w:type="spellStart"/>
+            <w:r>
+              <w:rPr>
+                <w:sz w:val="20"/>
+                <w:szCs w:val="20"/>
+              </w:rPr>
+              <w:t>TabDDPM</w:t>
+            </w:r>
+            <w:proofErr w:type="spellEnd"/>
+            <w:r>
+              <w:rPr>
+                <w:sz w:val="20"/>
+                <w:szCs w:val="20"/>
+              </w:rPr>
+              <w:t xml:space="preserve"> on diabetes, and for </w:t>
+            </w:r>
+            <w:proofErr w:type="spellStart"/>
+            <w:r>
+              <w:rPr>
+                <w:sz w:val="20"/>
+                <w:szCs w:val="20"/>
+              </w:rPr>
+              <w:t>MedTwin</w:t>
+            </w:r>
+            <w:proofErr w:type="spellEnd"/>
+            <w:r>
+              <w:rPr>
+                <w:sz w:val="20"/>
+                <w:szCs w:val="20"/>
+              </w:rPr>
+              <w:t xml:space="preserve"> when trained for 1200 epochs</w:t>
             </w:r>
           </w:p>
         </w:tc>
@@ -11922,7 +12509,15 @@
         <w:jc w:val="both"/>
       </w:pPr>
       <w:r>
-        <w:t>We used two public datasets. The UCI Heart Disease data [5] combines patients from four hospitals, and the Pima Indians Diabetes data [6] was taken from OpenML (dataset 37). Table 3.1 summarises both.</w:t>
+        <w:t xml:space="preserve">We used two public datasets. The UCI Heart Disease data [5] combines patients from four hospitals, and the Pima Indians Diabetes data [6] was taken from </w:t>
+      </w:r>
+      <w:proofErr w:type="spellStart"/>
+      <w:r>
+        <w:t>OpenML</w:t>
+      </w:r>
+      <w:proofErr w:type="spellEnd"/>
+      <w:r>
+        <w:t xml:space="preserve"> (dataset 37). Table 3.1 summarises both.</w:t>
       </w:r>
     </w:p>
     <w:p>
@@ -13258,6 +13853,7 @@
             <w:pPr>
               <w:spacing w:line="268" w:lineRule="exact"/>
             </w:pPr>
+            <w:proofErr w:type="spellStart"/>
             <w:r>
               <w:rPr>
                 <w:sz w:val="24"/>
@@ -13265,6 +13861,7 @@
               </w:rPr>
               <w:t>trestbps</w:t>
             </w:r>
+            <w:proofErr w:type="spellEnd"/>
           </w:p>
         </w:tc>
         <w:tc>
@@ -13383,6 +13980,7 @@
             <w:pPr>
               <w:spacing w:line="268" w:lineRule="exact"/>
             </w:pPr>
+            <w:proofErr w:type="spellStart"/>
             <w:r>
               <w:rPr>
                 <w:sz w:val="24"/>
@@ -13390,6 +13988,7 @@
               </w:rPr>
               <w:t>chol</w:t>
             </w:r>
+            <w:proofErr w:type="spellEnd"/>
           </w:p>
         </w:tc>
         <w:tc>
@@ -13508,6 +14107,7 @@
             <w:pPr>
               <w:spacing w:line="268" w:lineRule="exact"/>
             </w:pPr>
+            <w:proofErr w:type="spellStart"/>
             <w:r>
               <w:rPr>
                 <w:sz w:val="24"/>
@@ -13515,6 +14115,7 @@
               </w:rPr>
               <w:t>fbs</w:t>
             </w:r>
+            <w:proofErr w:type="spellEnd"/>
           </w:p>
         </w:tc>
         <w:tc>
@@ -13633,6 +14234,7 @@
             <w:pPr>
               <w:spacing w:line="268" w:lineRule="exact"/>
             </w:pPr>
+            <w:proofErr w:type="spellStart"/>
             <w:r>
               <w:rPr>
                 <w:sz w:val="24"/>
@@ -13640,6 +14242,7 @@
               </w:rPr>
               <w:t>restecg</w:t>
             </w:r>
+            <w:proofErr w:type="spellEnd"/>
           </w:p>
         </w:tc>
         <w:tc>
@@ -13758,6 +14361,7 @@
             <w:pPr>
               <w:spacing w:line="268" w:lineRule="exact"/>
             </w:pPr>
+            <w:proofErr w:type="spellStart"/>
             <w:r>
               <w:rPr>
                 <w:sz w:val="24"/>
@@ -13765,6 +14369,7 @@
               </w:rPr>
               <w:t>thalch</w:t>
             </w:r>
+            <w:proofErr w:type="spellEnd"/>
           </w:p>
         </w:tc>
         <w:tc>
@@ -13883,6 +14488,7 @@
             <w:pPr>
               <w:spacing w:line="268" w:lineRule="exact"/>
             </w:pPr>
+            <w:proofErr w:type="spellStart"/>
             <w:r>
               <w:rPr>
                 <w:sz w:val="24"/>
@@ -13890,6 +14496,7 @@
               </w:rPr>
               <w:t>exang</w:t>
             </w:r>
+            <w:proofErr w:type="spellEnd"/>
           </w:p>
         </w:tc>
         <w:tc>
@@ -14008,6 +14615,7 @@
             <w:pPr>
               <w:spacing w:line="268" w:lineRule="exact"/>
             </w:pPr>
+            <w:proofErr w:type="spellStart"/>
             <w:r>
               <w:rPr>
                 <w:sz w:val="24"/>
@@ -14015,6 +14623,7 @@
               </w:rPr>
               <w:t>oldpeak</w:t>
             </w:r>
+            <w:proofErr w:type="spellEnd"/>
           </w:p>
         </w:tc>
         <w:tc>
@@ -14384,6 +14993,7 @@
             <w:pPr>
               <w:spacing w:line="268" w:lineRule="exact"/>
             </w:pPr>
+            <w:proofErr w:type="spellStart"/>
             <w:r>
               <w:rPr>
                 <w:sz w:val="24"/>
@@ -14391,6 +15001,7 @@
               </w:rPr>
               <w:t>thal</w:t>
             </w:r>
+            <w:proofErr w:type="spellEnd"/>
           </w:p>
         </w:tc>
         <w:tc>
@@ -14509,6 +15120,7 @@
             <w:pPr>
               <w:spacing w:line="268" w:lineRule="exact"/>
             </w:pPr>
+            <w:proofErr w:type="spellStart"/>
             <w:r>
               <w:rPr>
                 <w:sz w:val="24"/>
@@ -14516,6 +15128,7 @@
               </w:rPr>
               <w:t>num</w:t>
             </w:r>
+            <w:proofErr w:type="spellEnd"/>
           </w:p>
         </w:tc>
         <w:tc>
@@ -14722,6 +15335,7 @@
               <w:spacing w:line="268" w:lineRule="exact"/>
               <w:jc w:val="center"/>
             </w:pPr>
+            <w:proofErr w:type="spellStart"/>
             <w:r>
               <w:rPr>
                 <w:b/>
@@ -14731,6 +15345,7 @@
               </w:rPr>
               <w:t>chol</w:t>
             </w:r>
+            <w:proofErr w:type="spellEnd"/>
           </w:p>
         </w:tc>
         <w:tc>
@@ -14756,6 +15371,7 @@
               <w:spacing w:line="268" w:lineRule="exact"/>
               <w:jc w:val="center"/>
             </w:pPr>
+            <w:proofErr w:type="spellStart"/>
             <w:r>
               <w:rPr>
                 <w:b/>
@@ -14765,6 +15381,7 @@
               </w:rPr>
               <w:t>trestbps</w:t>
             </w:r>
+            <w:proofErr w:type="spellEnd"/>
           </w:p>
         </w:tc>
         <w:tc>
@@ -14824,6 +15441,7 @@
               <w:spacing w:line="268" w:lineRule="exact"/>
               <w:jc w:val="center"/>
             </w:pPr>
+            <w:proofErr w:type="spellStart"/>
             <w:r>
               <w:rPr>
                 <w:b/>
@@ -14833,6 +15451,7 @@
               </w:rPr>
               <w:t>thal</w:t>
             </w:r>
+            <w:proofErr w:type="spellEnd"/>
           </w:p>
         </w:tc>
         <w:tc>
@@ -14892,6 +15511,7 @@
               <w:spacing w:line="268" w:lineRule="exact"/>
               <w:jc w:val="center"/>
             </w:pPr>
+            <w:proofErr w:type="spellStart"/>
             <w:r>
               <w:rPr>
                 <w:b/>
@@ -14901,6 +15521,7 @@
               </w:rPr>
               <w:t>fbs</w:t>
             </w:r>
+            <w:proofErr w:type="spellEnd"/>
           </w:p>
         </w:tc>
       </w:tr>
@@ -15906,8 +16527,13 @@
       <w:pPr>
         <w:jc w:val="both"/>
       </w:pPr>
-      <w:r>
-        <w:t xml:space="preserve">MedTwin is a conditional WGAN-GP. Its architecture is given in Table 3.4 and drawn in Fig. 3.2. In addition to the Wasserstein loss and gradient penalty, the generator is penalised when the correlations between columns in its output </w:t>
+      <w:proofErr w:type="spellStart"/>
+      <w:r>
+        <w:t>MedTwin</w:t>
+      </w:r>
+      <w:proofErr w:type="spellEnd"/>
+      <w:r>
+        <w:t xml:space="preserve"> is a conditional WGAN-GP. Its architecture is given in Table 3.4 and drawn in Fig. 3.2. In addition to the Wasserstein loss and gradient penalty, the generator is penalised when the correlations between columns in its output </w:t>
       </w:r>
       <w:r>
         <w:lastRenderedPageBreak/>
@@ -15930,12 +16556,21 @@
         </w:rPr>
         <w:t xml:space="preserve">Table 3.4: </w:t>
       </w:r>
+      <w:proofErr w:type="spellStart"/>
       <w:r>
         <w:rPr>
           <w:sz w:val="24"/>
           <w:szCs w:val="24"/>
         </w:rPr>
-        <w:t>MedTwin model architecture</w:t>
+        <w:t>MedTwin</w:t>
+      </w:r>
+      <w:proofErr w:type="spellEnd"/>
+      <w:r>
+        <w:rPr>
+          <w:sz w:val="24"/>
+          <w:szCs w:val="24"/>
+        </w:rPr>
+        <w:t xml:space="preserve"> model architecture</w:t>
       </w:r>
       <w:bookmarkEnd w:id="22"/>
     </w:p>
@@ -16152,7 +16787,80 @@
                 <w:sz w:val="24"/>
                 <w:szCs w:val="24"/>
               </w:rPr>
-              <w:t>Linear 256 → LeakyReLU(0.2) → BatchNorm → Linear 512 → LeakyReLU → BatchNorm → Linear (output)</w:t>
+              <w:t xml:space="preserve">Linear 256 → </w:t>
+            </w:r>
+            <w:proofErr w:type="spellStart"/>
+            <w:proofErr w:type="gramStart"/>
+            <w:r>
+              <w:rPr>
+                <w:sz w:val="24"/>
+                <w:szCs w:val="24"/>
+              </w:rPr>
+              <w:t>LeakyReLU</w:t>
+            </w:r>
+            <w:proofErr w:type="spellEnd"/>
+            <w:r>
+              <w:rPr>
+                <w:sz w:val="24"/>
+                <w:szCs w:val="24"/>
+              </w:rPr>
+              <w:t>(</w:t>
+            </w:r>
+            <w:proofErr w:type="gramEnd"/>
+            <w:r>
+              <w:rPr>
+                <w:sz w:val="24"/>
+                <w:szCs w:val="24"/>
+              </w:rPr>
+              <w:t xml:space="preserve">0.2) → </w:t>
+            </w:r>
+            <w:proofErr w:type="spellStart"/>
+            <w:r>
+              <w:rPr>
+                <w:sz w:val="24"/>
+                <w:szCs w:val="24"/>
+              </w:rPr>
+              <w:t>BatchNorm</w:t>
+            </w:r>
+            <w:proofErr w:type="spellEnd"/>
+            <w:r>
+              <w:rPr>
+                <w:sz w:val="24"/>
+                <w:szCs w:val="24"/>
+              </w:rPr>
+              <w:t xml:space="preserve"> → Linear 512 → </w:t>
+            </w:r>
+            <w:proofErr w:type="spellStart"/>
+            <w:r>
+              <w:rPr>
+                <w:sz w:val="24"/>
+                <w:szCs w:val="24"/>
+              </w:rPr>
+              <w:t>LeakyReLU</w:t>
+            </w:r>
+            <w:proofErr w:type="spellEnd"/>
+            <w:r>
+              <w:rPr>
+                <w:sz w:val="24"/>
+                <w:szCs w:val="24"/>
+              </w:rPr>
+              <w:t xml:space="preserve"> → </w:t>
+            </w:r>
+            <w:proofErr w:type="spellStart"/>
+            <w:r>
+              <w:rPr>
+                <w:sz w:val="24"/>
+                <w:szCs w:val="24"/>
+              </w:rPr>
+              <w:t>BatchNorm</w:t>
+            </w:r>
+            <w:proofErr w:type="spellEnd"/>
+            <w:r>
+              <w:rPr>
+                <w:sz w:val="24"/>
+                <w:szCs w:val="24"/>
+              </w:rPr>
+              <w:t xml:space="preserve"> → Linear (output)</w:t>
             </w:r>
           </w:p>
         </w:tc>
@@ -16217,7 +16925,23 @@
                 <w:sz w:val="24"/>
                 <w:szCs w:val="24"/>
               </w:rPr>
-              <w:t>Sigmoid for numbers and flags (0–1); Gumbel-softmax (τ = 0.2) per categorical column</w:t>
+              <w:t>Sigmoid for numbers and flags (0–1); Gumbel-</w:t>
+            </w:r>
+            <w:proofErr w:type="spellStart"/>
+            <w:r>
+              <w:rPr>
+                <w:sz w:val="24"/>
+                <w:szCs w:val="24"/>
+              </w:rPr>
+              <w:t>softmax</w:t>
+            </w:r>
+            <w:proofErr w:type="spellEnd"/>
+            <w:r>
+              <w:rPr>
+                <w:sz w:val="24"/>
+                <w:szCs w:val="24"/>
+              </w:rPr>
+              <w:t xml:space="preserve"> (τ = 0.2) per categorical column</w:t>
             </w:r>
           </w:p>
         </w:tc>
@@ -16282,7 +17006,39 @@
                 <w:sz w:val="24"/>
                 <w:szCs w:val="24"/>
               </w:rPr>
-              <w:t>Linear 512 → LeakyReLU → Dropout 0.3 → Linear 256 → LeakyReLU → Dropout 0.3 → Linear 1</w:t>
+              <w:t xml:space="preserve">Linear 512 → </w:t>
+            </w:r>
+            <w:proofErr w:type="spellStart"/>
+            <w:r>
+              <w:rPr>
+                <w:sz w:val="24"/>
+                <w:szCs w:val="24"/>
+              </w:rPr>
+              <w:t>LeakyReLU</w:t>
+            </w:r>
+            <w:proofErr w:type="spellEnd"/>
+            <w:r>
+              <w:rPr>
+                <w:sz w:val="24"/>
+                <w:szCs w:val="24"/>
+              </w:rPr>
+              <w:t xml:space="preserve"> → Dropout 0.3 → Linear 256 → </w:t>
+            </w:r>
+            <w:proofErr w:type="spellStart"/>
+            <w:r>
+              <w:rPr>
+                <w:sz w:val="24"/>
+                <w:szCs w:val="24"/>
+              </w:rPr>
+              <w:t>LeakyReLU</w:t>
+            </w:r>
+            <w:proofErr w:type="spellEnd"/>
+            <w:r>
+              <w:rPr>
+                <w:sz w:val="24"/>
+                <w:szCs w:val="24"/>
+              </w:rPr>
+              <w:t xml:space="preserve"> → Dropout 0.3 → Linear 1</w:t>
             </w:r>
           </w:p>
         </w:tc>
@@ -17600,7 +18356,23 @@
                 <w:sz w:val="20"/>
                 <w:szCs w:val="20"/>
               </w:rPr>
-              <w:t>Does a predictor trained on fake data work on real patients?</w:t>
+              <w:t xml:space="preserve">Does a predictor </w:t>
+            </w:r>
+            <w:proofErr w:type="gramStart"/>
+            <w:r>
+              <w:rPr>
+                <w:sz w:val="20"/>
+                <w:szCs w:val="20"/>
+              </w:rPr>
+              <w:t>trained</w:t>
+            </w:r>
+            <w:proofErr w:type="gramEnd"/>
+            <w:r>
+              <w:rPr>
+                <w:sz w:val="20"/>
+                <w:szCs w:val="20"/>
+              </w:rPr>
+              <w:t xml:space="preserve"> on fake data work on real patients?</w:t>
             </w:r>
           </w:p>
         </w:tc>
@@ -18609,7 +19381,23 @@
         <w:jc w:val="both"/>
       </w:pPr>
       <w:r>
-        <w:t>The pattern distance is the total variation distance between the distributions of whole patterns, ½ Σ |P_real(p) − P_synthetic(p)|. It also captures which values go missing together.</w:t>
+        <w:t>The pattern distance is the total variation distance between the distributions of whole patterns, ½ Σ |</w:t>
+      </w:r>
+      <w:proofErr w:type="spellStart"/>
+      <w:r>
+        <w:t>P_real</w:t>
+      </w:r>
+      <w:proofErr w:type="spellEnd"/>
+      <w:r>
+        <w:t xml:space="preserve">(p) − </w:t>
+      </w:r>
+      <w:proofErr w:type="spellStart"/>
+      <w:r>
+        <w:t>P_synthetic</w:t>
+      </w:r>
+      <w:proofErr w:type="spellEnd"/>
+      <w:r>
+        <w:t>(p)|. It also captures which values go missing together.</w:t>
       </w:r>
     </w:p>
     <w:p>
@@ -18669,7 +19457,15 @@
         <w:jc w:val="both"/>
       </w:pPr>
       <w:r>
-        <w:t>To measure what each component contributes, MedTwin was retrained with one component switched off at a time: missing-value flags, zero flag, hospital conditioning and correlation loss. To check that results do not depend on lucky settings, the correlation weight (0.5 and 8 instead of 2) and training length (300 and 1200 instead of 600 epochs) were varied.</w:t>
+        <w:t xml:space="preserve">To measure what each component contributes, </w:t>
+      </w:r>
+      <w:proofErr w:type="spellStart"/>
+      <w:r>
+        <w:t>MedTwin</w:t>
+      </w:r>
+      <w:proofErr w:type="spellEnd"/>
+      <w:r>
+        <w:t xml:space="preserve"> was retrained with one component switched off at a time: missing-value flags, zero flag, hospital conditioning and correlation loss. To check that results do not depend on lucky settings, the correlation weight (0.5 and 8 instead of 2) and training length (300 and 1200 instead of 600 epochs) were varied.</w:t>
       </w:r>
     </w:p>
     <w:p>
@@ -18689,7 +19485,15 @@
         <w:jc w:val="both"/>
       </w:pPr>
       <w:r>
-        <w:t>Fig. 3.1 shows the complete MedTwin pipeline, from the real data and settings file to the evaluated synthetic data.</w:t>
+        <w:t xml:space="preserve">Fig. 3.1 shows the complete </w:t>
+      </w:r>
+      <w:proofErr w:type="spellStart"/>
+      <w:r>
+        <w:t>MedTwin</w:t>
+      </w:r>
+      <w:proofErr w:type="spellEnd"/>
+      <w:r>
+        <w:t xml:space="preserve"> pipeline, from the real data and settings file to the evaluated synthetic data.</w:t>
       </w:r>
     </w:p>
     <w:p>
@@ -18762,7 +19566,23 @@
           <w:sz w:val="24"/>
           <w:szCs w:val="24"/>
         </w:rPr>
-        <w:t>Block diagram of the MedTwin pipeline</w:t>
+        <w:t xml:space="preserve">Block diagram of the </w:t>
+      </w:r>
+      <w:proofErr w:type="spellStart"/>
+      <w:r>
+        <w:rPr>
+          <w:sz w:val="24"/>
+          <w:szCs w:val="24"/>
+        </w:rPr>
+        <w:t>MedTwin</w:t>
+      </w:r>
+      <w:proofErr w:type="spellEnd"/>
+      <w:r>
+        <w:rPr>
+          <w:sz w:val="24"/>
+          <w:szCs w:val="24"/>
+        </w:rPr>
+        <w:t xml:space="preserve"> pipeline</w:t>
       </w:r>
       <w:bookmarkEnd w:id="26"/>
     </w:p>
@@ -18771,7 +19591,15 @@
         <w:jc w:val="both"/>
       </w:pPr>
       <w:r>
-        <w:t>Fig. 3.2 shows the conditional WGAN-GP. The generator receives noise and the hospital; its outputs are split into sigmoid outputs (numbers and flags) and Gumbel-softmax outputs (categories). The critic receives either a generated or a real record together with the same hospital and outputs a realness score.</w:t>
+        <w:t>Fig. 3.2 shows the conditional WGAN-GP. The generator receives noise and the hospital; its outputs are split into sigmoid outputs (numbers and flags) and Gumbel-</w:t>
+      </w:r>
+      <w:proofErr w:type="spellStart"/>
+      <w:r>
+        <w:t>softmax</w:t>
+      </w:r>
+      <w:proofErr w:type="spellEnd"/>
+      <w:r>
+        <w:t xml:space="preserve"> outputs (categories). The critic receives either a generated or a real record together with the same hospital and outputs a realness score.</w:t>
       </w:r>
     </w:p>
     <w:p>
@@ -18845,7 +19673,23 @@
           <w:sz w:val="24"/>
           <w:szCs w:val="24"/>
         </w:rPr>
-        <w:t>Architecture of the MedTwin conditional WGAN-GP</w:t>
+        <w:t xml:space="preserve">Architecture of the </w:t>
+      </w:r>
+      <w:proofErr w:type="spellStart"/>
+      <w:r>
+        <w:rPr>
+          <w:sz w:val="24"/>
+          <w:szCs w:val="24"/>
+        </w:rPr>
+        <w:t>MedTwin</w:t>
+      </w:r>
+      <w:proofErr w:type="spellEnd"/>
+      <w:r>
+        <w:rPr>
+          <w:sz w:val="24"/>
+          <w:szCs w:val="24"/>
+        </w:rPr>
+        <w:t xml:space="preserve"> conditional WGAN-GP</w:t>
       </w:r>
       <w:bookmarkEnd w:id="27"/>
     </w:p>
@@ -19918,7 +20762,23 @@
                 <w:sz w:val="24"/>
                 <w:szCs w:val="24"/>
               </w:rPr>
-              <w:t>Interactive Streamlit dashboard</w:t>
+              <w:t xml:space="preserve">Interactive </w:t>
+            </w:r>
+            <w:proofErr w:type="spellStart"/>
+            <w:r>
+              <w:rPr>
+                <w:sz w:val="24"/>
+                <w:szCs w:val="24"/>
+              </w:rPr>
+              <w:t>Streamlit</w:t>
+            </w:r>
+            <w:proofErr w:type="spellEnd"/>
+            <w:r>
+              <w:rPr>
+                <w:sz w:val="24"/>
+                <w:szCs w:val="24"/>
+              </w:rPr>
+              <w:t xml:space="preserve"> dashboard</w:t>
             </w:r>
           </w:p>
         </w:tc>
@@ -19953,8 +20813,17 @@
                 <w:sz w:val="24"/>
                 <w:szCs w:val="24"/>
               </w:rPr>
-              <w:t>configs/*.yaml</w:t>
-            </w:r>
+              <w:t>configs/*.</w:t>
+            </w:r>
+            <w:proofErr w:type="spellStart"/>
+            <w:r>
+              <w:rPr>
+                <w:sz w:val="24"/>
+                <w:szCs w:val="24"/>
+              </w:rPr>
+              <w:t>yaml</w:t>
+            </w:r>
+            <w:proofErr w:type="spellEnd"/>
           </w:p>
         </w:tc>
         <w:tc>
@@ -20111,7 +20980,15 @@
         <w:jc w:val="both"/>
       </w:pPr>
       <w:r>
-        <w:t>This module defines the conditional generator and critic (Table 3.4) and the WGAN-GP training loop, with five critic updates per generator update, the gradient penalty and the correlation loss. During development we found a bug here. A batch with a constant column produced NaN values, and these broke the whole model. Skipping constant columns in the correlation loss fixed it.</w:t>
+        <w:t xml:space="preserve">This module defines the conditional generator and critic (Table 3.4) and the WGAN-GP training loop, with five critic updates per generator update, the gradient penalty and the correlation loss. During development we found a bug here. A batch with a constant column produced </w:t>
+      </w:r>
+      <w:proofErr w:type="spellStart"/>
+      <w:r>
+        <w:t>NaN</w:t>
+      </w:r>
+      <w:proofErr w:type="spellEnd"/>
+      <w:r>
+        <w:t xml:space="preserve"> values, and these broke the whole model. Skipping constant columns in the correlation loss fixed it.</w:t>
       </w:r>
     </w:p>
     <w:p>
@@ -20145,7 +21022,15 @@
         <w:jc w:val="both"/>
       </w:pPr>
       <w:r>
-        <w:t>The comparison methods went through exactly the same pipeline (Table 4.2). None of them accepts missing values, so they got the same flag-and-placeholder encoding as MedTwin. The experiment scripts repeat every comparison over five seeds, save each run's results and synthetic data, and can pick up again if stopped. After we added new measurements and re-ran everything, all 400 saved results came out exactly the same, so the experiments are reproducible.</w:t>
+        <w:t xml:space="preserve">The comparison methods went through exactly the same pipeline (Table 4.2). None of them accepts missing values, so they got the same flag-and-placeholder encoding as </w:t>
+      </w:r>
+      <w:proofErr w:type="spellStart"/>
+      <w:r>
+        <w:t>MedTwin</w:t>
+      </w:r>
+      <w:proofErr w:type="spellEnd"/>
+      <w:r>
+        <w:t>. The experiment scripts repeat every comparison over five seeds, save each run's results and synthetic data, and can pick up again if stopped. After we added new measurements and re-ran everything, all 400 saved results came out exactly the same, so the experiments are reproducible.</w:t>
       </w:r>
     </w:p>
     <w:p>
@@ -20510,12 +21395,21 @@
             <w:pPr>
               <w:spacing w:line="268" w:lineRule="exact"/>
             </w:pPr>
-            <w:r>
-              <w:rPr>
-                <w:sz w:val="24"/>
-                <w:szCs w:val="24"/>
-              </w:rPr>
-              <w:t>TabDDPM [15]</w:t>
+            <w:proofErr w:type="spellStart"/>
+            <w:r>
+              <w:rPr>
+                <w:sz w:val="24"/>
+                <w:szCs w:val="24"/>
+              </w:rPr>
+              <w:t>TabDDPM</w:t>
+            </w:r>
+            <w:proofErr w:type="spellEnd"/>
+            <w:r>
+              <w:rPr>
+                <w:sz w:val="24"/>
+                <w:szCs w:val="24"/>
+              </w:rPr>
+              <w:t xml:space="preserve"> [15]</w:t>
             </w:r>
           </w:p>
         </w:tc>
@@ -20605,12 +21499,21 @@
             <w:pPr>
               <w:spacing w:line="268" w:lineRule="exact"/>
             </w:pPr>
-            <w:r>
-              <w:rPr>
-                <w:sz w:val="24"/>
-                <w:szCs w:val="24"/>
-              </w:rPr>
-              <w:t>MedTwin (ours)</w:t>
+            <w:proofErr w:type="spellStart"/>
+            <w:r>
+              <w:rPr>
+                <w:sz w:val="24"/>
+                <w:szCs w:val="24"/>
+              </w:rPr>
+              <w:t>MedTwin</w:t>
+            </w:r>
+            <w:proofErr w:type="spellEnd"/>
+            <w:r>
+              <w:rPr>
+                <w:sz w:val="24"/>
+                <w:szCs w:val="24"/>
+              </w:rPr>
+              <w:t xml:space="preserve"> (ours)</w:t>
             </w:r>
           </w:p>
         </w:tc>
@@ -20698,7 +21601,15 @@
         <w:jc w:val="both"/>
       </w:pPr>
       <w:r>
-        <w:t xml:space="preserve">A working prototype was built as an interactive web dashboard using Streamlit (Fig. 4.1). It loads the latest synthetic data and shows: the number of synthetic patients, statistical fidelity, an average clinical value and the detectability </w:t>
+        <w:t xml:space="preserve">A working prototype was built as an interactive web dashboard using </w:t>
+      </w:r>
+      <w:proofErr w:type="spellStart"/>
+      <w:r>
+        <w:t>Streamlit</w:t>
+      </w:r>
+      <w:proofErr w:type="spellEnd"/>
+      <w:r>
+        <w:t xml:space="preserve"> (Fig. 4.1). It loads the latest synthetic data and shows: the number of synthetic patients, statistical fidelity, an average clinical value and the detectability </w:t>
       </w:r>
       <w:r>
         <w:lastRenderedPageBreak/>
@@ -20770,12 +21681,21 @@
         </w:rPr>
         <w:t xml:space="preserve">Figure 4.1: </w:t>
       </w:r>
+      <w:proofErr w:type="spellStart"/>
       <w:r>
         <w:rPr>
           <w:sz w:val="24"/>
           <w:szCs w:val="24"/>
         </w:rPr>
-        <w:t>MedTwin interactive dashboard (heart disease data)</w:t>
+        <w:t>MedTwin</w:t>
+      </w:r>
+      <w:proofErr w:type="spellEnd"/>
+      <w:r>
+        <w:rPr>
+          <w:sz w:val="24"/>
+          <w:szCs w:val="24"/>
+        </w:rPr>
+        <w:t xml:space="preserve"> interactive dashboard (heart disease data)</w:t>
       </w:r>
       <w:bookmarkEnd w:id="34"/>
     </w:p>
@@ -20784,7 +21704,15 @@
         <w:jc w:val="both"/>
       </w:pPr>
       <w:r>
-        <w:t>The pipeline can also be run from the command line: one command trains MedTwin, generates synthetic patients, runs all tests and prints a summary of fidelity, detectability, utility, privacy and missing-value scores. A single option switches to another dataset (Annexure C).</w:t>
+        <w:t xml:space="preserve">The pipeline can also be run from the command line: one command trains </w:t>
+      </w:r>
+      <w:proofErr w:type="spellStart"/>
+      <w:r>
+        <w:t>MedTwin</w:t>
+      </w:r>
+      <w:proofErr w:type="spellEnd"/>
+      <w:r>
+        <w:t>, generates synthetic patients, runs all tests and prints a summary of fidelity, detectability, utility, privacy and missing-value scores. A single option switches to another dataset (Annexure C).</w:t>
       </w:r>
     </w:p>
     <w:p>
@@ -20804,7 +21732,15 @@
         <w:jc w:val="both"/>
       </w:pPr>
       <w:r>
-        <w:t xml:space="preserve">The project includes 31 automated tests (pytest) that run in under a minute with very short training. They check, among other things, that: the training </w:t>
+        <w:t>The project includes 31 automated tests (</w:t>
+      </w:r>
+      <w:proofErr w:type="spellStart"/>
+      <w:r>
+        <w:t>pytest</w:t>
+      </w:r>
+      <w:proofErr w:type="spellEnd"/>
+      <w:r>
+        <w:t xml:space="preserve">) that run in under a minute with very short training. They check, among other things, that: the training </w:t>
       </w:r>
       <w:r>
         <w:lastRenderedPageBreak/>
@@ -20851,7 +21787,15 @@
       </w:pPr>
       <w:bookmarkStart w:id="37" w:name="sec_34"/>
       <w:r>
-        <w:t>5.1) Heart Disease: MedTwin Compared with Other Methods</w:t>
+        <w:t xml:space="preserve">5.1) Heart Disease: </w:t>
+      </w:r>
+      <w:proofErr w:type="spellStart"/>
+      <w:r>
+        <w:t>MedTwin</w:t>
+      </w:r>
+      <w:proofErr w:type="spellEnd"/>
+      <w:r>
+        <w:t xml:space="preserve"> Compared with Other Methods</w:t>
       </w:r>
       <w:bookmarkEnd w:id="37"/>
     </w:p>
@@ -21169,12 +22113,21 @@
             <w:pPr>
               <w:spacing w:line="223" w:lineRule="exact"/>
             </w:pPr>
+            <w:proofErr w:type="spellStart"/>
             <w:r>
               <w:rPr>
                 <w:sz w:val="20"/>
                 <w:szCs w:val="20"/>
               </w:rPr>
-              <w:t>MedTwin (ours)</w:t>
+              <w:t>MedTwin</w:t>
+            </w:r>
+            <w:proofErr w:type="spellEnd"/>
+            <w:r>
+              <w:rPr>
+                <w:sz w:val="20"/>
+                <w:szCs w:val="20"/>
+              </w:rPr>
+              <w:t xml:space="preserve"> (ours)</w:t>
             </w:r>
           </w:p>
         </w:tc>
@@ -21611,6 +22564,7 @@
             <w:pPr>
               <w:spacing w:line="223" w:lineRule="exact"/>
             </w:pPr>
+            <w:proofErr w:type="spellStart"/>
             <w:r>
               <w:rPr>
                 <w:sz w:val="20"/>
@@ -21618,6 +22572,7 @@
               </w:rPr>
               <w:t>TabDDPM</w:t>
             </w:r>
+            <w:proofErr w:type="spellEnd"/>
           </w:p>
         </w:tc>
         <w:tc>
@@ -22112,8 +23067,29 @@
       <w:pPr>
         <w:jc w:val="both"/>
       </w:pPr>
-      <w:r>
-        <w:t>MedTwin has the highest fidelity (87.5%) and the lowest detectability (61.5%). The other methods reach 74.9% (TabDDPM), 79.5% (TVAE) and 92.8% (CTGAN), and both differences are clear against each of them. MedTwin's AUC ratio is 0.975, level with TVAE (0.987) and clearly better than CTGAN (0.787). DCR and membership-inference AUC are close to their ideal values for all four methods, and none of them produced an exact copy of a training patient.</w:t>
+      <w:proofErr w:type="spellStart"/>
+      <w:r>
+        <w:t>MedTwin</w:t>
+      </w:r>
+      <w:proofErr w:type="spellEnd"/>
+      <w:r>
+        <w:t xml:space="preserve"> has the highest fidelity (87.5%) and the lowest detectability (61.5%). The other methods reach 74.9% (</w:t>
+      </w:r>
+      <w:proofErr w:type="spellStart"/>
+      <w:r>
+        <w:t>TabDDPM</w:t>
+      </w:r>
+      <w:proofErr w:type="spellEnd"/>
+      <w:r>
+        <w:t xml:space="preserve">), 79.5% (TVAE) and 92.8% (CTGAN), and both differences are clear against each of them. </w:t>
+      </w:r>
+      <w:proofErr w:type="spellStart"/>
+      <w:r>
+        <w:t>MedTwin's</w:t>
+      </w:r>
+      <w:proofErr w:type="spellEnd"/>
+      <w:r>
+        <w:t xml:space="preserve"> AUC ratio is 0.975, level with TVAE (0.987) and clearly better than CTGAN (0.787). DCR and membership-inference AUC are close to their ideal values for all four methods, and none of them produced an exact copy of a training patient.</w:t>
       </w:r>
     </w:p>
     <w:p>
@@ -22121,7 +23097,15 @@
         <w:jc w:val="both"/>
       </w:pPr>
       <w:r>
-        <w:t>Generating each patient for a hospital, and generating the gaps instead of filling them, makes MedTwin's records much harder for a classifier to pick out, and the data stays just as useful. Detectability (61.5%) is still above the ideal 50%, so there is room to improve.</w:t>
+        <w:t xml:space="preserve">Generating each patient for a hospital, and generating the gaps instead of filling them, makes </w:t>
+      </w:r>
+      <w:proofErr w:type="spellStart"/>
+      <w:r>
+        <w:t>MedTwin's</w:t>
+      </w:r>
+      <w:proofErr w:type="spellEnd"/>
+      <w:r>
+        <w:t xml:space="preserve"> records much harder for a classifier to pick out, and the data stays just as useful. Detectability (61.5%) is still above the ideal 50%, so there is room to improve.</w:t>
       </w:r>
     </w:p>
     <w:p>
@@ -22451,12 +23435,21 @@
             <w:pPr>
               <w:spacing w:line="223" w:lineRule="exact"/>
             </w:pPr>
+            <w:proofErr w:type="spellStart"/>
             <w:r>
               <w:rPr>
                 <w:sz w:val="20"/>
                 <w:szCs w:val="20"/>
               </w:rPr>
-              <w:t>MedTwin (ours)</w:t>
+              <w:t>MedTwin</w:t>
+            </w:r>
+            <w:proofErr w:type="spellEnd"/>
+            <w:r>
+              <w:rPr>
+                <w:sz w:val="20"/>
+                <w:szCs w:val="20"/>
+              </w:rPr>
+              <w:t xml:space="preserve"> (ours)</w:t>
             </w:r>
           </w:p>
         </w:tc>
@@ -22893,6 +23886,7 @@
             <w:pPr>
               <w:spacing w:line="223" w:lineRule="exact"/>
             </w:pPr>
+            <w:proofErr w:type="spellStart"/>
             <w:r>
               <w:rPr>
                 <w:sz w:val="20"/>
@@ -22900,6 +23894,7 @@
               </w:rPr>
               <w:t>TabDDPM</w:t>
             </w:r>
+            <w:proofErr w:type="spellEnd"/>
           </w:p>
         </w:tc>
         <w:tc>
@@ -23325,8 +24320,13 @@
         </w:numPr>
         <w:jc w:val="both"/>
       </w:pPr>
-      <w:r>
-        <w:t>MedTwin again has the best fidelity (90.9%) and ties for usefulness (AUC ratio 0.983).</w:t>
+      <w:proofErr w:type="spellStart"/>
+      <w:r>
+        <w:t>MedTwin</w:t>
+      </w:r>
+      <w:proofErr w:type="spellEnd"/>
+      <w:r>
+        <w:t xml:space="preserve"> again has the best fidelity (90.9%) and ties for usefulness (AUC ratio 0.983).</w:t>
       </w:r>
     </w:p>
     <w:p>
@@ -23338,8 +24338,21 @@
         </w:numPr>
         <w:jc w:val="both"/>
       </w:pPr>
-      <w:r>
-        <w:t>TabDDPM is the hardest to detect (55.9%), but it memorised its training patients. 60.8% of its records are closer to training patients than to unseen ones, and the membership attack reaches an AUC of 0.803. MedTwin shows no such leak (0.494). This agrees with recent findings that tabular diffusion models memorise [10], and it is a good example of why detectability should not be read as privacy.</w:t>
+      <w:proofErr w:type="spellStart"/>
+      <w:r>
+        <w:t>TabDDPM</w:t>
+      </w:r>
+      <w:proofErr w:type="spellEnd"/>
+      <w:r>
+        <w:t xml:space="preserve"> is the hardest to detect (55.9%), but it memorised its training patients. 60.8% of its records are closer to training patients than to unseen ones, and the membership attack reaches an AUC of 0.803. </w:t>
+      </w:r>
+      <w:proofErr w:type="spellStart"/>
+      <w:r>
+        <w:t>MedTwin</w:t>
+      </w:r>
+      <w:proofErr w:type="spellEnd"/>
+      <w:r>
+        <w:t xml:space="preserve"> shows no such leak (0.494). This agrees with recent findings that tabular diffusion models memorise [10], and it is a good example of why detectability should not be read as privacy.</w:t>
       </w:r>
     </w:p>
     <w:p>
@@ -23876,12 +24889,21 @@
             <w:pPr>
               <w:spacing w:line="223" w:lineRule="exact"/>
             </w:pPr>
+            <w:proofErr w:type="spellStart"/>
             <w:r>
               <w:rPr>
                 <w:sz w:val="20"/>
                 <w:szCs w:val="20"/>
               </w:rPr>
-              <w:t>MedTwin (ours)</w:t>
+              <w:t>MedTwin</w:t>
+            </w:r>
+            <w:proofErr w:type="spellEnd"/>
+            <w:r>
+              <w:rPr>
+                <w:sz w:val="20"/>
+                <w:szCs w:val="20"/>
+              </w:rPr>
+              <w:t xml:space="preserve"> (ours)</w:t>
             </w:r>
           </w:p>
         </w:tc>
@@ -24132,6 +25154,7 @@
             <w:pPr>
               <w:spacing w:line="223" w:lineRule="exact"/>
             </w:pPr>
+            <w:proofErr w:type="spellStart"/>
             <w:r>
               <w:rPr>
                 <w:sz w:val="20"/>
@@ -24139,6 +25162,7 @@
               </w:rPr>
               <w:t>TabDDPM</w:t>
             </w:r>
+            <w:proofErr w:type="spellEnd"/>
           </w:p>
         </w:tc>
         <w:tc>
@@ -24388,12 +25412,21 @@
             <w:pPr>
               <w:spacing w:line="223" w:lineRule="exact"/>
             </w:pPr>
+            <w:proofErr w:type="spellStart"/>
             <w:r>
               <w:rPr>
                 <w:sz w:val="20"/>
                 <w:szCs w:val="20"/>
               </w:rPr>
-              <w:t>MedTwin without missing-value flags</w:t>
+              <w:t>MedTwin</w:t>
+            </w:r>
+            <w:proofErr w:type="spellEnd"/>
+            <w:r>
+              <w:rPr>
+                <w:sz w:val="20"/>
+                <w:szCs w:val="20"/>
+              </w:rPr>
+              <w:t xml:space="preserve"> without missing-value flags</w:t>
             </w:r>
           </w:p>
         </w:tc>
@@ -24516,12 +25549,21 @@
             <w:pPr>
               <w:spacing w:line="223" w:lineRule="exact"/>
             </w:pPr>
+            <w:proofErr w:type="spellStart"/>
             <w:r>
               <w:rPr>
                 <w:sz w:val="20"/>
                 <w:szCs w:val="20"/>
               </w:rPr>
-              <w:t>MedTwin without hospital conditioning</w:t>
+              <w:t>MedTwin</w:t>
+            </w:r>
+            <w:proofErr w:type="spellEnd"/>
+            <w:r>
+              <w:rPr>
+                <w:sz w:val="20"/>
+                <w:szCs w:val="20"/>
+              </w:rPr>
+              <w:t xml:space="preserve"> without hospital conditioning</w:t>
             </w:r>
           </w:p>
         </w:tc>
@@ -24884,12 +25926,21 @@
             <w:pPr>
               <w:spacing w:line="223" w:lineRule="exact"/>
             </w:pPr>
+            <w:proofErr w:type="spellStart"/>
             <w:r>
               <w:rPr>
                 <w:sz w:val="20"/>
                 <w:szCs w:val="20"/>
               </w:rPr>
-              <w:t>MedTwin (ours)</w:t>
+              <w:t>MedTwin</w:t>
+            </w:r>
+            <w:proofErr w:type="spellEnd"/>
+            <w:r>
+              <w:rPr>
+                <w:sz w:val="20"/>
+                <w:szCs w:val="20"/>
+              </w:rPr>
+              <w:t xml:space="preserve"> (ours)</w:t>
             </w:r>
           </w:p>
         </w:tc>
@@ -25140,6 +26191,7 @@
             <w:pPr>
               <w:spacing w:line="223" w:lineRule="exact"/>
             </w:pPr>
+            <w:proofErr w:type="spellStart"/>
             <w:r>
               <w:rPr>
                 <w:sz w:val="20"/>
@@ -25147,6 +26199,7 @@
               </w:rPr>
               <w:t>TabDDPM</w:t>
             </w:r>
+            <w:proofErr w:type="spellEnd"/>
           </w:p>
         </w:tc>
         <w:tc>
@@ -25396,12 +26449,21 @@
             <w:pPr>
               <w:spacing w:line="223" w:lineRule="exact"/>
             </w:pPr>
+            <w:proofErr w:type="spellStart"/>
             <w:r>
               <w:rPr>
                 <w:sz w:val="20"/>
                 <w:szCs w:val="20"/>
               </w:rPr>
-              <w:t>MedTwin without missing-value flags</w:t>
+              <w:t>MedTwin</w:t>
+            </w:r>
+            <w:proofErr w:type="spellEnd"/>
+            <w:r>
+              <w:rPr>
+                <w:sz w:val="20"/>
+                <w:szCs w:val="20"/>
+              </w:rPr>
+              <w:t xml:space="preserve"> without missing-value flags</w:t>
             </w:r>
           </w:p>
         </w:tc>
@@ -25514,8 +26576,21 @@
         </w:numPr>
         <w:jc w:val="both"/>
       </w:pPr>
-      <w:r>
-        <w:t>MedTwin's pattern distance on heart disease (0.174) is close to the gap between two real samples (0.152) and clearly better than every other method in all five seeds (TVAE 0.209, TabDDPM 0.487, CTGAN 0.683).</w:t>
+      <w:proofErr w:type="spellStart"/>
+      <w:r>
+        <w:t>MedTwin's</w:t>
+      </w:r>
+      <w:proofErr w:type="spellEnd"/>
+      <w:r>
+        <w:t xml:space="preserve"> pattern distance on heart disease (0.174) is close to the gap between two real samples (0.152) and clearly better than every other method in all five seeds (TVAE 0.209, </w:t>
+      </w:r>
+      <w:proofErr w:type="spellStart"/>
+      <w:r>
+        <w:t>TabDDPM</w:t>
+      </w:r>
+      <w:proofErr w:type="spellEnd"/>
+      <w:r>
+        <w:t xml:space="preserve"> 0.487, CTGAN 0.683).</w:t>
       </w:r>
     </w:p>
     <w:p>
@@ -25528,7 +26603,15 @@
         <w:jc w:val="both"/>
       </w:pPr>
       <w:r>
-        <w:t>Only MedTwin puts the gaps at the right hospitals. Its site gap (0.022) matches the real data (0.024). The other methods got the same flags and their overall missing rates are close to real, but they do not know which hospital a gap belongs to, so they put gaps in the wrong places (site gaps 0.035–0.131). A per-column check alone would not show this.</w:t>
+        <w:t xml:space="preserve">Only </w:t>
+      </w:r>
+      <w:proofErr w:type="spellStart"/>
+      <w:r>
+        <w:t>MedTwin</w:t>
+      </w:r>
+      <w:proofErr w:type="spellEnd"/>
+      <w:r>
+        <w:t xml:space="preserve"> puts the gaps at the right hospitals. Its site gap (0.022) matches the real data (0.024). The other methods got the same flags and their overall missing rates are close to real, but they do not know which hospital a gap belongs to, so they put gaps in the wrong places (site gaps 0.035–0.131). A per-column check alone would not show this.</w:t>
       </w:r>
     </w:p>
     <w:p>
@@ -25554,7 +26637,15 @@
         <w:jc w:val="both"/>
       </w:pPr>
       <w:r>
-        <w:t>On diabetes, MedTwin again has the lowest pattern distance (0.063; other methods 0.111–0.299).</w:t>
+        <w:t xml:space="preserve">On diabetes, </w:t>
+      </w:r>
+      <w:proofErr w:type="spellStart"/>
+      <w:r>
+        <w:t>MedTwin</w:t>
+      </w:r>
+      <w:proofErr w:type="spellEnd"/>
+      <w:r>
+        <w:t xml:space="preserve"> again has the lowest pattern distance (0.063; other methods 0.111–0.299).</w:t>
       </w:r>
     </w:p>
     <w:p>
@@ -25628,7 +26719,23 @@
           <w:sz w:val="24"/>
           <w:szCs w:val="24"/>
         </w:rPr>
-        <w:t>Share of heart disease patients with each value not measured, per hospital: real (blue) and MedTwin (orange)</w:t>
+        <w:t xml:space="preserve">Share of heart disease patients with each value not measured, per hospital: real (blue) and </w:t>
+      </w:r>
+      <w:proofErr w:type="spellStart"/>
+      <w:r>
+        <w:rPr>
+          <w:sz w:val="24"/>
+          <w:szCs w:val="24"/>
+        </w:rPr>
+        <w:t>MedTwin</w:t>
+      </w:r>
+      <w:proofErr w:type="spellEnd"/>
+      <w:r>
+        <w:rPr>
+          <w:sz w:val="24"/>
+          <w:szCs w:val="24"/>
+        </w:rPr>
+        <w:t xml:space="preserve"> (orange)</w:t>
       </w:r>
       <w:bookmarkEnd w:id="45"/>
     </w:p>
@@ -25637,7 +26744,15 @@
         <w:jc w:val="both"/>
       </w:pPr>
       <w:r>
-        <w:t>Fig. 5.3 shows that MedTwin reproduces the hospital-specific structure: cholesterol missing for every Swiss patient, vessel counts missing almost everywhere except Cleveland, and thalassemia missing for most Hungarian and VA patients. The largest differences are for fasting blood sugar in Switzerland (61% real, 72% synthetic) and ST slope in Switzerland (14% real, 7% synthetic).</w:t>
+        <w:t xml:space="preserve">Fig. 5.3 shows that </w:t>
+      </w:r>
+      <w:proofErr w:type="spellStart"/>
+      <w:r>
+        <w:t>MedTwin</w:t>
+      </w:r>
+      <w:proofErr w:type="spellEnd"/>
+      <w:r>
+        <w:t xml:space="preserve"> reproduces the hospital-specific structure: cholesterol missing for every Swiss patient, vessel counts missing almost everywhere except Cleveland, and thalassemia missing for most Hungarian and VA patients. The largest differences are for fasting blood sugar in Switzerland (61% real, 72% synthetic) and ST slope in Switzerland (14% real, 7% synthetic).</w:t>
       </w:r>
     </w:p>
     <w:p>
@@ -25901,8 +27016,17 @@
                 <w:sz w:val="20"/>
                 <w:szCs w:val="20"/>
               </w:rPr>
-              <w:t>Full MedTwin</w:t>
-            </w:r>
+              <w:t xml:space="preserve">Full </w:t>
+            </w:r>
+            <w:proofErr w:type="spellStart"/>
+            <w:r>
+              <w:rPr>
+                <w:sz w:val="20"/>
+                <w:szCs w:val="20"/>
+              </w:rPr>
+              <w:t>MedTwin</w:t>
+            </w:r>
+            <w:proofErr w:type="spellEnd"/>
           </w:p>
         </w:tc>
         <w:tc>
@@ -26055,12 +27179,21 @@
             <w:pPr>
               <w:spacing w:line="223" w:lineRule="exact"/>
             </w:pPr>
+            <w:proofErr w:type="spellStart"/>
             <w:r>
               <w:rPr>
                 <w:sz w:val="20"/>
                 <w:szCs w:val="20"/>
               </w:rPr>
-              <w:t>MedTwin without missing-value flags</w:t>
+              <w:t>MedTwin</w:t>
+            </w:r>
+            <w:proofErr w:type="spellEnd"/>
+            <w:r>
+              <w:rPr>
+                <w:sz w:val="20"/>
+                <w:szCs w:val="20"/>
+              </w:rPr>
+              <w:t xml:space="preserve"> without missing-value flags</w:t>
             </w:r>
           </w:p>
         </w:tc>
@@ -26200,16 +27333,37 @@
         <w:jc w:val="both"/>
       </w:pPr>
       <w:r>
-        <w:t>On heart disease about 64 of the 368 attacked patients per test have a rare missingness pattern. For them, the membership attack reaches an AUC of 0.575 against MedTwin, compared with 0.531 when MedTwin is trained without the missing-value flags, and it is higher in all five seeds. For patients with common patterns, and over all patients, the difference is not clear. Patterns unique to one training patient do not reappear more often than those of unseen patients, so the model is not copying patterns.</w:t>
+        <w:t xml:space="preserve">On heart disease about 64 of the 368 attacked patients per test have a rare missingness pattern. For them, the membership attack reaches an AUC of 0.575 against </w:t>
+      </w:r>
+      <w:proofErr w:type="spellStart"/>
+      <w:r>
+        <w:t>MedTwin</w:t>
+      </w:r>
+      <w:proofErr w:type="spellEnd"/>
+      <w:r>
+        <w:t xml:space="preserve">, compared with 0.531 when </w:t>
+      </w:r>
+      <w:proofErr w:type="spellStart"/>
+      <w:r>
+        <w:t>MedTwin</w:t>
+      </w:r>
+      <w:proofErr w:type="spellEnd"/>
+      <w:r>
+        <w:t xml:space="preserve"> is trained without the missing-value flags, and it is higher in all five seeds. For patients with common patterns, and over all patients, the difference is not clear. Patterns unique to one training patient do not reappear more often than those of unseen patients, so the model is not copying patterns.</w:t>
       </w:r>
     </w:p>
     <w:p>
       <w:pPr>
         <w:jc w:val="both"/>
       </w:pPr>
+      <w:proofErr w:type="gramStart"/>
       <w:r>
         <w:lastRenderedPageBreak/>
-        <w:t xml:space="preserve">So keeping realistic gaps makes the data more realistic and leaves overall privacy where it was, but patients with </w:t>
+        <w:t>So</w:t>
+      </w:r>
+      <w:proofErr w:type="gramEnd"/>
+      <w:r>
+        <w:t xml:space="preserve"> keeping realistic gaps makes the data more realistic and leaves overall privacy where it was, but patients with </w:t>
       </w:r>
       <w:r>
         <w:rPr>
@@ -26619,8 +27773,17 @@
                 <w:sz w:val="20"/>
                 <w:szCs w:val="20"/>
               </w:rPr>
-              <w:t>Full MedTwin</w:t>
-            </w:r>
+              <w:t xml:space="preserve">Full </w:t>
+            </w:r>
+            <w:proofErr w:type="spellStart"/>
+            <w:r>
+              <w:rPr>
+                <w:sz w:val="20"/>
+                <w:szCs w:val="20"/>
+              </w:rPr>
+              <w:t>MedTwin</w:t>
+            </w:r>
+            <w:proofErr w:type="spellEnd"/>
           </w:p>
         </w:tc>
         <w:tc>
@@ -27550,8 +28713,17 @@
                 <w:sz w:val="20"/>
                 <w:szCs w:val="20"/>
               </w:rPr>
-              <w:t>Full MedTwin</w:t>
-            </w:r>
+              <w:t xml:space="preserve">Full </w:t>
+            </w:r>
+            <w:proofErr w:type="spellStart"/>
+            <w:r>
+              <w:rPr>
+                <w:sz w:val="20"/>
+                <w:szCs w:val="20"/>
+              </w:rPr>
+              <w:t>MedTwin</w:t>
+            </w:r>
+            <w:proofErr w:type="spellEnd"/>
           </w:p>
         </w:tc>
         <w:tc>
@@ -28013,7 +29185,15 @@
         <w:jc w:val="both"/>
       </w:pPr>
       <w:r>
-        <w:t>The missing-value flags matter most. Without them, detectability rises from 62.2% to 84.2% (heart) and from 64.0% to 81.5% (diabetes). Filling gaps with typical values makes synthetic patients easy to spot, which matches the "impute-then-generate" bias reported for MissDiff [8].</w:t>
+        <w:t xml:space="preserve">The missing-value flags matter most. Without them, detectability rises from 62.2% to 84.2% (heart) and from 64.0% to 81.5% (diabetes). Filling gaps with typical values makes synthetic patients easy to spot, which matches the "impute-then-generate" bias reported for </w:t>
+      </w:r>
+      <w:proofErr w:type="spellStart"/>
+      <w:r>
+        <w:t>MissDiff</w:t>
+      </w:r>
+      <w:proofErr w:type="spellEnd"/>
+      <w:r>
+        <w:t xml:space="preserve"> [8].</w:t>
       </w:r>
     </w:p>
     <w:p>
@@ -28088,7 +29268,23 @@
           <w:sz w:val="24"/>
           <w:szCs w:val="24"/>
         </w:rPr>
-        <w:t>Sensitivity of MedTwin to its main settings, heart disease (* = clear difference from the default)</w:t>
+        <w:t xml:space="preserve">Sensitivity of </w:t>
+      </w:r>
+      <w:proofErr w:type="spellStart"/>
+      <w:r>
+        <w:rPr>
+          <w:sz w:val="24"/>
+          <w:szCs w:val="24"/>
+        </w:rPr>
+        <w:t>MedTwin</w:t>
+      </w:r>
+      <w:proofErr w:type="spellEnd"/>
+      <w:r>
+        <w:rPr>
+          <w:sz w:val="24"/>
+          <w:szCs w:val="24"/>
+        </w:rPr>
+        <w:t xml:space="preserve"> to its main settings, heart disease (* = clear difference from the default)</w:t>
       </w:r>
       <w:bookmarkEnd w:id="51"/>
     </w:p>
@@ -29283,7 +30479,15 @@
         <w:jc w:val="both"/>
       </w:pPr>
       <w:r>
-        <w:t>Changing the correlation weight or training for 300 epochs makes no clear difference. Training twice as long (1200 epochs) gives the same realism and usefulness but starts to memorise: DCR rises from 53.3% to 55.3% and MIA AUC from 0.532 to 0.548. So the results do not rest on lucky settings, and 600 epochs is a sensible place to stop.</w:t>
+        <w:t xml:space="preserve">Changing the correlation weight or training for 300 epochs makes no clear difference. Training twice as long (1200 epochs) gives the same realism and usefulness but starts to memorise: DCR rises from 53.3% to 55.3% and MIA AUC from 0.532 to 0.548. </w:t>
+      </w:r>
+      <w:proofErr w:type="gramStart"/>
+      <w:r>
+        <w:t>So</w:t>
+      </w:r>
+      <w:proofErr w:type="gramEnd"/>
+      <w:r>
+        <w:t xml:space="preserve"> the results do not rest on lucky settings, and 600 epochs is a sensible place to stop.</w:t>
       </w:r>
     </w:p>
     <w:p>
@@ -29376,7 +30580,23 @@
           <w:sz w:val="24"/>
           <w:szCs w:val="24"/>
         </w:rPr>
-        <w:t>Distributions of the number columns: real (blue) vs MedTwin (orange), measured values only</w:t>
+        <w:t xml:space="preserve">Distributions of the number columns: real (blue) vs </w:t>
+      </w:r>
+      <w:proofErr w:type="spellStart"/>
+      <w:r>
+        <w:rPr>
+          <w:sz w:val="24"/>
+          <w:szCs w:val="24"/>
+        </w:rPr>
+        <w:t>MedTwin</w:t>
+      </w:r>
+      <w:proofErr w:type="spellEnd"/>
+      <w:r>
+        <w:rPr>
+          <w:sz w:val="24"/>
+          <w:szCs w:val="24"/>
+        </w:rPr>
+        <w:t xml:space="preserve"> (orange), measured values only</w:t>
       </w:r>
       <w:bookmarkEnd w:id="53"/>
     </w:p>
@@ -29450,7 +30670,23 @@
           <w:sz w:val="24"/>
           <w:szCs w:val="24"/>
         </w:rPr>
-        <w:t>Correlations between number columns: real, MedTwin and their difference</w:t>
+        <w:t xml:space="preserve">Correlations between number columns: real, </w:t>
+      </w:r>
+      <w:proofErr w:type="spellStart"/>
+      <w:r>
+        <w:rPr>
+          <w:sz w:val="24"/>
+          <w:szCs w:val="24"/>
+        </w:rPr>
+        <w:t>MedTwin</w:t>
+      </w:r>
+      <w:proofErr w:type="spellEnd"/>
+      <w:r>
+        <w:rPr>
+          <w:sz w:val="24"/>
+          <w:szCs w:val="24"/>
+        </w:rPr>
+        <w:t xml:space="preserve"> and their difference</w:t>
       </w:r>
       <w:bookmarkEnd w:id="54"/>
     </w:p>
@@ -29476,7 +30712,15 @@
         <w:jc w:val="both"/>
       </w:pPr>
       <w:r>
-        <w:t>Training sometimes broke down. Batches that happened to contain a constant column produced NaN values in the correlation loss, and these corrupted the whole model. Skipping constant columns fixed it.</w:t>
+        <w:t xml:space="preserve">Training sometimes broke down. Batches that happened to contain a constant column produced </w:t>
+      </w:r>
+      <w:proofErr w:type="spellStart"/>
+      <w:r>
+        <w:t>NaN</w:t>
+      </w:r>
+      <w:proofErr w:type="spellEnd"/>
+      <w:r>
+        <w:t xml:space="preserve"> values in the correlation loss, and these corrupted the whole model. Skipping constant columns fixed it.</w:t>
       </w:r>
     </w:p>
     <w:p>
@@ -29553,7 +30797,15 @@
         <w:jc w:val="both"/>
       </w:pPr>
       <w:r>
-        <w:t>We built and tested MedTwin, a model that generates synthetic patient records and keeps the real pattern of missing values. Our main conclusions are below.</w:t>
+        <w:t xml:space="preserve">We built and tested </w:t>
+      </w:r>
+      <w:proofErr w:type="spellStart"/>
+      <w:r>
+        <w:t>MedTwin</w:t>
+      </w:r>
+      <w:proofErr w:type="spellEnd"/>
+      <w:r>
+        <w:t>, a model that generates synthetic patient records and keeps the real pattern of missing values. Our main conclusions are below.</w:t>
       </w:r>
     </w:p>
     <w:p>
@@ -29582,7 +30834,15 @@
         <w:t>Outcome:</w:t>
       </w:r>
       <w:r>
-        <w:t xml:space="preserve"> MedTwin produced the most realistic records of the four methods tested (detectability 61.5% on heart disease against 74.9–92.8%) and the highest fidelity on both datasets.</w:t>
+        <w:t xml:space="preserve"> </w:t>
+      </w:r>
+      <w:proofErr w:type="spellStart"/>
+      <w:r>
+        <w:t>MedTwin</w:t>
+      </w:r>
+      <w:proofErr w:type="spellEnd"/>
+      <w:r>
+        <w:t xml:space="preserve"> produced the most realistic records of the four methods tested (detectability 61.5% on heart disease against 74.9–92.8%) and the highest fidelity on both datasets.</w:t>
       </w:r>
     </w:p>
     <w:p>
@@ -29631,7 +30891,15 @@
         <w:t>Outcome:</w:t>
       </w:r>
       <w:r>
-        <w:t xml:space="preserve"> a predictor trained on MedTwin's data keeps 97.5% (heart) and 98.3% (diabetes) of real-data performance, and privacy attacks found no memorisation.</w:t>
+        <w:t xml:space="preserve"> a predictor trained on </w:t>
+      </w:r>
+      <w:proofErr w:type="spellStart"/>
+      <w:r>
+        <w:t>MedTwin's</w:t>
+      </w:r>
+      <w:proofErr w:type="spellEnd"/>
+      <w:r>
+        <w:t xml:space="preserve"> data keeps 97.5% (heart) and 98.3% (diabetes) of real-data performance, and privacy attacks found no memorisation.</w:t>
       </w:r>
     </w:p>
     <w:p>
@@ -29651,7 +30919,23 @@
         <w:t>Significance:</w:t>
       </w:r>
       <w:r>
-        <w:t xml:space="preserve"> MedTwin became more realistic without losing usefulness or privacy. TabDDPM, by contrast, memorised its training patients on the diabetes data.</w:t>
+        <w:t xml:space="preserve"> </w:t>
+      </w:r>
+      <w:proofErr w:type="spellStart"/>
+      <w:r>
+        <w:t>MedTwin</w:t>
+      </w:r>
+      <w:proofErr w:type="spellEnd"/>
+      <w:r>
+        <w:t xml:space="preserve"> became more realistic without losing usefulness or privacy. </w:t>
+      </w:r>
+      <w:proofErr w:type="spellStart"/>
+      <w:r>
+        <w:t>TabDDPM</w:t>
+      </w:r>
+      <w:proofErr w:type="spellEnd"/>
+      <w:r>
+        <w:t>, by contrast, memorised its training patients on the diabetes data.</w:t>
       </w:r>
     </w:p>
     <w:p>
@@ -29680,7 +30964,23 @@
         <w:t>Outcome:</w:t>
       </w:r>
       <w:r>
-        <w:t xml:space="preserve"> the new missing-value scores showed that MedTwin's gap patterns are almost as close to the real data as a second real sample (0.174 vs 0.152), and that only MedTwin places gaps at the right hospitals.</w:t>
+        <w:t xml:space="preserve"> the new missing-value scores showed that </w:t>
+      </w:r>
+      <w:proofErr w:type="spellStart"/>
+      <w:r>
+        <w:t>MedTwin's</w:t>
+      </w:r>
+      <w:proofErr w:type="spellEnd"/>
+      <w:r>
+        <w:t xml:space="preserve"> gap patterns are almost as close to the real data as a second real sample (0.174 vs 0.152), and that only </w:t>
+      </w:r>
+      <w:proofErr w:type="spellStart"/>
+      <w:r>
+        <w:t>MedTwin</w:t>
+      </w:r>
+      <w:proofErr w:type="spellEnd"/>
+      <w:r>
+        <w:t xml:space="preserve"> places gaps at the right hospitals.</w:t>
       </w:r>
     </w:p>
     <w:p>
@@ -29808,7 +31108,23 @@
         <w:t>Objective:</w:t>
       </w:r>
       <w:r>
-        <w:t xml:space="preserve"> Compare MedTwin directly with the closest previous methods, such as MissDiff and the missing-pattern-preserving approach of Wang et al.</w:t>
+        <w:t xml:space="preserve"> Compare </w:t>
+      </w:r>
+      <w:proofErr w:type="spellStart"/>
+      <w:r>
+        <w:t>MedTwin</w:t>
+      </w:r>
+      <w:proofErr w:type="spellEnd"/>
+      <w:r>
+        <w:t xml:space="preserve"> directly with the closest previous methods, such as </w:t>
+      </w:r>
+      <w:proofErr w:type="spellStart"/>
+      <w:r>
+        <w:t>MissDiff</w:t>
+      </w:r>
+      <w:proofErr w:type="spellEnd"/>
+      <w:r>
+        <w:t xml:space="preserve"> and the missing-pattern-preserving approach of Wang et al.</w:t>
       </w:r>
     </w:p>
     <w:p>
@@ -29871,7 +31187,15 @@
         <w:t>Significance:</w:t>
       </w:r>
       <w:r>
-        <w:t xml:space="preserve"> Shows how MedTwin compares with the newest methods.</w:t>
+        <w:t xml:space="preserve"> Shows how </w:t>
+      </w:r>
+      <w:proofErr w:type="spellStart"/>
+      <w:r>
+        <w:t>MedTwin</w:t>
+      </w:r>
+      <w:proofErr w:type="spellEnd"/>
+      <w:r>
+        <w:t xml:space="preserve"> compares with the newest methods.</w:t>
       </w:r>
     </w:p>
     <w:p>
@@ -30084,7 +31408,15 @@
         <w:t>Objective:</w:t>
       </w:r>
       <w:r>
-        <w:t xml:space="preserve"> Extend MedTwin to large hospital databases and records collected over time.</w:t>
+        <w:t xml:space="preserve"> Extend </w:t>
+      </w:r>
+      <w:proofErr w:type="spellStart"/>
+      <w:r>
+        <w:t>MedTwin</w:t>
+      </w:r>
+      <w:proofErr w:type="spellEnd"/>
+      <w:r>
+        <w:t xml:space="preserve"> to large hospital databases and records collected over time.</w:t>
       </w:r>
     </w:p>
     <w:p>
@@ -30185,13 +31517,23 @@
           <w:szCs w:val="24"/>
         </w:rPr>
         <w:tab/>
-      </w:r>
+        <w:t xml:space="preserve">A. Goncalves, P. Ray, B. Soper, J. Stevens, L. Coyle, and A. P. Sales, "Generation and evaluation of synthetic patient data," BMC Medical Research Methodology, vol. 20, art. no. 108, 2020, </w:t>
+      </w:r>
+      <w:proofErr w:type="spellStart"/>
       <w:r>
         <w:rPr>
           <w:sz w:val="24"/>
           <w:szCs w:val="24"/>
         </w:rPr>
-        <w:t>A. Goncalves, P. Ray, B. Soper, J. Stevens, L. Coyle, and A. P. Sales, "Generation and evaluation of synthetic patient data," BMC Medical Research Methodology, vol. 20, art. no. 108, 2020, doi: 10.1186/s12874-020-00977-1.</w:t>
+        <w:t>doi</w:t>
+      </w:r>
+      <w:proofErr w:type="spellEnd"/>
+      <w:r>
+        <w:rPr>
+          <w:sz w:val="24"/>
+          <w:szCs w:val="24"/>
+        </w:rPr>
+        <w:t>: 10.1186/s12874-020-00977-1.</w:t>
       </w:r>
     </w:p>
     <w:p>
@@ -30239,13 +31581,23 @@
           <w:szCs w:val="24"/>
         </w:rPr>
         <w:tab/>
-      </w:r>
+        <w:t xml:space="preserve">M. Arjovsky, S. Chintala, and L. </w:t>
+      </w:r>
+      <w:proofErr w:type="spellStart"/>
       <w:r>
         <w:rPr>
           <w:sz w:val="24"/>
           <w:szCs w:val="24"/>
         </w:rPr>
-        <w:t>M. Arjovsky, S. Chintala, and L. Bottou, "Wasserstein generative adversarial networks," in Proc. 34th International Conference on Machine Learning, PMLR, vol. 70, 2017, pp. 214–223.</w:t>
+        <w:t>Bottou</w:t>
+      </w:r>
+      <w:proofErr w:type="spellEnd"/>
+      <w:r>
+        <w:rPr>
+          <w:sz w:val="24"/>
+          <w:szCs w:val="24"/>
+        </w:rPr>
+        <w:t>, "Wasserstein generative adversarial networks," in Proc. 34th International Conference on Machine Learning, PMLR, vol. 70, 2017, pp. 214–223.</w:t>
       </w:r>
     </w:p>
     <w:p>
@@ -30293,7 +31645,39 @@
           <w:szCs w:val="24"/>
         </w:rPr>
         <w:tab/>
-        <w:t>A. Janosi, W. Steinbrunn, M. Pfisterer, and R. Detrano, "Heart Disease," UCI Machine Learning Repository, 1989, doi: 10.24432/C52P4X.</w:t>
+        <w:t>A. Janosi, W. Steinbrunn, M. Pfisterer, and R. Detrano, "</w:t>
+      </w:r>
+      <w:proofErr w:type="gramStart"/>
+      <w:r>
+        <w:rPr>
+          <w:sz w:val="24"/>
+          <w:szCs w:val="24"/>
+        </w:rPr>
+        <w:t>Heart Disease</w:t>
+      </w:r>
+      <w:proofErr w:type="gramEnd"/>
+      <w:r>
+        <w:rPr>
+          <w:sz w:val="24"/>
+          <w:szCs w:val="24"/>
+        </w:rPr>
+        <w:t xml:space="preserve">," UCI Machine Learning Repository, 1989, </w:t>
+      </w:r>
+      <w:proofErr w:type="spellStart"/>
+      <w:r>
+        <w:rPr>
+          <w:sz w:val="24"/>
+          <w:szCs w:val="24"/>
+        </w:rPr>
+        <w:t>doi</w:t>
+      </w:r>
+      <w:proofErr w:type="spellEnd"/>
+      <w:r>
+        <w:rPr>
+          <w:sz w:val="24"/>
+          <w:szCs w:val="24"/>
+        </w:rPr>
+        <w:t>: 10.24432/C52P4X.</w:t>
       </w:r>
     </w:p>
     <w:p>
@@ -30317,12 +31701,6 @@
           <w:szCs w:val="24"/>
         </w:rPr>
         <w:tab/>
-      </w:r>
-      <w:r>
-        <w:rPr>
-          <w:sz w:val="24"/>
-          <w:szCs w:val="24"/>
-        </w:rPr>
         <w:t>J. W. Smith, J. E. Everhart, W. C. Dickson, W. C. Knowler, and R. S. Johannes, "Using the ADAP learning algorithm to forecast the onset of diabetes mellitus," in Proc. Annual Symposium on Computer Application in Medical Care, 1988, pp. 261–265.</w:t>
       </w:r>
     </w:p>
@@ -30347,13 +31725,39 @@
           <w:szCs w:val="24"/>
         </w:rPr>
         <w:tab/>
-      </w:r>
+        <w:t xml:space="preserve">W. A. Wan Abu Bakar, N. L. N. </w:t>
+      </w:r>
+      <w:proofErr w:type="spellStart"/>
       <w:r>
         <w:rPr>
           <w:sz w:val="24"/>
           <w:szCs w:val="24"/>
         </w:rPr>
-        <w:t>W. A. Wan Abu Bakar, N. L. N. Josdi, M. Man, and E. A. Kadir, "Evaluating CTGAN-generated synthetic data for heart disease prediction: Fidelity, predictive utility, and feature preservation," International Journal of Advanced Computer Science and Applications, vol. 16, no. 12, pp. 1000–1009, 2025, doi: 10.14569/IJACSA.2025.0161296.</w:t>
+        <w:t>Josdi</w:t>
+      </w:r>
+      <w:proofErr w:type="spellEnd"/>
+      <w:r>
+        <w:rPr>
+          <w:sz w:val="24"/>
+          <w:szCs w:val="24"/>
+        </w:rPr>
+        <w:t xml:space="preserve">, M. Man, and E. A. Kadir, "Evaluating CTGAN-generated synthetic data for heart disease prediction: Fidelity, predictive utility, and feature preservation," International Journal of Advanced Computer Science and Applications, vol. 16, no. 12, pp. 1000–1009, 2025, </w:t>
+      </w:r>
+      <w:proofErr w:type="spellStart"/>
+      <w:r>
+        <w:rPr>
+          <w:sz w:val="24"/>
+          <w:szCs w:val="24"/>
+        </w:rPr>
+        <w:t>doi</w:t>
+      </w:r>
+      <w:proofErr w:type="spellEnd"/>
+      <w:r>
+        <w:rPr>
+          <w:sz w:val="24"/>
+          <w:szCs w:val="24"/>
+        </w:rPr>
+        <w:t>: 10.14569/IJACSA.2025.0161296.</w:t>
       </w:r>
     </w:p>
     <w:p>
@@ -30377,13 +31781,39 @@
           <w:szCs w:val="24"/>
         </w:rPr>
         <w:tab/>
-      </w:r>
+        <w:t>Y. Ouyang, L. Xie, C. Li, and G. Cheng, "</w:t>
+      </w:r>
+      <w:proofErr w:type="spellStart"/>
       <w:r>
         <w:rPr>
           <w:sz w:val="24"/>
           <w:szCs w:val="24"/>
         </w:rPr>
-        <w:t>Y. Ouyang, L. Xie, C. Li, and G. Cheng, "MissDiff: Training diffusion models on tabular data with missing values," ICML 2023 Workshop on Structured Probabilistic Inference and Generative Modeling, arXiv:2307.00467, 2023.</w:t>
+        <w:t>MissDiff</w:t>
+      </w:r>
+      <w:proofErr w:type="spellEnd"/>
+      <w:r>
+        <w:rPr>
+          <w:sz w:val="24"/>
+          <w:szCs w:val="24"/>
+        </w:rPr>
+        <w:t xml:space="preserve">: Training diffusion models on tabular data with missing values," ICML 2023 Workshop on Structured Probabilistic Inference and Generative </w:t>
+      </w:r>
+      <w:proofErr w:type="spellStart"/>
+      <w:r>
+        <w:rPr>
+          <w:sz w:val="24"/>
+          <w:szCs w:val="24"/>
+        </w:rPr>
+        <w:t>Modeling</w:t>
+      </w:r>
+      <w:proofErr w:type="spellEnd"/>
+      <w:r>
+        <w:rPr>
+          <w:sz w:val="24"/>
+          <w:szCs w:val="24"/>
+        </w:rPr>
+        <w:t>, arXiv:2307.00467, 2023.</w:t>
       </w:r>
     </w:p>
     <w:p>
@@ -30431,12 +31861,6 @@
           <w:szCs w:val="24"/>
         </w:rPr>
         <w:tab/>
-      </w:r>
-      <w:r>
-        <w:rPr>
-          <w:sz w:val="24"/>
-          <w:szCs w:val="24"/>
-        </w:rPr>
         <w:t>Z. Fang, Z. Jiang, H. Chen, X. Li, and J. Li, "Understanding and mitigating memorization in diffusion models for tabular data," in Proc. 42nd International Conference on Machine Learning, PMLR, vol. 267, 2025, pp. 15976–16005.</w:t>
       </w:r>
     </w:p>
@@ -30461,7 +31885,23 @@
           <w:szCs w:val="24"/>
         </w:rPr>
         <w:tab/>
-        <w:t>E. Jang, S. Gu, and B. Poole, "Categorical reparameterization with Gumbel-softmax," in Proc. International Conference on Learning Representations (ICLR), 2017.</w:t>
+        <w:t>E. Jang, S. Gu, and B. Poole, "Categorical reparameterization with Gumbel-</w:t>
+      </w:r>
+      <w:proofErr w:type="spellStart"/>
+      <w:r>
+        <w:rPr>
+          <w:sz w:val="24"/>
+          <w:szCs w:val="24"/>
+        </w:rPr>
+        <w:t>softmax</w:t>
+      </w:r>
+      <w:proofErr w:type="spellEnd"/>
+      <w:r>
+        <w:rPr>
+          <w:sz w:val="24"/>
+          <w:szCs w:val="24"/>
+        </w:rPr>
+        <w:t>," in Proc. International Conference on Learning Representations (ICLR), 2017.</w:t>
       </w:r>
     </w:p>
     <w:p>
@@ -30485,13 +31925,39 @@
           <w:szCs w:val="24"/>
         </w:rPr>
         <w:tab/>
-      </w:r>
+        <w:t xml:space="preserve">J. Hayes, L. Melis, G. </w:t>
+      </w:r>
+      <w:proofErr w:type="spellStart"/>
       <w:r>
         <w:rPr>
           <w:sz w:val="24"/>
           <w:szCs w:val="24"/>
         </w:rPr>
-        <w:t>J. Hayes, L. Melis, G. Danezis, and E. De Cristofaro, "LOGAN: Membership inference attacks against generative models," Proceedings on Privacy Enhancing Technologies, vol. 2019, no. 1, pp. 133–152, 2019, doi: 10.2478/popets-2019-0008.</w:t>
+        <w:t>Danezis</w:t>
+      </w:r>
+      <w:proofErr w:type="spellEnd"/>
+      <w:r>
+        <w:rPr>
+          <w:sz w:val="24"/>
+          <w:szCs w:val="24"/>
+        </w:rPr>
+        <w:t xml:space="preserve">, and E. De Cristofaro, "LOGAN: Membership inference attacks against generative models," Proceedings on Privacy Enhancing Technologies, vol. 2019, no. 1, pp. 133–152, 2019, </w:t>
+      </w:r>
+      <w:proofErr w:type="spellStart"/>
+      <w:r>
+        <w:rPr>
+          <w:sz w:val="24"/>
+          <w:szCs w:val="24"/>
+        </w:rPr>
+        <w:t>doi</w:t>
+      </w:r>
+      <w:proofErr w:type="spellEnd"/>
+      <w:r>
+        <w:rPr>
+          <w:sz w:val="24"/>
+          <w:szCs w:val="24"/>
+        </w:rPr>
+        <w:t>: 10.2478/popets-2019-0008.</w:t>
       </w:r>
     </w:p>
     <w:p>
@@ -30515,7 +31981,23 @@
           <w:szCs w:val="24"/>
         </w:rPr>
         <w:tab/>
-        <w:t>T. Stadler, B. Oprisanu, and C. Troncoso, "Synthetic data – anonymisation groundhog day," in Proc. 31st USENIX Security Symposium, 2022, pp. 1451–1468.</w:t>
+        <w:t xml:space="preserve">T. Stadler, B. Oprisanu, and C. Troncoso, "Synthetic data – anonymisation </w:t>
+      </w:r>
+      <w:proofErr w:type="gramStart"/>
+      <w:r>
+        <w:rPr>
+          <w:sz w:val="24"/>
+          <w:szCs w:val="24"/>
+        </w:rPr>
+        <w:t>groundhog day</w:t>
+      </w:r>
+      <w:proofErr w:type="gramEnd"/>
+      <w:r>
+        <w:rPr>
+          <w:sz w:val="24"/>
+          <w:szCs w:val="24"/>
+        </w:rPr>
+        <w:t>," in Proc. 31st USENIX Security Symposium, 2022, pp. 1451–1468.</w:t>
       </w:r>
     </w:p>
     <w:p>
@@ -30539,13 +32021,39 @@
           <w:szCs w:val="24"/>
         </w:rPr>
         <w:tab/>
-      </w:r>
+        <w:t xml:space="preserve">L. Xu, M. </w:t>
+      </w:r>
+      <w:proofErr w:type="spellStart"/>
       <w:r>
         <w:rPr>
           <w:sz w:val="24"/>
           <w:szCs w:val="24"/>
         </w:rPr>
-        <w:t>L. Xu, M. Skoularidou, A. Cuesta-Infante, and K. Veeramachaneni, "Modeling tabular data using conditional GAN," in Advances in Neural Information Processing Systems 32, 2019.</w:t>
+        <w:t>Skoularidou</w:t>
+      </w:r>
+      <w:proofErr w:type="spellEnd"/>
+      <w:r>
+        <w:rPr>
+          <w:sz w:val="24"/>
+          <w:szCs w:val="24"/>
+        </w:rPr>
+        <w:t>, A. Cuesta-Infante, and K. Veeramachaneni, "</w:t>
+      </w:r>
+      <w:proofErr w:type="spellStart"/>
+      <w:r>
+        <w:rPr>
+          <w:sz w:val="24"/>
+          <w:szCs w:val="24"/>
+        </w:rPr>
+        <w:t>Modeling</w:t>
+      </w:r>
+      <w:proofErr w:type="spellEnd"/>
+      <w:r>
+        <w:rPr>
+          <w:sz w:val="24"/>
+          <w:szCs w:val="24"/>
+        </w:rPr>
+        <w:t xml:space="preserve"> tabular data using conditional GAN," in Advances in Neural Information Processing Systems 32, 2019.</w:t>
       </w:r>
     </w:p>
     <w:p>
@@ -30569,7 +32077,23 @@
           <w:szCs w:val="24"/>
         </w:rPr>
         <w:tab/>
-        <w:t>A. Kotelnikov, D. Baranchuk, I. Rubachev, and A. Babenko, "TabDDPM: Modelling tabular data with diffusion models," in Proc. 40th International Conference on Machine Learning, PMLR, vol. 202, 2023, pp. 17564–17579.</w:t>
+        <w:t>A. Kotelnikov, D. Baranchuk, I. Rubachev, and A. Babenko, "</w:t>
+      </w:r>
+      <w:proofErr w:type="spellStart"/>
+      <w:r>
+        <w:rPr>
+          <w:sz w:val="24"/>
+          <w:szCs w:val="24"/>
+        </w:rPr>
+        <w:t>TabDDPM</w:t>
+      </w:r>
+      <w:proofErr w:type="spellEnd"/>
+      <w:r>
+        <w:rPr>
+          <w:sz w:val="24"/>
+          <w:szCs w:val="24"/>
+        </w:rPr>
+        <w:t>: Modelling tabular data with diffusion models," in Proc. 40th International Conference on Machine Learning, PMLR, vol. 202, 2023, pp. 17564–17579.</w:t>
       </w:r>
     </w:p>
     <w:p>
@@ -30600,7 +32124,15 @@
         <w:jc w:val="both"/>
       </w:pPr>
       <w:r>
-        <w:t>The first eight synthetic heart disease patients generated by MedTwin (seed 0). Blank values are shown as "not measured". None of these records belongs to a real patient.</w:t>
+        <w:t xml:space="preserve">The first eight synthetic heart disease patients generated by </w:t>
+      </w:r>
+      <w:proofErr w:type="spellStart"/>
+      <w:r>
+        <w:t>MedTwin</w:t>
+      </w:r>
+      <w:proofErr w:type="spellEnd"/>
+      <w:r>
+        <w:t xml:space="preserve"> (seed 0). Blank values are shown as "not measured". None of these records belongs to a real patient.</w:t>
       </w:r>
     </w:p>
     <w:p>
@@ -30624,7 +32156,23 @@
           <w:sz w:val="24"/>
           <w:szCs w:val="24"/>
         </w:rPr>
-        <w:t>Sample of MedTwin's synthetic heart disease patients</w:t>
+        <w:t xml:space="preserve">Sample of </w:t>
+      </w:r>
+      <w:proofErr w:type="spellStart"/>
+      <w:r>
+        <w:rPr>
+          <w:sz w:val="24"/>
+          <w:szCs w:val="24"/>
+        </w:rPr>
+        <w:t>MedTwin's</w:t>
+      </w:r>
+      <w:proofErr w:type="spellEnd"/>
+      <w:r>
+        <w:rPr>
+          <w:sz w:val="24"/>
+          <w:szCs w:val="24"/>
+        </w:rPr>
+        <w:t xml:space="preserve"> synthetic heart disease patients</w:t>
       </w:r>
       <w:bookmarkEnd w:id="61"/>
     </w:p>
@@ -30746,6 +32294,7 @@
             <w:pPr>
               <w:spacing w:line="168" w:lineRule="exact"/>
             </w:pPr>
+            <w:proofErr w:type="spellStart"/>
             <w:r>
               <w:rPr>
                 <w:b/>
@@ -30755,6 +32304,7 @@
               </w:rPr>
               <w:t>chest_pain</w:t>
             </w:r>
+            <w:proofErr w:type="spellEnd"/>
           </w:p>
         </w:tc>
         <w:tc>
@@ -30779,6 +32329,7 @@
             <w:pPr>
               <w:spacing w:line="168" w:lineRule="exact"/>
             </w:pPr>
+            <w:proofErr w:type="spellStart"/>
             <w:r>
               <w:rPr>
                 <w:b/>
@@ -30788,6 +32339,7 @@
               </w:rPr>
               <w:t>trestbps</w:t>
             </w:r>
+            <w:proofErr w:type="spellEnd"/>
           </w:p>
         </w:tc>
         <w:tc>
@@ -30812,6 +32364,7 @@
             <w:pPr>
               <w:spacing w:line="168" w:lineRule="exact"/>
             </w:pPr>
+            <w:proofErr w:type="spellStart"/>
             <w:r>
               <w:rPr>
                 <w:b/>
@@ -30821,6 +32374,7 @@
               </w:rPr>
               <w:t>chol</w:t>
             </w:r>
+            <w:proofErr w:type="spellEnd"/>
           </w:p>
         </w:tc>
         <w:tc>
@@ -30845,6 +32399,7 @@
             <w:pPr>
               <w:spacing w:line="168" w:lineRule="exact"/>
             </w:pPr>
+            <w:proofErr w:type="spellStart"/>
             <w:r>
               <w:rPr>
                 <w:b/>
@@ -30854,6 +32409,7 @@
               </w:rPr>
               <w:t>thalch</w:t>
             </w:r>
+            <w:proofErr w:type="spellEnd"/>
           </w:p>
         </w:tc>
         <w:tc>
@@ -30878,6 +32434,7 @@
             <w:pPr>
               <w:spacing w:line="168" w:lineRule="exact"/>
             </w:pPr>
+            <w:proofErr w:type="spellStart"/>
             <w:r>
               <w:rPr>
                 <w:b/>
@@ -30887,6 +32444,7 @@
               </w:rPr>
               <w:t>oldpeak</w:t>
             </w:r>
+            <w:proofErr w:type="spellEnd"/>
           </w:p>
         </w:tc>
         <w:tc>
@@ -30944,6 +32502,7 @@
             <w:pPr>
               <w:spacing w:line="168" w:lineRule="exact"/>
             </w:pPr>
+            <w:proofErr w:type="spellStart"/>
             <w:r>
               <w:rPr>
                 <w:b/>
@@ -30953,6 +32512,7 @@
               </w:rPr>
               <w:t>thal</w:t>
             </w:r>
+            <w:proofErr w:type="spellEnd"/>
           </w:p>
         </w:tc>
         <w:tc>
@@ -30977,6 +32537,7 @@
             <w:pPr>
               <w:spacing w:line="168" w:lineRule="exact"/>
             </w:pPr>
+            <w:proofErr w:type="spellStart"/>
             <w:r>
               <w:rPr>
                 <w:b/>
@@ -30986,6 +32547,7 @@
               </w:rPr>
               <w:t>num</w:t>
             </w:r>
+            <w:proofErr w:type="spellEnd"/>
           </w:p>
         </w:tc>
         <w:tc>
@@ -31010,6 +32572,7 @@
             <w:pPr>
               <w:spacing w:line="168" w:lineRule="exact"/>
             </w:pPr>
+            <w:proofErr w:type="spellStart"/>
             <w:r>
               <w:rPr>
                 <w:b/>
@@ -31019,6 +32582,7 @@
               </w:rPr>
               <w:t>origin_study</w:t>
             </w:r>
+            <w:proofErr w:type="spellEnd"/>
           </w:p>
         </w:tc>
       </w:tr>
@@ -33745,7 +35309,27 @@
           <w:sz w:val="17"/>
           <w:szCs w:val="17"/>
         </w:rPr>
-        <w:t>flags = pd.DataFrame(</w:t>
+        <w:t xml:space="preserve">flags = </w:t>
+      </w:r>
+      <w:proofErr w:type="spellStart"/>
+      <w:proofErr w:type="gramStart"/>
+      <w:r>
+        <w:rPr>
+          <w:rFonts w:ascii="Consolas" w:eastAsia="Consolas" w:hAnsi="Consolas" w:cs="Consolas"/>
+          <w:sz w:val="17"/>
+          <w:szCs w:val="17"/>
+        </w:rPr>
+        <w:t>pd.DataFrame</w:t>
+      </w:r>
+      <w:proofErr w:type="spellEnd"/>
+      <w:proofErr w:type="gramEnd"/>
+      <w:r>
+        <w:rPr>
+          <w:rFonts w:ascii="Consolas" w:eastAsia="Consolas" w:hAnsi="Consolas" w:cs="Consolas"/>
+          <w:sz w:val="17"/>
+          <w:szCs w:val="17"/>
+        </w:rPr>
+        <w:t>(</w:t>
       </w:r>
     </w:p>
     <w:p>
@@ -33761,7 +35345,127 @@
           <w:sz w:val="17"/>
           <w:szCs w:val="17"/>
         </w:rPr>
-        <w:t xml:space="preserve">    {missing_flag(c): df[c].isna().astype(float) for c in self.flagged_cols},</w:t>
+        <w:t xml:space="preserve">    {</w:t>
+      </w:r>
+      <w:proofErr w:type="spellStart"/>
+      <w:r>
+        <w:rPr>
+          <w:rFonts w:ascii="Consolas" w:eastAsia="Consolas" w:hAnsi="Consolas" w:cs="Consolas"/>
+          <w:sz w:val="17"/>
+          <w:szCs w:val="17"/>
+        </w:rPr>
+        <w:t>missing_flag</w:t>
+      </w:r>
+      <w:proofErr w:type="spellEnd"/>
+      <w:r>
+        <w:rPr>
+          <w:rFonts w:ascii="Consolas" w:eastAsia="Consolas" w:hAnsi="Consolas" w:cs="Consolas"/>
+          <w:sz w:val="17"/>
+          <w:szCs w:val="17"/>
+        </w:rPr>
+        <w:t xml:space="preserve">(c): </w:t>
+      </w:r>
+      <w:proofErr w:type="spellStart"/>
+      <w:r>
+        <w:rPr>
+          <w:rFonts w:ascii="Consolas" w:eastAsia="Consolas" w:hAnsi="Consolas" w:cs="Consolas"/>
+          <w:sz w:val="17"/>
+          <w:szCs w:val="17"/>
+        </w:rPr>
+        <w:t>df</w:t>
+      </w:r>
+      <w:proofErr w:type="spellEnd"/>
+      <w:r>
+        <w:rPr>
+          <w:rFonts w:ascii="Consolas" w:eastAsia="Consolas" w:hAnsi="Consolas" w:cs="Consolas"/>
+          <w:sz w:val="17"/>
+          <w:szCs w:val="17"/>
+        </w:rPr>
+        <w:t>[c</w:t>
+      </w:r>
+      <w:proofErr w:type="gramStart"/>
+      <w:r>
+        <w:rPr>
+          <w:rFonts w:ascii="Consolas" w:eastAsia="Consolas" w:hAnsi="Consolas" w:cs="Consolas"/>
+          <w:sz w:val="17"/>
+          <w:szCs w:val="17"/>
+        </w:rPr>
+        <w:t>].</w:t>
+      </w:r>
+      <w:proofErr w:type="spellStart"/>
+      <w:r>
+        <w:rPr>
+          <w:rFonts w:ascii="Consolas" w:eastAsia="Consolas" w:hAnsi="Consolas" w:cs="Consolas"/>
+          <w:sz w:val="17"/>
+          <w:szCs w:val="17"/>
+        </w:rPr>
+        <w:t>isna</w:t>
+      </w:r>
+      <w:proofErr w:type="spellEnd"/>
+      <w:proofErr w:type="gramEnd"/>
+      <w:r>
+        <w:rPr>
+          <w:rFonts w:ascii="Consolas" w:eastAsia="Consolas" w:hAnsi="Consolas" w:cs="Consolas"/>
+          <w:sz w:val="17"/>
+          <w:szCs w:val="17"/>
+        </w:rPr>
+        <w:t>(</w:t>
+      </w:r>
+      <w:proofErr w:type="gramStart"/>
+      <w:r>
+        <w:rPr>
+          <w:rFonts w:ascii="Consolas" w:eastAsia="Consolas" w:hAnsi="Consolas" w:cs="Consolas"/>
+          <w:sz w:val="17"/>
+          <w:szCs w:val="17"/>
+        </w:rPr>
+        <w:t>).</w:t>
+      </w:r>
+      <w:proofErr w:type="spellStart"/>
+      <w:r>
+        <w:rPr>
+          <w:rFonts w:ascii="Consolas" w:eastAsia="Consolas" w:hAnsi="Consolas" w:cs="Consolas"/>
+          <w:sz w:val="17"/>
+          <w:szCs w:val="17"/>
+        </w:rPr>
+        <w:t>astype</w:t>
+      </w:r>
+      <w:proofErr w:type="spellEnd"/>
+      <w:proofErr w:type="gramEnd"/>
+      <w:r>
+        <w:rPr>
+          <w:rFonts w:ascii="Consolas" w:eastAsia="Consolas" w:hAnsi="Consolas" w:cs="Consolas"/>
+          <w:sz w:val="17"/>
+          <w:szCs w:val="17"/>
+        </w:rPr>
+        <w:t xml:space="preserve">(float) for c in </w:t>
+      </w:r>
+      <w:proofErr w:type="spellStart"/>
+      <w:proofErr w:type="gramStart"/>
+      <w:r>
+        <w:rPr>
+          <w:rFonts w:ascii="Consolas" w:eastAsia="Consolas" w:hAnsi="Consolas" w:cs="Consolas"/>
+          <w:sz w:val="17"/>
+          <w:szCs w:val="17"/>
+        </w:rPr>
+        <w:t>self.flagged</w:t>
+      </w:r>
+      <w:proofErr w:type="gramEnd"/>
+      <w:r>
+        <w:rPr>
+          <w:rFonts w:ascii="Consolas" w:eastAsia="Consolas" w:hAnsi="Consolas" w:cs="Consolas"/>
+          <w:sz w:val="17"/>
+          <w:szCs w:val="17"/>
+        </w:rPr>
+        <w:t>_cols</w:t>
+      </w:r>
+      <w:proofErr w:type="spellEnd"/>
+      <w:r>
+        <w:rPr>
+          <w:rFonts w:ascii="Consolas" w:eastAsia="Consolas" w:hAnsi="Consolas" w:cs="Consolas"/>
+          <w:sz w:val="17"/>
+          <w:szCs w:val="17"/>
+        </w:rPr>
+        <w:t>},</w:t>
       </w:r>
     </w:p>
     <w:p>
@@ -33777,7 +35481,27 @@
           <w:sz w:val="17"/>
           <w:szCs w:val="17"/>
         </w:rPr>
-        <w:t xml:space="preserve">    index=df.index,</w:t>
+        <w:t xml:space="preserve">    index=</w:t>
+      </w:r>
+      <w:proofErr w:type="spellStart"/>
+      <w:proofErr w:type="gramStart"/>
+      <w:r>
+        <w:rPr>
+          <w:rFonts w:ascii="Consolas" w:eastAsia="Consolas" w:hAnsi="Consolas" w:cs="Consolas"/>
+          <w:sz w:val="17"/>
+          <w:szCs w:val="17"/>
+        </w:rPr>
+        <w:t>df.index</w:t>
+      </w:r>
+      <w:proofErr w:type="spellEnd"/>
+      <w:proofErr w:type="gramEnd"/>
+      <w:r>
+        <w:rPr>
+          <w:rFonts w:ascii="Consolas" w:eastAsia="Consolas" w:hAnsi="Consolas" w:cs="Consolas"/>
+          <w:sz w:val="17"/>
+          <w:szCs w:val="17"/>
+        </w:rPr>
+        <w:t>,</w:t>
       </w:r>
     </w:p>
     <w:p>
@@ -33809,7 +35533,35 @@
           <w:sz w:val="17"/>
           <w:szCs w:val="17"/>
         </w:rPr>
-        <w:t>for col in self.zero_cols:</w:t>
+        <w:t xml:space="preserve">for col in </w:t>
+      </w:r>
+      <w:proofErr w:type="spellStart"/>
+      <w:proofErr w:type="gramStart"/>
+      <w:r>
+        <w:rPr>
+          <w:rFonts w:ascii="Consolas" w:eastAsia="Consolas" w:hAnsi="Consolas" w:cs="Consolas"/>
+          <w:sz w:val="17"/>
+          <w:szCs w:val="17"/>
+        </w:rPr>
+        <w:t>self.zero</w:t>
+      </w:r>
+      <w:proofErr w:type="gramEnd"/>
+      <w:r>
+        <w:rPr>
+          <w:rFonts w:ascii="Consolas" w:eastAsia="Consolas" w:hAnsi="Consolas" w:cs="Consolas"/>
+          <w:sz w:val="17"/>
+          <w:szCs w:val="17"/>
+        </w:rPr>
+        <w:t>_cols</w:t>
+      </w:r>
+      <w:proofErr w:type="spellEnd"/>
+      <w:r>
+        <w:rPr>
+          <w:rFonts w:ascii="Consolas" w:eastAsia="Consolas" w:hAnsi="Consolas" w:cs="Consolas"/>
+          <w:sz w:val="17"/>
+          <w:szCs w:val="17"/>
+        </w:rPr>
+        <w:t>:</w:t>
       </w:r>
     </w:p>
     <w:p>
@@ -33824,7 +35576,71 @@
           <w:sz w:val="17"/>
           <w:szCs w:val="17"/>
         </w:rPr>
-        <w:t xml:space="preserve">    flags[zero_flag(col)] = (df[col] == 0).astype(float)</w:t>
+        <w:t xml:space="preserve">    flags[</w:t>
+      </w:r>
+      <w:proofErr w:type="spellStart"/>
+      <w:r>
+        <w:rPr>
+          <w:rFonts w:ascii="Consolas" w:eastAsia="Consolas" w:hAnsi="Consolas" w:cs="Consolas"/>
+          <w:sz w:val="17"/>
+          <w:szCs w:val="17"/>
+        </w:rPr>
+        <w:t>zero_flag</w:t>
+      </w:r>
+      <w:proofErr w:type="spellEnd"/>
+      <w:r>
+        <w:rPr>
+          <w:rFonts w:ascii="Consolas" w:eastAsia="Consolas" w:hAnsi="Consolas" w:cs="Consolas"/>
+          <w:sz w:val="17"/>
+          <w:szCs w:val="17"/>
+        </w:rPr>
+        <w:t>(col)] = (</w:t>
+      </w:r>
+      <w:proofErr w:type="spellStart"/>
+      <w:r>
+        <w:rPr>
+          <w:rFonts w:ascii="Consolas" w:eastAsia="Consolas" w:hAnsi="Consolas" w:cs="Consolas"/>
+          <w:sz w:val="17"/>
+          <w:szCs w:val="17"/>
+        </w:rPr>
+        <w:t>df</w:t>
+      </w:r>
+      <w:proofErr w:type="spellEnd"/>
+      <w:r>
+        <w:rPr>
+          <w:rFonts w:ascii="Consolas" w:eastAsia="Consolas" w:hAnsi="Consolas" w:cs="Consolas"/>
+          <w:sz w:val="17"/>
+          <w:szCs w:val="17"/>
+        </w:rPr>
+        <w:t>[col] == 0</w:t>
+      </w:r>
+      <w:proofErr w:type="gramStart"/>
+      <w:r>
+        <w:rPr>
+          <w:rFonts w:ascii="Consolas" w:eastAsia="Consolas" w:hAnsi="Consolas" w:cs="Consolas"/>
+          <w:sz w:val="17"/>
+          <w:szCs w:val="17"/>
+        </w:rPr>
+        <w:t>).</w:t>
+      </w:r>
+      <w:proofErr w:type="spellStart"/>
+      <w:r>
+        <w:rPr>
+          <w:rFonts w:ascii="Consolas" w:eastAsia="Consolas" w:hAnsi="Consolas" w:cs="Consolas"/>
+          <w:sz w:val="17"/>
+          <w:szCs w:val="17"/>
+        </w:rPr>
+        <w:t>astype</w:t>
+      </w:r>
+      <w:proofErr w:type="spellEnd"/>
+      <w:proofErr w:type="gramEnd"/>
+      <w:r>
+        <w:rPr>
+          <w:rFonts w:ascii="Consolas" w:eastAsia="Consolas" w:hAnsi="Consolas" w:cs="Consolas"/>
+          <w:sz w:val="17"/>
+          <w:szCs w:val="17"/>
+        </w:rPr>
+        <w:t>(float)</w:t>
       </w:r>
     </w:p>
     <w:p>
@@ -33844,7 +35660,15 @@
         <w:t>B.2 Generator output layer</w:t>
       </w:r>
       <w:r>
-        <w:t xml:space="preserve"> (core/generator.py): sigmoid for numbers and flags, Gumbel-softmax for each category.</w:t>
+        <w:t xml:space="preserve"> (core/generator.py): sigmoid for numbers and flags, Gumbel-</w:t>
+      </w:r>
+      <w:proofErr w:type="spellStart"/>
+      <w:r>
+        <w:t>softmax</w:t>
+      </w:r>
+      <w:proofErr w:type="spellEnd"/>
+      <w:r>
+        <w:t xml:space="preserve"> for each category.</w:t>
       </w:r>
     </w:p>
     <w:p>
@@ -33860,7 +35684,43 @@
           <w:sz w:val="17"/>
           <w:szCs w:val="17"/>
         </w:rPr>
-        <w:t>def forward(self, z, cond, hard=False):</w:t>
+        <w:t xml:space="preserve">def </w:t>
+      </w:r>
+      <w:proofErr w:type="gramStart"/>
+      <w:r>
+        <w:rPr>
+          <w:rFonts w:ascii="Consolas" w:eastAsia="Consolas" w:hAnsi="Consolas" w:cs="Consolas"/>
+          <w:sz w:val="17"/>
+          <w:szCs w:val="17"/>
+        </w:rPr>
+        <w:t>forward(</w:t>
+      </w:r>
+      <w:proofErr w:type="gramEnd"/>
+      <w:r>
+        <w:rPr>
+          <w:rFonts w:ascii="Consolas" w:eastAsia="Consolas" w:hAnsi="Consolas" w:cs="Consolas"/>
+          <w:sz w:val="17"/>
+          <w:szCs w:val="17"/>
+        </w:rPr>
+        <w:t xml:space="preserve">self, z, </w:t>
+      </w:r>
+      <w:proofErr w:type="spellStart"/>
+      <w:r>
+        <w:rPr>
+          <w:rFonts w:ascii="Consolas" w:eastAsia="Consolas" w:hAnsi="Consolas" w:cs="Consolas"/>
+          <w:sz w:val="17"/>
+          <w:szCs w:val="17"/>
+        </w:rPr>
+        <w:t>cond</w:t>
+      </w:r>
+      <w:proofErr w:type="spellEnd"/>
+      <w:r>
+        <w:rPr>
+          <w:rFonts w:ascii="Consolas" w:eastAsia="Consolas" w:hAnsi="Consolas" w:cs="Consolas"/>
+          <w:sz w:val="17"/>
+          <w:szCs w:val="17"/>
+        </w:rPr>
+        <w:t>, hard=False):</w:t>
       </w:r>
     </w:p>
     <w:p>
@@ -33876,7 +35736,63 @@
           <w:sz w:val="17"/>
           <w:szCs w:val="17"/>
         </w:rPr>
-        <w:t xml:space="preserve">    logits = self.model(torch.cat([z, cond], dim=1))</w:t>
+        <w:t xml:space="preserve">    logits = </w:t>
+      </w:r>
+      <w:proofErr w:type="spellStart"/>
+      <w:proofErr w:type="gramStart"/>
+      <w:r>
+        <w:rPr>
+          <w:rFonts w:ascii="Consolas" w:eastAsia="Consolas" w:hAnsi="Consolas" w:cs="Consolas"/>
+          <w:sz w:val="17"/>
+          <w:szCs w:val="17"/>
+        </w:rPr>
+        <w:t>self.model</w:t>
+      </w:r>
+      <w:proofErr w:type="spellEnd"/>
+      <w:proofErr w:type="gramEnd"/>
+      <w:r>
+        <w:rPr>
+          <w:rFonts w:ascii="Consolas" w:eastAsia="Consolas" w:hAnsi="Consolas" w:cs="Consolas"/>
+          <w:sz w:val="17"/>
+          <w:szCs w:val="17"/>
+        </w:rPr>
+        <w:t>(</w:t>
+      </w:r>
+      <w:proofErr w:type="gramStart"/>
+      <w:r>
+        <w:rPr>
+          <w:rFonts w:ascii="Consolas" w:eastAsia="Consolas" w:hAnsi="Consolas" w:cs="Consolas"/>
+          <w:sz w:val="17"/>
+          <w:szCs w:val="17"/>
+        </w:rPr>
+        <w:t>torch.cat(</w:t>
+      </w:r>
+      <w:proofErr w:type="gramEnd"/>
+      <w:r>
+        <w:rPr>
+          <w:rFonts w:ascii="Consolas" w:eastAsia="Consolas" w:hAnsi="Consolas" w:cs="Consolas"/>
+          <w:sz w:val="17"/>
+          <w:szCs w:val="17"/>
+        </w:rPr>
+        <w:t xml:space="preserve">[z, </w:t>
+      </w:r>
+      <w:proofErr w:type="spellStart"/>
+      <w:r>
+        <w:rPr>
+          <w:rFonts w:ascii="Consolas" w:eastAsia="Consolas" w:hAnsi="Consolas" w:cs="Consolas"/>
+          <w:sz w:val="17"/>
+          <w:szCs w:val="17"/>
+        </w:rPr>
+        <w:t>cond</w:t>
+      </w:r>
+      <w:proofErr w:type="spellEnd"/>
+      <w:r>
+        <w:rPr>
+          <w:rFonts w:ascii="Consolas" w:eastAsia="Consolas" w:hAnsi="Consolas" w:cs="Consolas"/>
+          <w:sz w:val="17"/>
+          <w:szCs w:val="17"/>
+        </w:rPr>
+        <w:t>], dim=1))</w:t>
       </w:r>
     </w:p>
     <w:p>
@@ -33908,7 +35824,35 @@
           <w:sz w:val="17"/>
           <w:szCs w:val="17"/>
         </w:rPr>
-        <w:t xml:space="preserve">    for kind, width in self.output_info:</w:t>
+        <w:t xml:space="preserve">    for kind, width in </w:t>
+      </w:r>
+      <w:proofErr w:type="spellStart"/>
+      <w:proofErr w:type="gramStart"/>
+      <w:r>
+        <w:rPr>
+          <w:rFonts w:ascii="Consolas" w:eastAsia="Consolas" w:hAnsi="Consolas" w:cs="Consolas"/>
+          <w:sz w:val="17"/>
+          <w:szCs w:val="17"/>
+        </w:rPr>
+        <w:t>self.output</w:t>
+      </w:r>
+      <w:proofErr w:type="gramEnd"/>
+      <w:r>
+        <w:rPr>
+          <w:rFonts w:ascii="Consolas" w:eastAsia="Consolas" w:hAnsi="Consolas" w:cs="Consolas"/>
+          <w:sz w:val="17"/>
+          <w:szCs w:val="17"/>
+        </w:rPr>
+        <w:t>_info</w:t>
+      </w:r>
+      <w:proofErr w:type="spellEnd"/>
+      <w:r>
+        <w:rPr>
+          <w:rFonts w:ascii="Consolas" w:eastAsia="Consolas" w:hAnsi="Consolas" w:cs="Consolas"/>
+          <w:sz w:val="17"/>
+          <w:szCs w:val="17"/>
+        </w:rPr>
+        <w:t>:</w:t>
       </w:r>
     </w:p>
     <w:p>
@@ -33924,7 +35868,45 @@
           <w:sz w:val="17"/>
           <w:szCs w:val="17"/>
         </w:rPr>
-        <w:t xml:space="preserve">        segment = logits[:, start:start + width]</w:t>
+        <w:t xml:space="preserve">        segment = logits</w:t>
+      </w:r>
+      <w:proofErr w:type="gramStart"/>
+      <w:r>
+        <w:rPr>
+          <w:rFonts w:ascii="Consolas" w:eastAsia="Consolas" w:hAnsi="Consolas" w:cs="Consolas"/>
+          <w:sz w:val="17"/>
+          <w:szCs w:val="17"/>
+        </w:rPr>
+        <w:t>[:,</w:t>
+      </w:r>
+      <w:proofErr w:type="gramEnd"/>
+      <w:r>
+        <w:rPr>
+          <w:rFonts w:ascii="Consolas" w:eastAsia="Consolas" w:hAnsi="Consolas" w:cs="Consolas"/>
+          <w:sz w:val="17"/>
+          <w:szCs w:val="17"/>
+        </w:rPr>
+        <w:t xml:space="preserve"> </w:t>
+      </w:r>
+      <w:proofErr w:type="spellStart"/>
+      <w:proofErr w:type="gramStart"/>
+      <w:r>
+        <w:rPr>
+          <w:rFonts w:ascii="Consolas" w:eastAsia="Consolas" w:hAnsi="Consolas" w:cs="Consolas"/>
+          <w:sz w:val="17"/>
+          <w:szCs w:val="17"/>
+        </w:rPr>
+        <w:t>start:start</w:t>
+      </w:r>
+      <w:proofErr w:type="spellEnd"/>
+      <w:proofErr w:type="gramEnd"/>
+      <w:r>
+        <w:rPr>
+          <w:rFonts w:ascii="Consolas" w:eastAsia="Consolas" w:hAnsi="Consolas" w:cs="Consolas"/>
+          <w:sz w:val="17"/>
+          <w:szCs w:val="17"/>
+        </w:rPr>
+        <w:t xml:space="preserve"> + width]</w:t>
       </w:r>
     </w:p>
     <w:p>
@@ -33956,7 +35938,47 @@
           <w:sz w:val="17"/>
           <w:szCs w:val="17"/>
         </w:rPr>
-        <w:t xml:space="preserve">            outputs.append(torch.sigmoid(segment))</w:t>
+        <w:t xml:space="preserve">            </w:t>
+      </w:r>
+      <w:proofErr w:type="spellStart"/>
+      <w:proofErr w:type="gramStart"/>
+      <w:r>
+        <w:rPr>
+          <w:rFonts w:ascii="Consolas" w:eastAsia="Consolas" w:hAnsi="Consolas" w:cs="Consolas"/>
+          <w:sz w:val="17"/>
+          <w:szCs w:val="17"/>
+        </w:rPr>
+        <w:t>outputs.append</w:t>
+      </w:r>
+      <w:proofErr w:type="spellEnd"/>
+      <w:proofErr w:type="gramEnd"/>
+      <w:r>
+        <w:rPr>
+          <w:rFonts w:ascii="Consolas" w:eastAsia="Consolas" w:hAnsi="Consolas" w:cs="Consolas"/>
+          <w:sz w:val="17"/>
+          <w:szCs w:val="17"/>
+        </w:rPr>
+        <w:t>(</w:t>
+      </w:r>
+      <w:proofErr w:type="spellStart"/>
+      <w:proofErr w:type="gramStart"/>
+      <w:r>
+        <w:rPr>
+          <w:rFonts w:ascii="Consolas" w:eastAsia="Consolas" w:hAnsi="Consolas" w:cs="Consolas"/>
+          <w:sz w:val="17"/>
+          <w:szCs w:val="17"/>
+        </w:rPr>
+        <w:t>torch.sigmoid</w:t>
+      </w:r>
+      <w:proofErr w:type="spellEnd"/>
+      <w:proofErr w:type="gramEnd"/>
+      <w:r>
+        <w:rPr>
+          <w:rFonts w:ascii="Consolas" w:eastAsia="Consolas" w:hAnsi="Consolas" w:cs="Consolas"/>
+          <w:sz w:val="17"/>
+          <w:szCs w:val="17"/>
+        </w:rPr>
+        <w:t>(segment))</w:t>
       </w:r>
     </w:p>
     <w:p>
@@ -33988,7 +36010,73 @@
           <w:sz w:val="17"/>
           <w:szCs w:val="17"/>
         </w:rPr>
-        <w:t xml:space="preserve">            outputs.append(F.gumbel_softmax(segment, tau=GUMBEL_TAU, hard=hard))</w:t>
+        <w:t xml:space="preserve">            </w:t>
+      </w:r>
+      <w:proofErr w:type="spellStart"/>
+      <w:proofErr w:type="gramStart"/>
+      <w:r>
+        <w:rPr>
+          <w:rFonts w:ascii="Consolas" w:eastAsia="Consolas" w:hAnsi="Consolas" w:cs="Consolas"/>
+          <w:sz w:val="17"/>
+          <w:szCs w:val="17"/>
+        </w:rPr>
+        <w:t>outputs.append</w:t>
+      </w:r>
+      <w:proofErr w:type="spellEnd"/>
+      <w:proofErr w:type="gramEnd"/>
+      <w:r>
+        <w:rPr>
+          <w:rFonts w:ascii="Consolas" w:eastAsia="Consolas" w:hAnsi="Consolas" w:cs="Consolas"/>
+          <w:sz w:val="17"/>
+          <w:szCs w:val="17"/>
+        </w:rPr>
+        <w:t>(</w:t>
+      </w:r>
+      <w:proofErr w:type="spellStart"/>
+      <w:proofErr w:type="gramStart"/>
+      <w:r>
+        <w:rPr>
+          <w:rFonts w:ascii="Consolas" w:eastAsia="Consolas" w:hAnsi="Consolas" w:cs="Consolas"/>
+          <w:sz w:val="17"/>
+          <w:szCs w:val="17"/>
+        </w:rPr>
+        <w:t>F.gumbel</w:t>
+      </w:r>
+      <w:proofErr w:type="gramEnd"/>
+      <w:r>
+        <w:rPr>
+          <w:rFonts w:ascii="Consolas" w:eastAsia="Consolas" w:hAnsi="Consolas" w:cs="Consolas"/>
+          <w:sz w:val="17"/>
+          <w:szCs w:val="17"/>
+        </w:rPr>
+        <w:t>_</w:t>
+      </w:r>
+      <w:proofErr w:type="gramStart"/>
+      <w:r>
+        <w:rPr>
+          <w:rFonts w:ascii="Consolas" w:eastAsia="Consolas" w:hAnsi="Consolas" w:cs="Consolas"/>
+          <w:sz w:val="17"/>
+          <w:szCs w:val="17"/>
+        </w:rPr>
+        <w:t>softmax</w:t>
+      </w:r>
+      <w:proofErr w:type="spellEnd"/>
+      <w:r>
+        <w:rPr>
+          <w:rFonts w:ascii="Consolas" w:eastAsia="Consolas" w:hAnsi="Consolas" w:cs="Consolas"/>
+          <w:sz w:val="17"/>
+          <w:szCs w:val="17"/>
+        </w:rPr>
+        <w:t>(</w:t>
+      </w:r>
+      <w:proofErr w:type="gramEnd"/>
+      <w:r>
+        <w:rPr>
+          <w:rFonts w:ascii="Consolas" w:eastAsia="Consolas" w:hAnsi="Consolas" w:cs="Consolas"/>
+          <w:sz w:val="17"/>
+          <w:szCs w:val="17"/>
+        </w:rPr>
+        <w:t>segment, tau=GUMBEL_TAU, hard=hard))</w:t>
       </w:r>
     </w:p>
     <w:p>
@@ -34019,7 +36107,25 @@
           <w:sz w:val="17"/>
           <w:szCs w:val="17"/>
         </w:rPr>
-        <w:t xml:space="preserve">    return torch.cat(outputs, dim=1)</w:t>
+        <w:t xml:space="preserve">    return </w:t>
+      </w:r>
+      <w:proofErr w:type="gramStart"/>
+      <w:r>
+        <w:rPr>
+          <w:rFonts w:ascii="Consolas" w:eastAsia="Consolas" w:hAnsi="Consolas" w:cs="Consolas"/>
+          <w:sz w:val="17"/>
+          <w:szCs w:val="17"/>
+        </w:rPr>
+        <w:t>torch.cat(</w:t>
+      </w:r>
+      <w:proofErr w:type="gramEnd"/>
+      <w:r>
+        <w:rPr>
+          <w:rFonts w:ascii="Consolas" w:eastAsia="Consolas" w:hAnsi="Consolas" w:cs="Consolas"/>
+          <w:sz w:val="17"/>
+          <w:szCs w:val="17"/>
+        </w:rPr>
+        <w:t>outputs, dim=1)</w:t>
       </w:r>
     </w:p>
     <w:p>
@@ -34050,13 +36156,59 @@
         <w:shd w:val="clear" w:color="auto" w:fill="F2F2F2"/>
         <w:ind w:left="284"/>
       </w:pPr>
+      <w:proofErr w:type="spellStart"/>
       <w:r>
         <w:rPr>
           <w:rFonts w:ascii="Consolas" w:eastAsia="Consolas" w:hAnsi="Consolas" w:cs="Consolas"/>
           <w:sz w:val="17"/>
           <w:szCs w:val="17"/>
         </w:rPr>
-        <w:t>p_ref = patterns(reference, cols).value_counts(normalize=True)</w:t>
+        <w:t>p_ref</w:t>
+      </w:r>
+      <w:proofErr w:type="spellEnd"/>
+      <w:r>
+        <w:rPr>
+          <w:rFonts w:ascii="Consolas" w:eastAsia="Consolas" w:hAnsi="Consolas" w:cs="Consolas"/>
+          <w:sz w:val="17"/>
+          <w:szCs w:val="17"/>
+        </w:rPr>
+        <w:t xml:space="preserve"> = </w:t>
+      </w:r>
+      <w:proofErr w:type="gramStart"/>
+      <w:r>
+        <w:rPr>
+          <w:rFonts w:ascii="Consolas" w:eastAsia="Consolas" w:hAnsi="Consolas" w:cs="Consolas"/>
+          <w:sz w:val="17"/>
+          <w:szCs w:val="17"/>
+        </w:rPr>
+        <w:t>patterns(</w:t>
+      </w:r>
+      <w:proofErr w:type="gramEnd"/>
+      <w:r>
+        <w:rPr>
+          <w:rFonts w:ascii="Consolas" w:eastAsia="Consolas" w:hAnsi="Consolas" w:cs="Consolas"/>
+          <w:sz w:val="17"/>
+          <w:szCs w:val="17"/>
+        </w:rPr>
+        <w:t>reference, cols).</w:t>
+      </w:r>
+      <w:proofErr w:type="spellStart"/>
+      <w:r>
+        <w:rPr>
+          <w:rFonts w:ascii="Consolas" w:eastAsia="Consolas" w:hAnsi="Consolas" w:cs="Consolas"/>
+          <w:sz w:val="17"/>
+          <w:szCs w:val="17"/>
+        </w:rPr>
+        <w:t>value_counts</w:t>
+      </w:r>
+      <w:proofErr w:type="spellEnd"/>
+      <w:r>
+        <w:rPr>
+          <w:rFonts w:ascii="Consolas" w:eastAsia="Consolas" w:hAnsi="Consolas" w:cs="Consolas"/>
+          <w:sz w:val="17"/>
+          <w:szCs w:val="17"/>
+        </w:rPr>
+        <w:t>(normalize=True)</w:t>
       </w:r>
     </w:p>
     <w:p>
@@ -34066,13 +36218,59 @@
         <w:shd w:val="clear" w:color="auto" w:fill="F2F2F2"/>
         <w:ind w:left="284"/>
       </w:pPr>
+      <w:proofErr w:type="spellStart"/>
       <w:r>
         <w:rPr>
           <w:rFonts w:ascii="Consolas" w:eastAsia="Consolas" w:hAnsi="Consolas" w:cs="Consolas"/>
           <w:sz w:val="17"/>
           <w:szCs w:val="17"/>
         </w:rPr>
-        <w:t>p_oth = patterns(other, cols).value_counts(normalize=True)</w:t>
+        <w:t>p_oth</w:t>
+      </w:r>
+      <w:proofErr w:type="spellEnd"/>
+      <w:r>
+        <w:rPr>
+          <w:rFonts w:ascii="Consolas" w:eastAsia="Consolas" w:hAnsi="Consolas" w:cs="Consolas"/>
+          <w:sz w:val="17"/>
+          <w:szCs w:val="17"/>
+        </w:rPr>
+        <w:t xml:space="preserve"> = </w:t>
+      </w:r>
+      <w:proofErr w:type="gramStart"/>
+      <w:r>
+        <w:rPr>
+          <w:rFonts w:ascii="Consolas" w:eastAsia="Consolas" w:hAnsi="Consolas" w:cs="Consolas"/>
+          <w:sz w:val="17"/>
+          <w:szCs w:val="17"/>
+        </w:rPr>
+        <w:t>patterns(</w:t>
+      </w:r>
+      <w:proofErr w:type="gramEnd"/>
+      <w:r>
+        <w:rPr>
+          <w:rFonts w:ascii="Consolas" w:eastAsia="Consolas" w:hAnsi="Consolas" w:cs="Consolas"/>
+          <w:sz w:val="17"/>
+          <w:szCs w:val="17"/>
+        </w:rPr>
+        <w:t>other, cols).</w:t>
+      </w:r>
+      <w:proofErr w:type="spellStart"/>
+      <w:r>
+        <w:rPr>
+          <w:rFonts w:ascii="Consolas" w:eastAsia="Consolas" w:hAnsi="Consolas" w:cs="Consolas"/>
+          <w:sz w:val="17"/>
+          <w:szCs w:val="17"/>
+        </w:rPr>
+        <w:t>value_counts</w:t>
+      </w:r>
+      <w:proofErr w:type="spellEnd"/>
+      <w:r>
+        <w:rPr>
+          <w:rFonts w:ascii="Consolas" w:eastAsia="Consolas" w:hAnsi="Consolas" w:cs="Consolas"/>
+          <w:sz w:val="17"/>
+          <w:szCs w:val="17"/>
+        </w:rPr>
+        <w:t>(normalize=True)</w:t>
       </w:r>
     </w:p>
     <w:p>
@@ -34088,7 +36286,71 @@
           <w:sz w:val="17"/>
           <w:szCs w:val="17"/>
         </w:rPr>
-        <w:t>union = p_ref.index.union(p_oth.index)</w:t>
+        <w:t xml:space="preserve">union = </w:t>
+      </w:r>
+      <w:proofErr w:type="spellStart"/>
+      <w:r>
+        <w:rPr>
+          <w:rFonts w:ascii="Consolas" w:eastAsia="Consolas" w:hAnsi="Consolas" w:cs="Consolas"/>
+          <w:sz w:val="17"/>
+          <w:szCs w:val="17"/>
+        </w:rPr>
+        <w:t>p_</w:t>
+      </w:r>
+      <w:proofErr w:type="gramStart"/>
+      <w:r>
+        <w:rPr>
+          <w:rFonts w:ascii="Consolas" w:eastAsia="Consolas" w:hAnsi="Consolas" w:cs="Consolas"/>
+          <w:sz w:val="17"/>
+          <w:szCs w:val="17"/>
+        </w:rPr>
+        <w:t>ref.index</w:t>
+      </w:r>
+      <w:proofErr w:type="gramEnd"/>
+      <w:r>
+        <w:rPr>
+          <w:rFonts w:ascii="Consolas" w:eastAsia="Consolas" w:hAnsi="Consolas" w:cs="Consolas"/>
+          <w:sz w:val="17"/>
+          <w:szCs w:val="17"/>
+        </w:rPr>
+        <w:t>.union</w:t>
+      </w:r>
+      <w:proofErr w:type="spellEnd"/>
+      <w:r>
+        <w:rPr>
+          <w:rFonts w:ascii="Consolas" w:eastAsia="Consolas" w:hAnsi="Consolas" w:cs="Consolas"/>
+          <w:sz w:val="17"/>
+          <w:szCs w:val="17"/>
+        </w:rPr>
+        <w:t>(</w:t>
+      </w:r>
+      <w:proofErr w:type="spellStart"/>
+      <w:r>
+        <w:rPr>
+          <w:rFonts w:ascii="Consolas" w:eastAsia="Consolas" w:hAnsi="Consolas" w:cs="Consolas"/>
+          <w:sz w:val="17"/>
+          <w:szCs w:val="17"/>
+        </w:rPr>
+        <w:t>p_</w:t>
+      </w:r>
+      <w:proofErr w:type="gramStart"/>
+      <w:r>
+        <w:rPr>
+          <w:rFonts w:ascii="Consolas" w:eastAsia="Consolas" w:hAnsi="Consolas" w:cs="Consolas"/>
+          <w:sz w:val="17"/>
+          <w:szCs w:val="17"/>
+        </w:rPr>
+        <w:t>oth.index</w:t>
+      </w:r>
+      <w:proofErr w:type="spellEnd"/>
+      <w:proofErr w:type="gramEnd"/>
+      <w:r>
+        <w:rPr>
+          <w:rFonts w:ascii="Consolas" w:eastAsia="Consolas" w:hAnsi="Consolas" w:cs="Consolas"/>
+          <w:sz w:val="17"/>
+          <w:szCs w:val="17"/>
+        </w:rPr>
+        <w:t>)</w:t>
       </w:r>
     </w:p>
     <w:p>
@@ -34104,8 +36366,36 @@
           <w:sz w:val="17"/>
           <w:szCs w:val="17"/>
         </w:rPr>
-        <w:t>scores["pattern_tvd"] = float(</w:t>
-      </w:r>
+        <w:t>scores["</w:t>
+      </w:r>
+      <w:proofErr w:type="spellStart"/>
+      <w:r>
+        <w:rPr>
+          <w:rFonts w:ascii="Consolas" w:eastAsia="Consolas" w:hAnsi="Consolas" w:cs="Consolas"/>
+          <w:sz w:val="17"/>
+          <w:szCs w:val="17"/>
+        </w:rPr>
+        <w:t>pattern_tvd</w:t>
+      </w:r>
+      <w:proofErr w:type="spellEnd"/>
+      <w:r>
+        <w:rPr>
+          <w:rFonts w:ascii="Consolas" w:eastAsia="Consolas" w:hAnsi="Consolas" w:cs="Consolas"/>
+          <w:sz w:val="17"/>
+          <w:szCs w:val="17"/>
+        </w:rPr>
+        <w:t xml:space="preserve">"] = </w:t>
+      </w:r>
+      <w:proofErr w:type="gramStart"/>
+      <w:r>
+        <w:rPr>
+          <w:rFonts w:ascii="Consolas" w:eastAsia="Consolas" w:hAnsi="Consolas" w:cs="Consolas"/>
+          <w:sz w:val="17"/>
+          <w:szCs w:val="17"/>
+        </w:rPr>
+        <w:t>float(</w:t>
+      </w:r>
+      <w:proofErr w:type="gramEnd"/>
     </w:p>
     <w:p>
       <w:pPr>
@@ -34120,7 +36410,53 @@
           <w:sz w:val="17"/>
           <w:szCs w:val="17"/>
         </w:rPr>
-        <w:t xml:space="preserve">    0.5 * (p_ref.reindex(union, fill_value=0)</w:t>
+        <w:t xml:space="preserve">    0.5 * (</w:t>
+      </w:r>
+      <w:proofErr w:type="spellStart"/>
+      <w:r>
+        <w:rPr>
+          <w:rFonts w:ascii="Consolas" w:eastAsia="Consolas" w:hAnsi="Consolas" w:cs="Consolas"/>
+          <w:sz w:val="17"/>
+          <w:szCs w:val="17"/>
+        </w:rPr>
+        <w:t>p_</w:t>
+      </w:r>
+      <w:proofErr w:type="gramStart"/>
+      <w:r>
+        <w:rPr>
+          <w:rFonts w:ascii="Consolas" w:eastAsia="Consolas" w:hAnsi="Consolas" w:cs="Consolas"/>
+          <w:sz w:val="17"/>
+          <w:szCs w:val="17"/>
+        </w:rPr>
+        <w:t>ref.reindex</w:t>
+      </w:r>
+      <w:proofErr w:type="spellEnd"/>
+      <w:proofErr w:type="gramEnd"/>
+      <w:r>
+        <w:rPr>
+          <w:rFonts w:ascii="Consolas" w:eastAsia="Consolas" w:hAnsi="Consolas" w:cs="Consolas"/>
+          <w:sz w:val="17"/>
+          <w:szCs w:val="17"/>
+        </w:rPr>
+        <w:t xml:space="preserve">(union, </w:t>
+      </w:r>
+      <w:proofErr w:type="spellStart"/>
+      <w:r>
+        <w:rPr>
+          <w:rFonts w:ascii="Consolas" w:eastAsia="Consolas" w:hAnsi="Consolas" w:cs="Consolas"/>
+          <w:sz w:val="17"/>
+          <w:szCs w:val="17"/>
+        </w:rPr>
+        <w:t>fill_value</w:t>
+      </w:r>
+      <w:proofErr w:type="spellEnd"/>
+      <w:r>
+        <w:rPr>
+          <w:rFonts w:ascii="Consolas" w:eastAsia="Consolas" w:hAnsi="Consolas" w:cs="Consolas"/>
+          <w:sz w:val="17"/>
+          <w:szCs w:val="17"/>
+        </w:rPr>
+        <w:t>=0)</w:t>
       </w:r>
     </w:p>
     <w:p>
@@ -34136,7 +36472,89 @@
           <w:sz w:val="17"/>
           <w:szCs w:val="17"/>
         </w:rPr>
-        <w:t xml:space="preserve">           - p_oth.reindex(union, fill_value=0)).abs().sum()</w:t>
+        <w:t xml:space="preserve">           - </w:t>
+      </w:r>
+      <w:proofErr w:type="spellStart"/>
+      <w:r>
+        <w:rPr>
+          <w:rFonts w:ascii="Consolas" w:eastAsia="Consolas" w:hAnsi="Consolas" w:cs="Consolas"/>
+          <w:sz w:val="17"/>
+          <w:szCs w:val="17"/>
+        </w:rPr>
+        <w:t>p_</w:t>
+      </w:r>
+      <w:proofErr w:type="gramStart"/>
+      <w:r>
+        <w:rPr>
+          <w:rFonts w:ascii="Consolas" w:eastAsia="Consolas" w:hAnsi="Consolas" w:cs="Consolas"/>
+          <w:sz w:val="17"/>
+          <w:szCs w:val="17"/>
+        </w:rPr>
+        <w:t>oth.reindex</w:t>
+      </w:r>
+      <w:proofErr w:type="spellEnd"/>
+      <w:proofErr w:type="gramEnd"/>
+      <w:r>
+        <w:rPr>
+          <w:rFonts w:ascii="Consolas" w:eastAsia="Consolas" w:hAnsi="Consolas" w:cs="Consolas"/>
+          <w:sz w:val="17"/>
+          <w:szCs w:val="17"/>
+        </w:rPr>
+        <w:t xml:space="preserve">(union, </w:t>
+      </w:r>
+      <w:proofErr w:type="spellStart"/>
+      <w:r>
+        <w:rPr>
+          <w:rFonts w:ascii="Consolas" w:eastAsia="Consolas" w:hAnsi="Consolas" w:cs="Consolas"/>
+          <w:sz w:val="17"/>
+          <w:szCs w:val="17"/>
+        </w:rPr>
+        <w:t>fill_value</w:t>
+      </w:r>
+      <w:proofErr w:type="spellEnd"/>
+      <w:r>
+        <w:rPr>
+          <w:rFonts w:ascii="Consolas" w:eastAsia="Consolas" w:hAnsi="Consolas" w:cs="Consolas"/>
+          <w:sz w:val="17"/>
+          <w:szCs w:val="17"/>
+        </w:rPr>
+        <w:t>=0)</w:t>
+      </w:r>
+      <w:proofErr w:type="gramStart"/>
+      <w:r>
+        <w:rPr>
+          <w:rFonts w:ascii="Consolas" w:eastAsia="Consolas" w:hAnsi="Consolas" w:cs="Consolas"/>
+          <w:sz w:val="17"/>
+          <w:szCs w:val="17"/>
+        </w:rPr>
+        <w:t>).abs</w:t>
+      </w:r>
+      <w:proofErr w:type="gramEnd"/>
+      <w:r>
+        <w:rPr>
+          <w:rFonts w:ascii="Consolas" w:eastAsia="Consolas" w:hAnsi="Consolas" w:cs="Consolas"/>
+          <w:sz w:val="17"/>
+          <w:szCs w:val="17"/>
+        </w:rPr>
+        <w:t>(</w:t>
+      </w:r>
+      <w:proofErr w:type="gramStart"/>
+      <w:r>
+        <w:rPr>
+          <w:rFonts w:ascii="Consolas" w:eastAsia="Consolas" w:hAnsi="Consolas" w:cs="Consolas"/>
+          <w:sz w:val="17"/>
+          <w:szCs w:val="17"/>
+        </w:rPr>
+        <w:t>).sum</w:t>
+      </w:r>
+      <w:proofErr w:type="gramEnd"/>
+      <w:r>
+        <w:rPr>
+          <w:rFonts w:ascii="Consolas" w:eastAsia="Consolas" w:hAnsi="Consolas" w:cs="Consolas"/>
+          <w:sz w:val="17"/>
+          <w:szCs w:val="17"/>
+        </w:rPr>
+        <w:t>()</w:t>
       </w:r>
     </w:p>
     <w:p>
@@ -34446,8 +36864,17 @@
                 <w:sz w:val="20"/>
                 <w:szCs w:val="20"/>
               </w:rPr>
-              <w:t>python main.py --config configs/diabetes.yaml</w:t>
-            </w:r>
+              <w:t>python main.py --config configs/</w:t>
+            </w:r>
+            <w:proofErr w:type="spellStart"/>
+            <w:r>
+              <w:rPr>
+                <w:sz w:val="20"/>
+                <w:szCs w:val="20"/>
+              </w:rPr>
+              <w:t>diabetes.yaml</w:t>
+            </w:r>
+            <w:proofErr w:type="spellEnd"/>
           </w:p>
         </w:tc>
       </w:tr>
@@ -34506,12 +36933,21 @@
             <w:pPr>
               <w:spacing w:line="223" w:lineRule="exact"/>
             </w:pPr>
+            <w:proofErr w:type="spellStart"/>
             <w:r>
               <w:rPr>
                 <w:sz w:val="20"/>
                 <w:szCs w:val="20"/>
               </w:rPr>
-              <w:t>streamlit run app/dashboard.py</w:t>
+              <w:t>streamlit</w:t>
+            </w:r>
+            <w:proofErr w:type="spellEnd"/>
+            <w:r>
+              <w:rPr>
+                <w:sz w:val="20"/>
+                <w:szCs w:val="20"/>
+              </w:rPr>
+              <w:t xml:space="preserve"> run app/dashboard.py</w:t>
             </w:r>
           </w:p>
         </w:tc>
@@ -34836,7 +37272,23 @@
                 <w:sz w:val="20"/>
                 <w:szCs w:val="20"/>
               </w:rPr>
-              <w:t>python -m pytest tests -q</w:t>
+              <w:t xml:space="preserve">python -m </w:t>
+            </w:r>
+            <w:proofErr w:type="spellStart"/>
+            <w:r>
+              <w:rPr>
+                <w:sz w:val="20"/>
+                <w:szCs w:val="20"/>
+              </w:rPr>
+              <w:t>pytest</w:t>
+            </w:r>
+            <w:proofErr w:type="spellEnd"/>
+            <w:r>
+              <w:rPr>
+                <w:sz w:val="20"/>
+                <w:szCs w:val="20"/>
+              </w:rPr>
+              <w:t xml:space="preserve"> tests -q</w:t>
             </w:r>
           </w:p>
         </w:tc>
@@ -34847,567 +37299,6 @@
         <w:spacing w:after="120"/>
       </w:pPr>
     </w:p>
-    <w:p>
-      <w:pPr>
-        <w:pStyle w:val="Heading3"/>
-        <w:keepNext/>
-      </w:pPr>
-      <w:r>
-        <w:t>Annexure D: Project timeline</w:t>
-      </w:r>
-    </w:p>
-    <w:p>
-      <w:pPr>
-        <w:jc w:val="both"/>
-      </w:pPr>
-      <w:r>
-        <w:t>An early version of the project (April 2026) used 9 columns, filled missing values and tested on patients the model had seen. It was rebuilt to handle all columns with missing values and hospitals, to test on unseen patients and to compare against other methods. The main recorded steps since then are:</w:t>
-      </w:r>
-    </w:p>
-    <w:tbl>
-      <w:tblPr>
-        <w:tblW w:w="8666" w:type="dxa"/>
-        <w:tblBorders>
-          <w:top w:val="single" w:sz="4" w:space="0" w:color="auto"/>
-          <w:left w:val="single" w:sz="4" w:space="0" w:color="auto"/>
-          <w:bottom w:val="single" w:sz="4" w:space="0" w:color="auto"/>
-          <w:right w:val="single" w:sz="4" w:space="0" w:color="auto"/>
-          <w:insideH w:val="single" w:sz="4" w:space="0" w:color="auto"/>
-          <w:insideV w:val="single" w:sz="4" w:space="0" w:color="auto"/>
-        </w:tblBorders>
-        <w:tblLook w:val="04A0" w:firstRow="1" w:lastRow="0" w:firstColumn="1" w:lastColumn="0" w:noHBand="0" w:noVBand="1"/>
-      </w:tblPr>
-      <w:tblGrid>
-        <w:gridCol w:w="1700"/>
-        <w:gridCol w:w="6966"/>
-      </w:tblGrid>
-      <w:tr>
-        <w:trPr>
-          <w:tblHeader/>
-        </w:trPr>
-        <w:tc>
-          <w:tcPr>
-            <w:tcW w:w="1700" w:type="dxa"/>
-            <w:tcBorders>
-              <w:top w:val="single" w:sz="4" w:space="0" w:color="808080"/>
-              <w:left w:val="single" w:sz="4" w:space="0" w:color="808080"/>
-              <w:bottom w:val="single" w:sz="4" w:space="0" w:color="808080"/>
-              <w:right w:val="single" w:sz="4" w:space="0" w:color="808080"/>
-            </w:tcBorders>
-            <w:shd w:val="clear" w:color="auto" w:fill="D9E2F3"/>
-            <w:tcMar>
-              <w:top w:w="50" w:type="dxa"/>
-              <w:left w:w="90" w:type="dxa"/>
-              <w:bottom w:w="50" w:type="dxa"/>
-              <w:right w:w="90" w:type="dxa"/>
-            </w:tcMar>
-            <w:vAlign w:val="center"/>
-          </w:tcPr>
-          <w:p>
-            <w:pPr>
-              <w:spacing w:line="223" w:lineRule="exact"/>
-            </w:pPr>
-            <w:r>
-              <w:rPr>
-                <w:b/>
-                <w:bCs/>
-                <w:sz w:val="20"/>
-                <w:szCs w:val="20"/>
-              </w:rPr>
-              <w:t>Date</w:t>
-            </w:r>
-          </w:p>
-        </w:tc>
-        <w:tc>
-          <w:tcPr>
-            <w:tcW w:w="6966" w:type="dxa"/>
-            <w:tcBorders>
-              <w:top w:val="single" w:sz="4" w:space="0" w:color="808080"/>
-              <w:left w:val="single" w:sz="4" w:space="0" w:color="808080"/>
-              <w:bottom w:val="single" w:sz="4" w:space="0" w:color="808080"/>
-              <w:right w:val="single" w:sz="4" w:space="0" w:color="808080"/>
-            </w:tcBorders>
-            <w:shd w:val="clear" w:color="auto" w:fill="D9E2F3"/>
-            <w:tcMar>
-              <w:top w:w="50" w:type="dxa"/>
-              <w:left w:w="90" w:type="dxa"/>
-              <w:bottom w:w="50" w:type="dxa"/>
-              <w:right w:w="90" w:type="dxa"/>
-            </w:tcMar>
-            <w:vAlign w:val="center"/>
-          </w:tcPr>
-          <w:p>
-            <w:pPr>
-              <w:spacing w:line="223" w:lineRule="exact"/>
-            </w:pPr>
-            <w:r>
-              <w:rPr>
-                <w:b/>
-                <w:bCs/>
-                <w:sz w:val="20"/>
-                <w:szCs w:val="20"/>
-              </w:rPr>
-              <w:t>Step</w:t>
-            </w:r>
-          </w:p>
-        </w:tc>
-      </w:tr>
-      <w:tr>
-        <w:trPr>
-          <w:cantSplit/>
-        </w:trPr>
-        <w:tc>
-          <w:tcPr>
-            <w:tcW w:w="1700" w:type="dxa"/>
-            <w:tcBorders>
-              <w:top w:val="single" w:sz="4" w:space="0" w:color="808080"/>
-              <w:left w:val="single" w:sz="4" w:space="0" w:color="808080"/>
-              <w:bottom w:val="single" w:sz="4" w:space="0" w:color="808080"/>
-              <w:right w:val="single" w:sz="4" w:space="0" w:color="808080"/>
-            </w:tcBorders>
-            <w:tcMar>
-              <w:top w:w="50" w:type="dxa"/>
-              <w:left w:w="90" w:type="dxa"/>
-              <w:bottom w:w="50" w:type="dxa"/>
-              <w:right w:w="90" w:type="dxa"/>
-            </w:tcMar>
-            <w:vAlign w:val="center"/>
-          </w:tcPr>
-          <w:p>
-            <w:pPr>
-              <w:spacing w:line="223" w:lineRule="exact"/>
-            </w:pPr>
-            <w:r>
-              <w:rPr>
-                <w:sz w:val="20"/>
-                <w:szCs w:val="20"/>
-              </w:rPr>
-              <w:t>2026-09-29</w:t>
-            </w:r>
-          </w:p>
-        </w:tc>
-        <w:tc>
-          <w:tcPr>
-            <w:tcW w:w="6966" w:type="dxa"/>
-            <w:tcBorders>
-              <w:top w:val="single" w:sz="4" w:space="0" w:color="808080"/>
-              <w:left w:val="single" w:sz="4" w:space="0" w:color="808080"/>
-              <w:bottom w:val="single" w:sz="4" w:space="0" w:color="808080"/>
-              <w:right w:val="single" w:sz="4" w:space="0" w:color="808080"/>
-            </w:tcBorders>
-            <w:tcMar>
-              <w:top w:w="50" w:type="dxa"/>
-              <w:left w:w="90" w:type="dxa"/>
-              <w:bottom w:w="50" w:type="dxa"/>
-              <w:right w:w="90" w:type="dxa"/>
-            </w:tcMar>
-            <w:vAlign w:val="center"/>
-          </w:tcPr>
-          <w:p>
-            <w:pPr>
-              <w:spacing w:line="223" w:lineRule="exact"/>
-            </w:pPr>
-            <w:r>
-              <w:rPr>
-                <w:sz w:val="20"/>
-                <w:szCs w:val="20"/>
-              </w:rPr>
-              <w:t>Generated all 15 columns with "not measured" handling and hospital conditioning</w:t>
-            </w:r>
-          </w:p>
-        </w:tc>
-      </w:tr>
-      <w:tr>
-        <w:trPr>
-          <w:cantSplit/>
-        </w:trPr>
-        <w:tc>
-          <w:tcPr>
-            <w:tcW w:w="1700" w:type="dxa"/>
-            <w:tcBorders>
-              <w:top w:val="single" w:sz="4" w:space="0" w:color="808080"/>
-              <w:left w:val="single" w:sz="4" w:space="0" w:color="808080"/>
-              <w:bottom w:val="single" w:sz="4" w:space="0" w:color="808080"/>
-              <w:right w:val="single" w:sz="4" w:space="0" w:color="808080"/>
-            </w:tcBorders>
-            <w:tcMar>
-              <w:top w:w="50" w:type="dxa"/>
-              <w:left w:w="90" w:type="dxa"/>
-              <w:bottom w:w="50" w:type="dxa"/>
-              <w:right w:w="90" w:type="dxa"/>
-            </w:tcMar>
-            <w:vAlign w:val="center"/>
-          </w:tcPr>
-          <w:p>
-            <w:pPr>
-              <w:spacing w:line="223" w:lineRule="exact"/>
-            </w:pPr>
-            <w:r>
-              <w:rPr>
-                <w:sz w:val="20"/>
-                <w:szCs w:val="20"/>
-              </w:rPr>
-              <w:t>2026-09-29</w:t>
-            </w:r>
-          </w:p>
-        </w:tc>
-        <w:tc>
-          <w:tcPr>
-            <w:tcW w:w="6966" w:type="dxa"/>
-            <w:tcBorders>
-              <w:top w:val="single" w:sz="4" w:space="0" w:color="808080"/>
-              <w:left w:val="single" w:sz="4" w:space="0" w:color="808080"/>
-              <w:bottom w:val="single" w:sz="4" w:space="0" w:color="808080"/>
-              <w:right w:val="single" w:sz="4" w:space="0" w:color="808080"/>
-            </w:tcBorders>
-            <w:tcMar>
-              <w:top w:w="50" w:type="dxa"/>
-              <w:left w:w="90" w:type="dxa"/>
-              <w:bottom w:w="50" w:type="dxa"/>
-              <w:right w:w="90" w:type="dxa"/>
-            </w:tcMar>
-            <w:vAlign w:val="center"/>
-          </w:tcPr>
-          <w:p>
-            <w:pPr>
-              <w:spacing w:line="223" w:lineRule="exact"/>
-            </w:pPr>
-            <w:r>
-              <w:rPr>
-                <w:sz w:val="20"/>
-                <w:szCs w:val="20"/>
-              </w:rPr>
-              <w:t>Added the oldpeak zero flag, 5-seed comparison and paper figures</w:t>
-            </w:r>
-          </w:p>
-        </w:tc>
-      </w:tr>
-      <w:tr>
-        <w:trPr>
-          <w:cantSplit/>
-        </w:trPr>
-        <w:tc>
-          <w:tcPr>
-            <w:tcW w:w="1700" w:type="dxa"/>
-            <w:tcBorders>
-              <w:top w:val="single" w:sz="4" w:space="0" w:color="808080"/>
-              <w:left w:val="single" w:sz="4" w:space="0" w:color="808080"/>
-              <w:bottom w:val="single" w:sz="4" w:space="0" w:color="808080"/>
-              <w:right w:val="single" w:sz="4" w:space="0" w:color="808080"/>
-            </w:tcBorders>
-            <w:tcMar>
-              <w:top w:w="50" w:type="dxa"/>
-              <w:left w:w="90" w:type="dxa"/>
-              <w:bottom w:w="50" w:type="dxa"/>
-              <w:right w:w="90" w:type="dxa"/>
-            </w:tcMar>
-            <w:vAlign w:val="center"/>
-          </w:tcPr>
-          <w:p>
-            <w:pPr>
-              <w:spacing w:line="223" w:lineRule="exact"/>
-            </w:pPr>
-            <w:r>
-              <w:rPr>
-                <w:sz w:val="20"/>
-                <w:szCs w:val="20"/>
-              </w:rPr>
-              <w:t>2026-09-29</w:t>
-            </w:r>
-          </w:p>
-        </w:tc>
-        <w:tc>
-          <w:tcPr>
-            <w:tcW w:w="6966" w:type="dxa"/>
-            <w:tcBorders>
-              <w:top w:val="single" w:sz="4" w:space="0" w:color="808080"/>
-              <w:left w:val="single" w:sz="4" w:space="0" w:color="808080"/>
-              <w:bottom w:val="single" w:sz="4" w:space="0" w:color="808080"/>
-              <w:right w:val="single" w:sz="4" w:space="0" w:color="808080"/>
-            </w:tcBorders>
-            <w:tcMar>
-              <w:top w:w="50" w:type="dxa"/>
-              <w:left w:w="90" w:type="dxa"/>
-              <w:bottom w:w="50" w:type="dxa"/>
-              <w:right w:w="90" w:type="dxa"/>
-            </w:tcMar>
-            <w:vAlign w:val="center"/>
-          </w:tcPr>
-          <w:p>
-            <w:pPr>
-              <w:spacing w:line="223" w:lineRule="exact"/>
-            </w:pPr>
-            <w:r>
-              <w:rPr>
-                <w:sz w:val="20"/>
-                <w:szCs w:val="20"/>
-              </w:rPr>
-              <w:t>Moved dataset settings into configuration files; added the Pima diabetes dataset</w:t>
-            </w:r>
-          </w:p>
-        </w:tc>
-      </w:tr>
-      <w:tr>
-        <w:trPr>
-          <w:cantSplit/>
-        </w:trPr>
-        <w:tc>
-          <w:tcPr>
-            <w:tcW w:w="1700" w:type="dxa"/>
-            <w:tcBorders>
-              <w:top w:val="single" w:sz="4" w:space="0" w:color="808080"/>
-              <w:left w:val="single" w:sz="4" w:space="0" w:color="808080"/>
-              <w:bottom w:val="single" w:sz="4" w:space="0" w:color="808080"/>
-              <w:right w:val="single" w:sz="4" w:space="0" w:color="808080"/>
-            </w:tcBorders>
-            <w:tcMar>
-              <w:top w:w="50" w:type="dxa"/>
-              <w:left w:w="90" w:type="dxa"/>
-              <w:bottom w:w="50" w:type="dxa"/>
-              <w:right w:w="90" w:type="dxa"/>
-            </w:tcMar>
-            <w:vAlign w:val="center"/>
-          </w:tcPr>
-          <w:p>
-            <w:pPr>
-              <w:spacing w:line="223" w:lineRule="exact"/>
-            </w:pPr>
-            <w:r>
-              <w:rPr>
-                <w:sz w:val="20"/>
-                <w:szCs w:val="20"/>
-              </w:rPr>
-              <w:t>2026-10-15</w:t>
-            </w:r>
-          </w:p>
-        </w:tc>
-        <w:tc>
-          <w:tcPr>
-            <w:tcW w:w="6966" w:type="dxa"/>
-            <w:tcBorders>
-              <w:top w:val="single" w:sz="4" w:space="0" w:color="808080"/>
-              <w:left w:val="single" w:sz="4" w:space="0" w:color="808080"/>
-              <w:bottom w:val="single" w:sz="4" w:space="0" w:color="808080"/>
-              <w:right w:val="single" w:sz="4" w:space="0" w:color="808080"/>
-            </w:tcBorders>
-            <w:tcMar>
-              <w:top w:w="50" w:type="dxa"/>
-              <w:left w:w="90" w:type="dxa"/>
-              <w:bottom w:w="50" w:type="dxa"/>
-              <w:right w:w="90" w:type="dxa"/>
-            </w:tcMar>
-            <w:vAlign w:val="center"/>
-          </w:tcPr>
-          <w:p>
-            <w:pPr>
-              <w:spacing w:line="223" w:lineRule="exact"/>
-            </w:pPr>
-            <w:r>
-              <w:rPr>
-                <w:sz w:val="20"/>
-                <w:szCs w:val="20"/>
-              </w:rPr>
-              <w:t>Added ablation switches and the ablation and sensitivity studies</w:t>
-            </w:r>
-          </w:p>
-        </w:tc>
-      </w:tr>
-      <w:tr>
-        <w:trPr>
-          <w:cantSplit/>
-        </w:trPr>
-        <w:tc>
-          <w:tcPr>
-            <w:tcW w:w="1700" w:type="dxa"/>
-            <w:tcBorders>
-              <w:top w:val="single" w:sz="4" w:space="0" w:color="808080"/>
-              <w:left w:val="single" w:sz="4" w:space="0" w:color="808080"/>
-              <w:bottom w:val="single" w:sz="4" w:space="0" w:color="808080"/>
-              <w:right w:val="single" w:sz="4" w:space="0" w:color="808080"/>
-            </w:tcBorders>
-            <w:tcMar>
-              <w:top w:w="50" w:type="dxa"/>
-              <w:left w:w="90" w:type="dxa"/>
-              <w:bottom w:w="50" w:type="dxa"/>
-              <w:right w:w="90" w:type="dxa"/>
-            </w:tcMar>
-            <w:vAlign w:val="center"/>
-          </w:tcPr>
-          <w:p>
-            <w:pPr>
-              <w:spacing w:line="223" w:lineRule="exact"/>
-            </w:pPr>
-            <w:r>
-              <w:rPr>
-                <w:sz w:val="20"/>
-                <w:szCs w:val="20"/>
-              </w:rPr>
-              <w:t>2026-10-15</w:t>
-            </w:r>
-          </w:p>
-        </w:tc>
-        <w:tc>
-          <w:tcPr>
-            <w:tcW w:w="6966" w:type="dxa"/>
-            <w:tcBorders>
-              <w:top w:val="single" w:sz="4" w:space="0" w:color="808080"/>
-              <w:left w:val="single" w:sz="4" w:space="0" w:color="808080"/>
-              <w:bottom w:val="single" w:sz="4" w:space="0" w:color="808080"/>
-              <w:right w:val="single" w:sz="4" w:space="0" w:color="808080"/>
-            </w:tcBorders>
-            <w:tcMar>
-              <w:top w:w="50" w:type="dxa"/>
-              <w:left w:w="90" w:type="dxa"/>
-              <w:bottom w:w="50" w:type="dxa"/>
-              <w:right w:w="90" w:type="dxa"/>
-            </w:tcMar>
-            <w:vAlign w:val="center"/>
-          </w:tcPr>
-          <w:p>
-            <w:pPr>
-              <w:spacing w:line="223" w:lineRule="exact"/>
-            </w:pPr>
-            <w:r>
-              <w:rPr>
-                <w:sz w:val="20"/>
-                <w:szCs w:val="20"/>
-              </w:rPr>
-              <w:t>Separated detectability from privacy; added the correlation-gap measure</w:t>
-            </w:r>
-          </w:p>
-        </w:tc>
-      </w:tr>
-      <w:tr>
-        <w:trPr>
-          <w:cantSplit/>
-        </w:trPr>
-        <w:tc>
-          <w:tcPr>
-            <w:tcW w:w="1700" w:type="dxa"/>
-            <w:tcBorders>
-              <w:top w:val="single" w:sz="4" w:space="0" w:color="808080"/>
-              <w:left w:val="single" w:sz="4" w:space="0" w:color="808080"/>
-              <w:bottom w:val="single" w:sz="4" w:space="0" w:color="808080"/>
-              <w:right w:val="single" w:sz="4" w:space="0" w:color="808080"/>
-            </w:tcBorders>
-            <w:tcMar>
-              <w:top w:w="50" w:type="dxa"/>
-              <w:left w:w="90" w:type="dxa"/>
-              <w:bottom w:w="50" w:type="dxa"/>
-              <w:right w:w="90" w:type="dxa"/>
-            </w:tcMar>
-            <w:vAlign w:val="center"/>
-          </w:tcPr>
-          <w:p>
-            <w:pPr>
-              <w:spacing w:line="223" w:lineRule="exact"/>
-            </w:pPr>
-            <w:r>
-              <w:rPr>
-                <w:sz w:val="20"/>
-                <w:szCs w:val="20"/>
-              </w:rPr>
-              <w:t>2026-10-15</w:t>
-            </w:r>
-          </w:p>
-        </w:tc>
-        <w:tc>
-          <w:tcPr>
-            <w:tcW w:w="6966" w:type="dxa"/>
-            <w:tcBorders>
-              <w:top w:val="single" w:sz="4" w:space="0" w:color="808080"/>
-              <w:left w:val="single" w:sz="4" w:space="0" w:color="808080"/>
-              <w:bottom w:val="single" w:sz="4" w:space="0" w:color="808080"/>
-              <w:right w:val="single" w:sz="4" w:space="0" w:color="808080"/>
-            </w:tcBorders>
-            <w:tcMar>
-              <w:top w:w="50" w:type="dxa"/>
-              <w:left w:w="90" w:type="dxa"/>
-              <w:bottom w:w="50" w:type="dxa"/>
-              <w:right w:w="90" w:type="dxa"/>
-            </w:tcMar>
-            <w:vAlign w:val="center"/>
-          </w:tcPr>
-          <w:p>
-            <w:pPr>
-              <w:spacing w:line="223" w:lineRule="exact"/>
-            </w:pPr>
-            <w:r>
-              <w:rPr>
-                <w:sz w:val="20"/>
-                <w:szCs w:val="20"/>
-              </w:rPr>
-              <w:t>Added the missing-value fidelity scores and privacy audit</w:t>
-            </w:r>
-          </w:p>
-        </w:tc>
-      </w:tr>
-      <w:tr>
-        <w:trPr>
-          <w:cantSplit/>
-        </w:trPr>
-        <w:tc>
-          <w:tcPr>
-            <w:tcW w:w="1700" w:type="dxa"/>
-            <w:tcBorders>
-              <w:top w:val="single" w:sz="4" w:space="0" w:color="808080"/>
-              <w:left w:val="single" w:sz="4" w:space="0" w:color="808080"/>
-              <w:bottom w:val="single" w:sz="4" w:space="0" w:color="808080"/>
-              <w:right w:val="single" w:sz="4" w:space="0" w:color="808080"/>
-            </w:tcBorders>
-            <w:tcMar>
-              <w:top w:w="50" w:type="dxa"/>
-              <w:left w:w="90" w:type="dxa"/>
-              <w:bottom w:w="50" w:type="dxa"/>
-              <w:right w:w="90" w:type="dxa"/>
-            </w:tcMar>
-            <w:vAlign w:val="center"/>
-          </w:tcPr>
-          <w:p>
-            <w:pPr>
-              <w:spacing w:line="223" w:lineRule="exact"/>
-            </w:pPr>
-            <w:r>
-              <w:rPr>
-                <w:sz w:val="20"/>
-                <w:szCs w:val="20"/>
-              </w:rPr>
-              <w:t>2026-10-16</w:t>
-            </w:r>
-          </w:p>
-        </w:tc>
-        <w:tc>
-          <w:tcPr>
-            <w:tcW w:w="6966" w:type="dxa"/>
-            <w:tcBorders>
-              <w:top w:val="single" w:sz="4" w:space="0" w:color="808080"/>
-              <w:left w:val="single" w:sz="4" w:space="0" w:color="808080"/>
-              <w:bottom w:val="single" w:sz="4" w:space="0" w:color="808080"/>
-              <w:right w:val="single" w:sz="4" w:space="0" w:color="808080"/>
-            </w:tcBorders>
-            <w:tcMar>
-              <w:top w:w="50" w:type="dxa"/>
-              <w:left w:w="90" w:type="dxa"/>
-              <w:bottom w:w="50" w:type="dxa"/>
-              <w:right w:w="90" w:type="dxa"/>
-            </w:tcMar>
-            <w:vAlign w:val="center"/>
-          </w:tcPr>
-          <w:p>
-            <w:pPr>
-              <w:spacing w:line="223" w:lineRule="exact"/>
-            </w:pPr>
-            <w:r>
-              <w:rPr>
-                <w:sz w:val="20"/>
-                <w:szCs w:val="20"/>
-              </w:rPr>
-              <w:t>Verified all references; wrote and compiled the research paper</w:t>
-            </w:r>
-          </w:p>
-        </w:tc>
-      </w:tr>
-    </w:tbl>
     <w:p/>
     <w:sectPr>
       <w:footerReference w:type="default" r:id="rId18"/>
@@ -36280,7 +38171,6 @@
   <w:style w:type="character" w:default="1" w:styleId="DefaultParagraphFont">
     <w:name w:val="Default Paragraph Font"/>
     <w:uiPriority w:val="1"/>
-    <w:semiHidden/>
     <w:unhideWhenUsed/>
   </w:style>
   <w:style w:type="table" w:default="1" w:styleId="TableNormal">
